--- a/TS Jatai Ghanam Project/TS 1.1/TS 1.1 Ghanam Tamil Corrections.docx
+++ b/TS Jatai Ghanam Project/TS 1.1/TS 1.1 Ghanam Tamil Corrections.docx
@@ -1,7 +1,2866 @@
 
 <file path=word/document.xml><?xml version="1.0" encoding="utf-8"?>
-<w:document xmlns:wpc="http://schemas.microsoft.com/office/word/2010/wordprocessingCanvas" xmlns:cx="http://schemas.microsoft.com/office/drawing/2014/chartex" xmlns:cx1="http://schemas.microsoft.com/office/drawing/2015/9/8/chartex" xmlns:cx2="http://schemas.microsoft.com/office/drawing/2015/10/21/chartex" xmlns:cx3="http://schemas.microsoft.com/office/drawing/2016/5/9/chartex" xmlns:cx4="http://schemas.microsoft.com/office/drawing/2016/5/10/chartex" xmlns:cx5="http://schemas.microsoft.com/office/drawing/2016/5/11/chartex" xmlns:cx6="http://schemas.microsoft.com/office/drawing/2016/5/12/chartex" xmlns:cx7="http://schemas.microsoft.com/office/drawing/2016/5/13/chartex" xmlns:cx8="http://schemas.microsoft.com/office/drawing/2016/5/14/chartex" xmlns:mc="http://schemas.openxmlformats.org/markup-compatibility/2006" xmlns:aink="http://schemas.microsoft.com/office/drawing/2016/ink" xmlns:am3d="http://schemas.microsoft.com/office/drawing/2017/model3d" xmlns:o="urn:schemas-microsoft-com:office:office" xmlns:oel="http://schemas.microsoft.com/office/2019/extlst" xmlns:r="http://schemas.openxmlformats.org/officeDocument/2006/relationships" xmlns:m="http://schemas.openxmlformats.org/officeDocument/2006/math" xmlns:v="urn:schemas-microsoft-com:vml" xmlns:wp14="http://schemas.microsoft.com/office/word/2010/wordprocessingDrawing" xmlns:wp="http://schemas.openxmlformats.org/drawingml/2006/wordprocessingDrawing" xmlns:w10="urn:schemas-microsoft-com:office:word" xmlns:w="http://schemas.openxmlformats.org/wordprocessingml/2006/main" xmlns:w14="http://schemas.microsoft.com/office/word/2010/wordml" xmlns:w15="http://schemas.microsoft.com/office/word/2012/wordml" xmlns:w16cex="http://schemas.microsoft.com/office/word/2018/wordml/cex" xmlns:w16cid="http://schemas.microsoft.com/office/word/2016/wordml/cid" xmlns:w16="http://schemas.microsoft.com/office/word/2018/wordml" xmlns:w16sdtdh="http://schemas.microsoft.com/office/word/2020/wordml/sdtdatahash" xmlns:w16se="http://schemas.microsoft.com/office/word/2015/wordml/symex" xmlns:wpg="http://schemas.microsoft.com/office/word/2010/wordprocessingGroup" xmlns:wpi="http://schemas.microsoft.com/office/word/2010/wordprocessingInk" xmlns:wne="http://schemas.microsoft.com/office/word/2006/wordml" xmlns:wps="http://schemas.microsoft.com/office/word/2010/wordprocessingShape" mc:Ignorable="w14 w15 w16se w16cid w16 w16cex w16sdtdh wp14">
+<w:document xmlns:wpc="http://schemas.microsoft.com/office/word/2010/wordprocessingCanvas" xmlns:cx="http://schemas.microsoft.com/office/drawing/2014/chartex" xmlns:cx1="http://schemas.microsoft.com/office/drawing/2015/9/8/chartex" xmlns:cx2="http://schemas.microsoft.com/office/drawing/2015/10/21/chartex" xmlns:cx3="http://schemas.microsoft.com/office/drawing/2016/5/9/chartex" xmlns:cx4="http://schemas.microsoft.com/office/drawing/2016/5/10/chartex" xmlns:cx5="http://schemas.microsoft.com/office/drawing/2016/5/11/chartex" xmlns:cx6="http://schemas.microsoft.com/office/drawing/2016/5/12/chartex" xmlns:cx7="http://schemas.microsoft.com/office/drawing/2016/5/13/chartex" xmlns:cx8="http://schemas.microsoft.com/office/drawing/2016/5/14/chartex" xmlns:mc="http://schemas.openxmlformats.org/markup-compatibility/2006" xmlns:aink="http://schemas.microsoft.com/office/drawing/2016/ink" xmlns:am3d="http://schemas.microsoft.com/office/drawing/2017/model3d" xmlns:o="urn:schemas-microsoft-com:office:office" xmlns:oel="http://schemas.microsoft.com/office/2019/extlst" xmlns:r="http://schemas.openxmlformats.org/officeDocument/2006/relationships" xmlns:m="http://schemas.openxmlformats.org/officeDocument/2006/math" xmlns:v="urn:schemas-microsoft-com:vml" xmlns:wp14="http://schemas.microsoft.com/office/word/2010/wordprocessingDrawing" xmlns:wp="http://schemas.openxmlformats.org/drawingml/2006/wordprocessingDrawing" xmlns:w10="urn:schemas-microsoft-com:office:word" xmlns:w="http://schemas.openxmlformats.org/wordprocessingml/2006/main" xmlns:w14="http://schemas.microsoft.com/office/word/2010/wordml" xmlns:w15="http://schemas.microsoft.com/office/word/2012/wordml" xmlns:w16cex="http://schemas.microsoft.com/office/word/2018/wordml/cex" xmlns:w16cid="http://schemas.microsoft.com/office/word/2016/wordml/cid" xmlns:w16="http://schemas.microsoft.com/office/word/2018/wordml" xmlns:w16du="http://schemas.microsoft.com/office/word/2023/wordml/word16du" xmlns:w16sdtdh="http://schemas.microsoft.com/office/word/2020/wordml/sdtdatahash" xmlns:w16sdtfl="http://schemas.microsoft.com/office/word/2024/wordml/sdtformatlock" xmlns:w16se="http://schemas.microsoft.com/office/word/2015/wordml/symex" xmlns:wpg="http://schemas.microsoft.com/office/word/2010/wordprocessingGroup" xmlns:wpi="http://schemas.microsoft.com/office/word/2010/wordprocessingInk" xmlns:wne="http://schemas.microsoft.com/office/word/2006/wordml" xmlns:wps="http://schemas.microsoft.com/office/word/2010/wordprocessingShape" mc:Ignorable="w14 w15 w16se w16cid w16 w16cex w16sdtdh w16sdtfl w16du wp14">
   <w:body>
+    <w:p>
+      <w:pPr>
+        <w:spacing w:before="0" w:line="240" w:lineRule="auto"/>
+        <w:jc w:val="center"/>
+        <w:rPr>
+          <w:b/>
+          <w:bCs/>
+          <w:sz w:val="32"/>
+          <w:szCs w:val="32"/>
+          <w:u w:val="single"/>
+        </w:rPr>
+      </w:pPr>
+      <w:r>
+        <w:rPr>
+          <w:b/>
+          <w:bCs/>
+          <w:sz w:val="32"/>
+          <w:szCs w:val="32"/>
+          <w:u w:val="single"/>
+        </w:rPr>
+        <w:t xml:space="preserve">TS Ghanam – TS 1.1 </w:t>
+      </w:r>
+      <w:r>
+        <w:rPr>
+          <w:b/>
+          <w:bCs/>
+          <w:sz w:val="32"/>
+          <w:szCs w:val="32"/>
+          <w:u w:val="single"/>
+        </w:rPr>
+        <w:t>Tamil</w:t>
+      </w:r>
+      <w:r>
+        <w:rPr>
+          <w:b/>
+          <w:bCs/>
+          <w:sz w:val="32"/>
+          <w:szCs w:val="32"/>
+          <w:u w:val="single"/>
+        </w:rPr>
+        <w:t xml:space="preserve"> Corrections – Observed till </w:t>
+      </w:r>
+      <w:r>
+        <w:rPr>
+          <w:b/>
+          <w:bCs/>
+          <w:sz w:val="32"/>
+          <w:szCs w:val="32"/>
+          <w:highlight w:val="red"/>
+          <w:u w:val="single"/>
+        </w:rPr>
+        <w:t>????</w:t>
+      </w:r>
+    </w:p>
+    <w:p>
+      <w:pPr>
+        <w:spacing w:before="0" w:line="240" w:lineRule="auto"/>
+        <w:jc w:val="center"/>
+        <w:rPr>
+          <w:b/>
+          <w:bCs/>
+          <w:sz w:val="28"/>
+          <w:szCs w:val="32"/>
+        </w:rPr>
+      </w:pPr>
+      <w:r>
+        <w:rPr>
+          <w:b/>
+          <w:bCs/>
+          <w:sz w:val="28"/>
+          <w:szCs w:val="32"/>
+        </w:rPr>
+        <w:t>(ignore those which are already incorporated in your book’s version and date)</w:t>
+      </w:r>
+    </w:p>
+    <w:tbl>
+      <w:tblPr>
+        <w:tblW w:w="13828" w:type="dxa"/>
+        <w:tblInd w:w="-792" w:type="dxa"/>
+        <w:tblBorders>
+          <w:top w:val="single" w:sz="4" w:space="0" w:color="000000"/>
+          <w:left w:val="single" w:sz="4" w:space="0" w:color="000000"/>
+          <w:bottom w:val="single" w:sz="4" w:space="0" w:color="000000"/>
+          <w:right w:val="single" w:sz="4" w:space="0" w:color="000000"/>
+          <w:insideH w:val="single" w:sz="4" w:space="0" w:color="000000"/>
+          <w:insideV w:val="single" w:sz="4" w:space="0" w:color="000000"/>
+        </w:tblBorders>
+        <w:tblLook w:val="04A0" w:firstRow="1" w:lastRow="0" w:firstColumn="1" w:lastColumn="0" w:noHBand="0" w:noVBand="1"/>
+      </w:tblPr>
+      <w:tblGrid>
+        <w:gridCol w:w="6457"/>
+        <w:gridCol w:w="7371"/>
+      </w:tblGrid>
+      <w:tr>
+        <w:tc>
+          <w:tcPr>
+            <w:tcW w:w="6457" w:type="dxa"/>
+          </w:tcPr>
+          <w:p>
+            <w:pPr>
+              <w:spacing w:before="0" w:line="240" w:lineRule="auto"/>
+              <w:jc w:val="center"/>
+              <w:rPr>
+                <w:b/>
+                <w:sz w:val="32"/>
+                <w:szCs w:val="32"/>
+              </w:rPr>
+            </w:pPr>
+            <w:r>
+              <w:rPr>
+                <w:b/>
+                <w:sz w:val="32"/>
+                <w:szCs w:val="32"/>
+              </w:rPr>
+              <w:t>As Printed</w:t>
+            </w:r>
+          </w:p>
+        </w:tc>
+        <w:tc>
+          <w:tcPr>
+            <w:tcW w:w="7371" w:type="dxa"/>
+          </w:tcPr>
+          <w:p>
+            <w:pPr>
+              <w:spacing w:before="0" w:line="240" w:lineRule="auto"/>
+              <w:ind w:right="-18"/>
+              <w:jc w:val="center"/>
+              <w:rPr>
+                <w:b/>
+                <w:sz w:val="32"/>
+                <w:szCs w:val="32"/>
+              </w:rPr>
+            </w:pPr>
+            <w:r>
+              <w:rPr>
+                <w:b/>
+                <w:sz w:val="32"/>
+                <w:szCs w:val="32"/>
+              </w:rPr>
+              <w:t>To be read as or corrected as</w:t>
+            </w:r>
+          </w:p>
+        </w:tc>
+      </w:tr>
+    </w:tbl>
+    <w:p>
+      <w:pPr>
+        <w:spacing w:before="0" w:line="240" w:lineRule="auto"/>
+        <w:rPr>
+          <w:vanish/>
+          <w:sz w:val="32"/>
+          <w:szCs w:val="32"/>
+        </w:rPr>
+      </w:pPr>
+    </w:p>
+    <w:tbl>
+      <w:tblPr>
+        <w:tblW w:w="13921" w:type="dxa"/>
+        <w:tblInd w:w="-743" w:type="dxa"/>
+        <w:tblBorders>
+          <w:top w:val="single" w:sz="4" w:space="0" w:color="000000"/>
+          <w:left w:val="single" w:sz="4" w:space="0" w:color="000000"/>
+          <w:bottom w:val="single" w:sz="4" w:space="0" w:color="000000"/>
+          <w:right w:val="single" w:sz="4" w:space="0" w:color="000000"/>
+          <w:insideH w:val="single" w:sz="4" w:space="0" w:color="000000"/>
+          <w:insideV w:val="single" w:sz="4" w:space="0" w:color="000000"/>
+        </w:tblBorders>
+        <w:tblLook w:val="04A0" w:firstRow="1" w:lastRow="0" w:firstColumn="1" w:lastColumn="0" w:noHBand="0" w:noVBand="1"/>
+      </w:tblPr>
+      <w:tblGrid>
+        <w:gridCol w:w="6408"/>
+        <w:gridCol w:w="7513"/>
+      </w:tblGrid>
+      <w:tr>
+        <w:trPr>
+          <w:trHeight w:val="3876"/>
+        </w:trPr>
+        <w:tc>
+          <w:tcPr>
+            <w:tcW w:w="6408" w:type="dxa"/>
+          </w:tcPr>
+          <w:p>
+            <w:pPr>
+              <w:autoSpaceDE w:val="0"/>
+              <w:autoSpaceDN w:val="0"/>
+              <w:adjustRightInd w:val="0"/>
+              <w:spacing w:before="0" w:line="240" w:lineRule="auto"/>
+              <w:rPr>
+                <w:rFonts w:ascii="Latha" w:hAnsi="Latha" w:cs="Latha"/>
+                <w:szCs w:val="24"/>
+                <w:lang w:bidi="ta-IN"/>
+              </w:rPr>
+            </w:pPr>
+            <w:r>
+              <w:rPr>
+                <w:rFonts w:ascii="Arial Unicode MS" w:hAnsi="Arial Unicode MS" w:cs="Latha"/>
+                <w:b/>
+                <w:bCs/>
+                <w:szCs w:val="24"/>
+                <w:cs/>
+                <w:lang w:bidi="ta-IN"/>
+              </w:rPr>
+              <w:t>44)</w:t>
+            </w:r>
+            <w:r>
+              <w:rPr>
+                <w:rFonts w:ascii="Latha" w:hAnsi="Latha" w:cs="Latha"/>
+                <w:szCs w:val="24"/>
+                <w:lang w:bidi="ta-IN"/>
+              </w:rPr>
+              <w:tab/>
+            </w:r>
+            <w:r>
+              <w:rPr>
+                <w:rFonts w:ascii="Arial Unicode MS" w:hAnsi="Arial Unicode MS" w:cs="Latha"/>
+                <w:b/>
+                <w:bCs/>
+                <w:szCs w:val="24"/>
+                <w:cs/>
+                <w:lang w:bidi="ta-IN"/>
+              </w:rPr>
+              <w:t>1.1.9</w:t>
+            </w:r>
+            <w:r>
+              <w:rPr>
+                <w:rFonts w:ascii="Arial Unicode MS" w:hAnsi="Arial Unicode MS" w:cs="Latha"/>
+                <w:b/>
+                <w:bCs/>
+                <w:szCs w:val="24"/>
+                <w:lang w:bidi="ta-IN"/>
+              </w:rPr>
+              <w:t>.3</w:t>
+            </w:r>
+            <w:r>
+              <w:rPr>
+                <w:rFonts w:ascii="Latha" w:hAnsi="Latha" w:cs="Latha"/>
+                <w:szCs w:val="24"/>
+                <w:lang w:bidi="ta-IN"/>
+              </w:rPr>
+              <w:t>(</w:t>
+            </w:r>
+            <w:r>
+              <w:rPr>
+                <w:rFonts w:ascii="Arial Unicode MS" w:hAnsi="Arial Unicode MS" w:cs="Latha"/>
+                <w:b/>
+                <w:bCs/>
+                <w:szCs w:val="24"/>
+                <w:cs/>
+                <w:lang w:bidi="ta-IN"/>
+              </w:rPr>
+              <w:t>41)</w:t>
+            </w:r>
+            <w:r>
+              <w:rPr>
+                <w:rFonts w:ascii="Latha" w:hAnsi="Latha" w:cs="Latha"/>
+                <w:szCs w:val="24"/>
+                <w:lang w:bidi="ta-IN"/>
+              </w:rPr>
+              <w:t xml:space="preserve">- </w:t>
+            </w:r>
+            <w:r>
+              <w:rPr>
+                <w:rFonts w:ascii="Latha" w:hAnsi="Latha" w:cs="Latha"/>
+                <w:szCs w:val="24"/>
+                <w:cs/>
+                <w:lang w:bidi="ta-IN"/>
+              </w:rPr>
+              <w:t>உ</w:t>
+            </w:r>
+            <w:r>
+              <w:rPr>
+                <w:rFonts w:ascii="BRH Tamil Tab Extra" w:hAnsi="BRH Tamil Tab Extra" w:cs="Latha"/>
+                <w:b/>
+                <w:bCs/>
+                <w:szCs w:val="24"/>
+                <w:lang w:bidi="ta-IN"/>
+              </w:rPr>
+              <w:t>…</w:t>
+            </w:r>
+            <w:r>
+              <w:rPr>
+                <w:rFonts w:ascii="Latha" w:hAnsi="Latha" w:cs="Latha"/>
+                <w:szCs w:val="24"/>
+                <w:cs/>
+                <w:lang w:bidi="ta-IN"/>
+              </w:rPr>
+              <w:t xml:space="preserve">ர்வீ </w:t>
+            </w:r>
+            <w:r>
+              <w:rPr>
+                <w:rFonts w:ascii="Latha" w:hAnsi="Latha" w:cs="Latha"/>
+                <w:szCs w:val="24"/>
+                <w:lang w:bidi="ta-IN"/>
+              </w:rPr>
+              <w:t xml:space="preserve">| </w:t>
+            </w:r>
+            <w:r>
+              <w:rPr>
+                <w:rFonts w:ascii="Latha" w:hAnsi="Latha" w:cs="Latha"/>
+                <w:szCs w:val="24"/>
+                <w:cs/>
+                <w:lang w:bidi="ta-IN"/>
+              </w:rPr>
+              <w:t>ச</w:t>
+            </w:r>
+            <w:r>
+              <w:rPr>
+                <w:rFonts w:ascii="BRH Tamil Tab Extra" w:hAnsi="BRH Tamil Tab Extra" w:cs="Latha"/>
+                <w:b/>
+                <w:bCs/>
+                <w:szCs w:val="24"/>
+                <w:lang w:bidi="ta-IN"/>
+              </w:rPr>
+              <w:t>…</w:t>
+            </w:r>
+            <w:r>
+              <w:rPr>
+                <w:rFonts w:ascii="Latha" w:hAnsi="Latha" w:cs="Latha"/>
+                <w:szCs w:val="24"/>
+                <w:lang w:bidi="ta-IN"/>
+              </w:rPr>
+              <w:t xml:space="preserve"> | </w:t>
+            </w:r>
+            <w:r>
+              <w:rPr>
+                <w:rFonts w:ascii="Latha" w:hAnsi="Latha" w:cs="Latha"/>
+                <w:szCs w:val="24"/>
+                <w:highlight w:val="yellow"/>
+                <w:cs/>
+                <w:lang w:bidi="ta-IN"/>
+              </w:rPr>
+              <w:t>அ</w:t>
+            </w:r>
+            <w:r>
+              <w:rPr>
+                <w:rFonts w:ascii="BRH Tamil Tab Extra" w:hAnsi="BRH Tamil Tab Extra" w:cs="Latha"/>
+                <w:b/>
+                <w:bCs/>
+                <w:szCs w:val="24"/>
+                <w:highlight w:val="yellow"/>
+                <w:lang w:bidi="ta-IN"/>
+              </w:rPr>
+              <w:t>…</w:t>
+            </w:r>
+            <w:r>
+              <w:rPr>
+                <w:rFonts w:ascii="Latha" w:hAnsi="Latha" w:cs="Latha"/>
+                <w:szCs w:val="24"/>
+                <w:highlight w:val="yellow"/>
+                <w:cs/>
+                <w:lang w:bidi="ta-IN"/>
+              </w:rPr>
+              <w:t>ஸி</w:t>
+            </w:r>
+            <w:r>
+              <w:rPr>
+                <w:rFonts w:ascii="BRH Tamil Tab Extra" w:hAnsi="BRH Tamil Tab Extra" w:cs="Latha"/>
+                <w:b/>
+                <w:bCs/>
+                <w:szCs w:val="24"/>
+                <w:lang w:bidi="ta-IN"/>
+              </w:rPr>
+              <w:t>…</w:t>
+            </w:r>
+            <w:r>
+              <w:rPr>
+                <w:rFonts w:ascii="Latha" w:hAnsi="Latha" w:cs="Latha"/>
+                <w:szCs w:val="24"/>
+                <w:lang w:bidi="ta-IN"/>
+              </w:rPr>
+              <w:t xml:space="preserve"> </w:t>
+            </w:r>
+            <w:r>
+              <w:rPr>
+                <w:rFonts w:ascii="Latha" w:hAnsi="Latha" w:cs="Latha"/>
+                <w:szCs w:val="24"/>
+                <w:lang w:bidi="ta-IN"/>
+              </w:rPr>
+              <w:t>|</w:t>
+            </w:r>
+          </w:p>
+          <w:p>
+            <w:pPr>
+              <w:autoSpaceDE w:val="0"/>
+              <w:autoSpaceDN w:val="0"/>
+              <w:adjustRightInd w:val="0"/>
+              <w:spacing w:before="0" w:line="240" w:lineRule="auto"/>
+              <w:rPr>
+                <w:rFonts w:ascii="Latha" w:hAnsi="Latha" w:cs="Latha"/>
+                <w:szCs w:val="24"/>
+                <w:lang w:bidi="ta-IN"/>
+              </w:rPr>
+            </w:pPr>
+            <w:r>
+              <w:rPr>
+                <w:rFonts w:ascii="Latha" w:hAnsi="Latha" w:cs="Latha"/>
+                <w:szCs w:val="24"/>
+                <w:cs/>
+                <w:lang w:bidi="ta-IN"/>
+              </w:rPr>
+              <w:t>உ</w:t>
+            </w:r>
+            <w:r>
+              <w:rPr>
+                <w:rFonts w:ascii="BRH Tamil Tab Extra" w:hAnsi="BRH Tamil Tab Extra" w:cs="Latha"/>
+                <w:b/>
+                <w:bCs/>
+                <w:szCs w:val="24"/>
+                <w:lang w:bidi="ta-IN"/>
+              </w:rPr>
+              <w:t>…</w:t>
+            </w:r>
+            <w:r>
+              <w:rPr>
+                <w:rFonts w:ascii="Latha" w:hAnsi="Latha" w:cs="Latha"/>
+                <w:szCs w:val="24"/>
+                <w:cs/>
+                <w:lang w:bidi="ta-IN"/>
+              </w:rPr>
+              <w:t>ர்வீ ச</w:t>
+            </w:r>
+            <w:r>
+              <w:rPr>
+                <w:rFonts w:ascii="BRH Tamil Tab Extra" w:hAnsi="BRH Tamil Tab Extra" w:cs="Latha"/>
+                <w:b/>
+                <w:bCs/>
+                <w:szCs w:val="24"/>
+                <w:lang w:bidi="ta-IN"/>
+              </w:rPr>
+              <w:t>†</w:t>
+            </w:r>
+            <w:r>
+              <w:rPr>
+                <w:rFonts w:ascii="Latha" w:hAnsi="Latha" w:cs="Latha"/>
+                <w:szCs w:val="24"/>
+                <w:lang w:bidi="ta-IN"/>
+              </w:rPr>
+              <w:t xml:space="preserve"> </w:t>
+            </w:r>
+            <w:r>
+              <w:rPr>
+                <w:rFonts w:ascii="Latha" w:hAnsi="Latha" w:cs="Latha"/>
+                <w:szCs w:val="24"/>
+                <w:cs/>
+                <w:lang w:bidi="ta-IN"/>
+              </w:rPr>
+              <w:t>சோ</w:t>
+            </w:r>
+            <w:r>
+              <w:rPr>
+                <w:rFonts w:ascii="BRH Tamil Tab Extra" w:hAnsi="BRH Tamil Tab Extra" w:cs="Latha"/>
+                <w:b/>
+                <w:bCs/>
+                <w:szCs w:val="24"/>
+                <w:lang w:bidi="ta-IN"/>
+              </w:rPr>
+              <w:t>…</w:t>
+            </w:r>
+            <w:r>
+              <w:rPr>
+                <w:rFonts w:ascii="Latha" w:hAnsi="Latha" w:cs="Latha"/>
+                <w:szCs w:val="24"/>
+                <w:cs/>
+                <w:lang w:bidi="ta-IN"/>
+              </w:rPr>
+              <w:t>ர்வ்யு</w:t>
+            </w:r>
+            <w:r>
+              <w:rPr>
+                <w:rFonts w:ascii="BRH Tamil Tab Extra" w:hAnsi="BRH Tamil Tab Extra" w:cs="Latha"/>
+                <w:b/>
+                <w:bCs/>
+                <w:szCs w:val="24"/>
+                <w:lang w:bidi="ta-IN"/>
+              </w:rPr>
+              <w:t>†</w:t>
+            </w:r>
+            <w:r>
+              <w:rPr>
+                <w:rFonts w:ascii="Latha" w:hAnsi="Latha" w:cs="Latha"/>
+                <w:szCs w:val="24"/>
+                <w:cs/>
+                <w:lang w:bidi="ta-IN"/>
+              </w:rPr>
+              <w:t xml:space="preserve">ர்வீ </w:t>
+            </w:r>
+            <w:r>
+              <w:rPr>
+                <w:rFonts w:ascii="Latha" w:hAnsi="Latha" w:cs="Latha"/>
+                <w:szCs w:val="24"/>
+                <w:highlight w:val="yellow"/>
+                <w:cs/>
+                <w:lang w:bidi="ta-IN"/>
+              </w:rPr>
+              <w:t>சா</w:t>
+            </w:r>
+            <w:r>
+              <w:rPr>
+                <w:rFonts w:ascii="BRH Tamil Tab Extra" w:hAnsi="BRH Tamil Tab Extra" w:cs="Latha"/>
+                <w:b/>
+                <w:bCs/>
+                <w:szCs w:val="24"/>
+                <w:lang w:bidi="ta-IN"/>
+              </w:rPr>
+              <w:t>‡</w:t>
+            </w:r>
+            <w:r>
+              <w:rPr>
+                <w:rFonts w:ascii="Latha" w:hAnsi="Latha" w:cs="Latha"/>
+                <w:szCs w:val="24"/>
+                <w:cs/>
+                <w:lang w:bidi="ta-IN"/>
+              </w:rPr>
+              <w:t>ஸ்ய</w:t>
+            </w:r>
+            <w:r>
+              <w:rPr>
+                <w:rFonts w:ascii="Latha" w:hAnsi="Latha" w:cs="Latha"/>
+                <w:szCs w:val="24"/>
+                <w:highlight w:val="yellow"/>
+                <w:cs/>
+                <w:lang w:bidi="ta-IN"/>
+              </w:rPr>
+              <w:t>ஸி</w:t>
+            </w:r>
+            <w:r>
+              <w:rPr>
+                <w:rFonts w:ascii="Latha" w:hAnsi="Latha" w:cs="Latha"/>
+                <w:szCs w:val="24"/>
+                <w:cs/>
+                <w:lang w:bidi="ta-IN"/>
+              </w:rPr>
+              <w:t xml:space="preserve"> சோ</w:t>
+            </w:r>
+            <w:r>
+              <w:rPr>
+                <w:rFonts w:ascii="BRH Tamil Tab Extra" w:hAnsi="BRH Tamil Tab Extra" w:cs="Latha"/>
+                <w:b/>
+                <w:bCs/>
+                <w:szCs w:val="24"/>
+                <w:lang w:bidi="ta-IN"/>
+              </w:rPr>
+              <w:t>…</w:t>
+            </w:r>
+            <w:r>
+              <w:rPr>
+                <w:rFonts w:ascii="Latha" w:hAnsi="Latha" w:cs="Latha"/>
+                <w:szCs w:val="24"/>
+                <w:cs/>
+                <w:lang w:bidi="ta-IN"/>
+              </w:rPr>
+              <w:t>ர்வ்யு</w:t>
+            </w:r>
+            <w:r>
+              <w:rPr>
+                <w:rFonts w:ascii="BRH Tamil Tab Extra" w:hAnsi="BRH Tamil Tab Extra" w:cs="Latha"/>
+                <w:b/>
+                <w:bCs/>
+                <w:szCs w:val="24"/>
+                <w:lang w:bidi="ta-IN"/>
+              </w:rPr>
+              <w:t>†</w:t>
+            </w:r>
+            <w:r>
+              <w:rPr>
+                <w:rFonts w:ascii="Latha" w:hAnsi="Latha" w:cs="Latha"/>
+                <w:szCs w:val="24"/>
+                <w:cs/>
+                <w:lang w:bidi="ta-IN"/>
+              </w:rPr>
+              <w:t xml:space="preserve">ர்வீ </w:t>
+            </w:r>
+            <w:r>
+              <w:rPr>
+                <w:rFonts w:ascii="Latha" w:hAnsi="Latha" w:cs="Latha"/>
+                <w:szCs w:val="24"/>
+                <w:highlight w:val="yellow"/>
+                <w:cs/>
+                <w:lang w:bidi="ta-IN"/>
+              </w:rPr>
+              <w:t>சா</w:t>
+            </w:r>
+            <w:r>
+              <w:rPr>
+                <w:rFonts w:ascii="BRH Tamil Tab Extra" w:hAnsi="BRH Tamil Tab Extra" w:cs="Latha"/>
+                <w:b/>
+                <w:bCs/>
+                <w:szCs w:val="24"/>
+                <w:highlight w:val="yellow"/>
+                <w:lang w:bidi="ta-IN"/>
+              </w:rPr>
+              <w:t>†</w:t>
+            </w:r>
+            <w:r>
+              <w:rPr>
+                <w:rFonts w:ascii="Latha" w:hAnsi="Latha" w:cs="Latha"/>
+                <w:szCs w:val="24"/>
+                <w:highlight w:val="yellow"/>
+                <w:cs/>
+                <w:lang w:bidi="ta-IN"/>
+              </w:rPr>
+              <w:t>ஸி</w:t>
+            </w:r>
+            <w:r>
+              <w:rPr>
+                <w:rFonts w:ascii="Latha" w:hAnsi="Latha" w:cs="Latha"/>
+                <w:szCs w:val="24"/>
+                <w:cs/>
+                <w:lang w:bidi="ta-IN"/>
+              </w:rPr>
+              <w:t xml:space="preserve"> </w:t>
+            </w:r>
+            <w:r>
+              <w:rPr>
+                <w:rFonts w:ascii="Latha" w:hAnsi="Latha" w:cs="Latha"/>
+                <w:szCs w:val="24"/>
+                <w:lang w:bidi="ta-IN"/>
+              </w:rPr>
+              <w:t xml:space="preserve">| </w:t>
+            </w:r>
+          </w:p>
+          <w:p>
+            <w:pPr>
+              <w:autoSpaceDE w:val="0"/>
+              <w:autoSpaceDN w:val="0"/>
+              <w:adjustRightInd w:val="0"/>
+              <w:spacing w:before="0" w:line="240" w:lineRule="auto"/>
+              <w:rPr>
+                <w:rFonts w:ascii="Latha" w:hAnsi="Latha" w:cs="Latha"/>
+                <w:szCs w:val="24"/>
+                <w:lang w:bidi="ta-IN"/>
+              </w:rPr>
+            </w:pPr>
+            <w:r>
+              <w:rPr>
+                <w:rFonts w:ascii="Arial Unicode MS" w:hAnsi="Arial Unicode MS" w:cs="Latha"/>
+                <w:b/>
+                <w:bCs/>
+                <w:szCs w:val="24"/>
+                <w:cs/>
+                <w:lang w:bidi="ta-IN"/>
+              </w:rPr>
+              <w:t>45)</w:t>
+            </w:r>
+            <w:r>
+              <w:rPr>
+                <w:rFonts w:ascii="Latha" w:hAnsi="Latha" w:cs="Latha"/>
+                <w:szCs w:val="24"/>
+                <w:lang w:bidi="ta-IN"/>
+              </w:rPr>
+              <w:tab/>
+            </w:r>
+            <w:r>
+              <w:rPr>
+                <w:rFonts w:ascii="Arial Unicode MS" w:hAnsi="Arial Unicode MS" w:cs="Latha"/>
+                <w:b/>
+                <w:bCs/>
+                <w:szCs w:val="24"/>
+                <w:cs/>
+                <w:lang w:bidi="ta-IN"/>
+              </w:rPr>
+              <w:t>1.1.9</w:t>
+            </w:r>
+            <w:r>
+              <w:rPr>
+                <w:rFonts w:ascii="Arial Unicode MS" w:hAnsi="Arial Unicode MS" w:cs="Latha"/>
+                <w:b/>
+                <w:bCs/>
+                <w:szCs w:val="24"/>
+                <w:lang w:bidi="ta-IN"/>
+              </w:rPr>
+              <w:t>.3</w:t>
+            </w:r>
+            <w:r>
+              <w:rPr>
+                <w:rFonts w:ascii="Latha" w:hAnsi="Latha" w:cs="Latha"/>
+                <w:szCs w:val="24"/>
+                <w:lang w:bidi="ta-IN"/>
+              </w:rPr>
+              <w:t>(</w:t>
+            </w:r>
+            <w:r>
+              <w:rPr>
+                <w:rFonts w:ascii="Arial Unicode MS" w:hAnsi="Arial Unicode MS" w:cs="Latha"/>
+                <w:b/>
+                <w:bCs/>
+                <w:szCs w:val="24"/>
+                <w:cs/>
+                <w:lang w:bidi="ta-IN"/>
+              </w:rPr>
+              <w:t>42)</w:t>
+            </w:r>
+            <w:r>
+              <w:rPr>
+                <w:rFonts w:ascii="Latha" w:hAnsi="Latha" w:cs="Latha"/>
+                <w:szCs w:val="24"/>
+                <w:lang w:bidi="ta-IN"/>
+              </w:rPr>
+              <w:t xml:space="preserve">- </w:t>
+            </w:r>
+            <w:r>
+              <w:rPr>
+                <w:rFonts w:ascii="Latha" w:hAnsi="Latha" w:cs="Latha"/>
+                <w:szCs w:val="24"/>
+                <w:cs/>
+                <w:lang w:bidi="ta-IN"/>
+              </w:rPr>
+              <w:t>ச</w:t>
+            </w:r>
+            <w:r>
+              <w:rPr>
+                <w:rFonts w:ascii="BRH Tamil Tab Extra" w:hAnsi="BRH Tamil Tab Extra" w:cs="Latha"/>
+                <w:b/>
+                <w:bCs/>
+                <w:szCs w:val="24"/>
+                <w:lang w:bidi="ta-IN"/>
+              </w:rPr>
+              <w:t>…</w:t>
+            </w:r>
+            <w:r>
+              <w:rPr>
+                <w:rFonts w:ascii="Latha" w:hAnsi="Latha" w:cs="Latha"/>
+                <w:szCs w:val="24"/>
+                <w:lang w:bidi="ta-IN"/>
+              </w:rPr>
+              <w:t xml:space="preserve"> | </w:t>
+            </w:r>
+            <w:r>
+              <w:rPr>
+                <w:rFonts w:ascii="Latha" w:hAnsi="Latha" w:cs="Latha"/>
+                <w:szCs w:val="24"/>
+                <w:highlight w:val="yellow"/>
+                <w:cs/>
+                <w:lang w:bidi="ta-IN"/>
+              </w:rPr>
+              <w:t>அ</w:t>
+            </w:r>
+            <w:r>
+              <w:rPr>
+                <w:rFonts w:ascii="BRH Tamil Tab Extra" w:hAnsi="BRH Tamil Tab Extra" w:cs="Latha"/>
+                <w:b/>
+                <w:bCs/>
+                <w:szCs w:val="24"/>
+                <w:highlight w:val="yellow"/>
+                <w:lang w:bidi="ta-IN"/>
+              </w:rPr>
+              <w:t>…</w:t>
+            </w:r>
+            <w:r>
+              <w:rPr>
+                <w:rFonts w:ascii="Latha" w:hAnsi="Latha" w:cs="Latha"/>
+                <w:szCs w:val="24"/>
+                <w:highlight w:val="yellow"/>
+                <w:cs/>
+                <w:lang w:bidi="ta-IN"/>
+              </w:rPr>
+              <w:t>ஸி</w:t>
+            </w:r>
+            <w:r>
+              <w:rPr>
+                <w:rFonts w:ascii="BRH Tamil Tab Extra" w:hAnsi="BRH Tamil Tab Extra" w:cs="Latha"/>
+                <w:b/>
+                <w:bCs/>
+                <w:szCs w:val="24"/>
+                <w:lang w:bidi="ta-IN"/>
+              </w:rPr>
+              <w:t>…</w:t>
+            </w:r>
+            <w:r>
+              <w:rPr>
+                <w:rFonts w:ascii="Latha" w:hAnsi="Latha" w:cs="Latha"/>
+                <w:szCs w:val="24"/>
+                <w:lang w:bidi="ta-IN"/>
+              </w:rPr>
+              <w:t xml:space="preserve"> | </w:t>
+            </w:r>
+            <w:r>
+              <w:rPr>
+                <w:rFonts w:ascii="Latha" w:hAnsi="Latha" w:cs="Latha"/>
+                <w:szCs w:val="24"/>
+                <w:cs/>
+                <w:lang w:bidi="ta-IN"/>
+              </w:rPr>
+              <w:t>வஸ்வீ</w:t>
+            </w:r>
+            <w:r>
+              <w:rPr>
+                <w:rFonts w:ascii="BRH Tamil Tab Extra" w:hAnsi="BRH Tamil Tab Extra" w:cs="Latha"/>
+                <w:b/>
+                <w:bCs/>
+                <w:szCs w:val="24"/>
+                <w:lang w:bidi="ta-IN"/>
+              </w:rPr>
+              <w:t>‡</w:t>
+            </w:r>
+            <w:r>
+              <w:rPr>
+                <w:rFonts w:ascii="Latha" w:hAnsi="Latha" w:cs="Latha"/>
+                <w:szCs w:val="24"/>
+                <w:lang w:bidi="ta-IN"/>
+              </w:rPr>
+              <w:t xml:space="preserve"> |</w:t>
+            </w:r>
+          </w:p>
+          <w:p>
+            <w:pPr>
+              <w:autoSpaceDE w:val="0"/>
+              <w:autoSpaceDN w:val="0"/>
+              <w:adjustRightInd w:val="0"/>
+              <w:spacing w:before="0" w:line="240" w:lineRule="auto"/>
+              <w:rPr>
+                <w:rFonts w:ascii="Latha" w:hAnsi="Latha" w:cs="Latha"/>
+                <w:szCs w:val="24"/>
+                <w:lang w:bidi="ta-IN"/>
+              </w:rPr>
+            </w:pPr>
+            <w:r>
+              <w:rPr>
+                <w:rFonts w:ascii="Latha" w:hAnsi="Latha" w:cs="Latha"/>
+                <w:szCs w:val="24"/>
+                <w:highlight w:val="yellow"/>
+                <w:cs/>
+                <w:lang w:bidi="ta-IN"/>
+              </w:rPr>
+              <w:t>சா</w:t>
+            </w:r>
+            <w:r>
+              <w:rPr>
+                <w:rFonts w:ascii="BRH Tamil Tab Extra" w:hAnsi="BRH Tamil Tab Extra" w:cs="Latha"/>
+                <w:b/>
+                <w:bCs/>
+                <w:szCs w:val="24"/>
+                <w:highlight w:val="yellow"/>
+                <w:lang w:bidi="ta-IN"/>
+              </w:rPr>
+              <w:t>…</w:t>
+            </w:r>
+            <w:r>
+              <w:rPr>
+                <w:rFonts w:ascii="Latha" w:hAnsi="Latha" w:cs="Latha"/>
+                <w:szCs w:val="24"/>
+                <w:highlight w:val="yellow"/>
+                <w:cs/>
+                <w:lang w:bidi="ta-IN"/>
+              </w:rPr>
+              <w:t>ஸ்ய</w:t>
+            </w:r>
+            <w:r>
+              <w:rPr>
+                <w:rFonts w:ascii="BRH Tamil Tab Extra" w:hAnsi="BRH Tamil Tab Extra" w:cs="Latha"/>
+                <w:b/>
+                <w:bCs/>
+                <w:szCs w:val="24"/>
+                <w:highlight w:val="yellow"/>
+                <w:lang w:bidi="ta-IN"/>
+              </w:rPr>
+              <w:t>…</w:t>
+            </w:r>
+            <w:r>
+              <w:rPr>
+                <w:rFonts w:ascii="Latha" w:hAnsi="Latha" w:cs="Latha"/>
+                <w:szCs w:val="24"/>
+                <w:highlight w:val="yellow"/>
+                <w:cs/>
+                <w:lang w:bidi="ta-IN"/>
+              </w:rPr>
+              <w:t>ஸி</w:t>
+            </w:r>
+            <w:r>
+              <w:rPr>
+                <w:rFonts w:ascii="BRH Tamil Tab Extra" w:hAnsi="BRH Tamil Tab Extra" w:cs="Latha"/>
+                <w:b/>
+                <w:bCs/>
+                <w:szCs w:val="24"/>
+                <w:lang w:bidi="ta-IN"/>
+              </w:rPr>
+              <w:t>…</w:t>
+            </w:r>
+            <w:r>
+              <w:rPr>
+                <w:rFonts w:ascii="Latha" w:hAnsi="Latha" w:cs="Latha"/>
+                <w:szCs w:val="24"/>
+                <w:lang w:bidi="ta-IN"/>
+              </w:rPr>
+              <w:t xml:space="preserve"> </w:t>
+            </w:r>
+            <w:r>
+              <w:rPr>
+                <w:rFonts w:ascii="Latha" w:hAnsi="Latha" w:cs="Latha"/>
+                <w:szCs w:val="24"/>
+                <w:cs/>
+                <w:lang w:bidi="ta-IN"/>
+              </w:rPr>
+              <w:t>ச</w:t>
+            </w:r>
+            <w:r>
+              <w:rPr>
+                <w:rFonts w:ascii="BRH Tamil Tab Extra" w:hAnsi="BRH Tamil Tab Extra" w:cs="Latha"/>
+                <w:b/>
+                <w:bCs/>
+                <w:szCs w:val="24"/>
+                <w:lang w:bidi="ta-IN"/>
+              </w:rPr>
+              <w:t>…</w:t>
+            </w:r>
+            <w:r>
+              <w:rPr>
+                <w:rFonts w:ascii="Latha" w:hAnsi="Latha" w:cs="Latha"/>
+                <w:szCs w:val="24"/>
+                <w:lang w:bidi="ta-IN"/>
+              </w:rPr>
+              <w:t xml:space="preserve"> </w:t>
+            </w:r>
+            <w:r>
+              <w:rPr>
+                <w:rFonts w:ascii="Latha" w:hAnsi="Latha" w:cs="Latha"/>
+                <w:szCs w:val="24"/>
+                <w:highlight w:val="yellow"/>
+                <w:cs/>
+                <w:lang w:bidi="ta-IN"/>
+              </w:rPr>
+              <w:t>சா</w:t>
+            </w:r>
+            <w:r>
+              <w:rPr>
+                <w:rFonts w:ascii="BRH Tamil Tab Extra" w:hAnsi="BRH Tamil Tab Extra" w:cs="Latha"/>
+                <w:b/>
+                <w:bCs/>
+                <w:szCs w:val="24"/>
+                <w:lang w:bidi="ta-IN"/>
+              </w:rPr>
+              <w:t>…</w:t>
+            </w:r>
+            <w:r>
+              <w:rPr>
+                <w:rFonts w:ascii="Latha" w:hAnsi="Latha" w:cs="Latha"/>
+                <w:szCs w:val="24"/>
+                <w:cs/>
+                <w:lang w:bidi="ta-IN"/>
+              </w:rPr>
+              <w:t>ஸி</w:t>
+            </w:r>
+            <w:r>
+              <w:rPr>
+                <w:rFonts w:ascii="BRH Tamil Tab Extra" w:hAnsi="BRH Tamil Tab Extra" w:cs="Latha"/>
+                <w:b/>
+                <w:bCs/>
+                <w:szCs w:val="24"/>
+                <w:lang w:bidi="ta-IN"/>
+              </w:rPr>
+              <w:t>…</w:t>
+            </w:r>
+            <w:r>
+              <w:rPr>
+                <w:rFonts w:ascii="Latha" w:hAnsi="Latha" w:cs="Latha"/>
+                <w:szCs w:val="24"/>
+                <w:lang w:bidi="ta-IN"/>
+              </w:rPr>
+              <w:t xml:space="preserve"> </w:t>
+            </w:r>
+            <w:r>
+              <w:rPr>
+                <w:rFonts w:ascii="Latha" w:hAnsi="Latha" w:cs="Latha"/>
+                <w:szCs w:val="24"/>
+                <w:cs/>
+                <w:lang w:bidi="ta-IN"/>
+              </w:rPr>
+              <w:t>வஸ்வீ</w:t>
+            </w:r>
+            <w:r>
+              <w:rPr>
+                <w:rFonts w:ascii="BRH Tamil Tab Extra" w:hAnsi="BRH Tamil Tab Extra" w:cs="Latha"/>
+                <w:b/>
+                <w:bCs/>
+                <w:szCs w:val="24"/>
+                <w:lang w:bidi="ta-IN"/>
+              </w:rPr>
+              <w:t>…</w:t>
+            </w:r>
+            <w:r>
+              <w:rPr>
+                <w:rFonts w:ascii="Latha" w:hAnsi="Latha" w:cs="Latha"/>
+                <w:szCs w:val="24"/>
+                <w:lang w:bidi="ta-IN"/>
+              </w:rPr>
+              <w:t xml:space="preserve"> </w:t>
+            </w:r>
+            <w:r>
+              <w:rPr>
+                <w:rFonts w:ascii="Latha" w:hAnsi="Latha" w:cs="Latha"/>
+                <w:szCs w:val="24"/>
+                <w:cs/>
+                <w:lang w:bidi="ta-IN"/>
+              </w:rPr>
+              <w:t>வஸ்</w:t>
+            </w:r>
+            <w:r>
+              <w:rPr>
+                <w:rFonts w:ascii="Latha" w:hAnsi="Latha" w:cs="Latha"/>
+                <w:szCs w:val="24"/>
+                <w:highlight w:val="yellow"/>
+                <w:cs/>
+                <w:lang w:bidi="ta-IN"/>
+              </w:rPr>
+              <w:t>வ்ய</w:t>
+            </w:r>
+            <w:r>
+              <w:rPr>
+                <w:rFonts w:ascii="BRH Tamil Tab Extra" w:hAnsi="BRH Tamil Tab Extra" w:cs="Latha"/>
+                <w:b/>
+                <w:bCs/>
+                <w:szCs w:val="24"/>
+                <w:highlight w:val="yellow"/>
+                <w:lang w:bidi="ta-IN"/>
+              </w:rPr>
+              <w:t>†</w:t>
+            </w:r>
+            <w:r>
+              <w:rPr>
+                <w:rFonts w:ascii="Latha" w:hAnsi="Latha" w:cs="Latha"/>
+                <w:szCs w:val="24"/>
+                <w:highlight w:val="yellow"/>
+                <w:cs/>
+                <w:lang w:bidi="ta-IN"/>
+              </w:rPr>
+              <w:t>ஸி ச</w:t>
+            </w:r>
+            <w:r>
+              <w:rPr>
+                <w:rFonts w:ascii="Latha" w:hAnsi="Latha" w:cs="Latha"/>
+                <w:szCs w:val="24"/>
+                <w:cs/>
+                <w:lang w:bidi="ta-IN"/>
+              </w:rPr>
+              <w:t xml:space="preserve"> சாஸி</w:t>
+            </w:r>
+            <w:r>
+              <w:rPr>
+                <w:rFonts w:ascii="BRH Tamil Tab Extra" w:hAnsi="BRH Tamil Tab Extra" w:cs="Latha"/>
+                <w:b/>
+                <w:bCs/>
+                <w:szCs w:val="24"/>
+                <w:lang w:bidi="ta-IN"/>
+              </w:rPr>
+              <w:t>…</w:t>
+            </w:r>
+            <w:r>
+              <w:rPr>
+                <w:rFonts w:ascii="Latha" w:hAnsi="Latha" w:cs="Latha"/>
+                <w:szCs w:val="24"/>
+                <w:lang w:bidi="ta-IN"/>
+              </w:rPr>
+              <w:t xml:space="preserve"> </w:t>
+            </w:r>
+            <w:r>
+              <w:rPr>
+                <w:rFonts w:ascii="Latha" w:hAnsi="Latha" w:cs="Latha"/>
+                <w:szCs w:val="24"/>
+                <w:cs/>
+                <w:lang w:bidi="ta-IN"/>
+              </w:rPr>
+              <w:t>வஸ்வீ</w:t>
+            </w:r>
+            <w:r>
+              <w:rPr>
+                <w:rFonts w:ascii="BRH Tamil Tab Extra" w:hAnsi="BRH Tamil Tab Extra" w:cs="Latha"/>
+                <w:b/>
+                <w:bCs/>
+                <w:szCs w:val="24"/>
+                <w:lang w:bidi="ta-IN"/>
+              </w:rPr>
+              <w:t>‡</w:t>
+            </w:r>
+            <w:r>
+              <w:rPr>
+                <w:rFonts w:ascii="Latha" w:hAnsi="Latha" w:cs="Latha"/>
+                <w:szCs w:val="24"/>
+                <w:lang w:bidi="ta-IN"/>
+              </w:rPr>
+              <w:t xml:space="preserve"> | </w:t>
+            </w:r>
+          </w:p>
+          <w:p>
+            <w:pPr>
+              <w:autoSpaceDE w:val="0"/>
+              <w:autoSpaceDN w:val="0"/>
+              <w:adjustRightInd w:val="0"/>
+              <w:spacing w:before="0" w:line="240" w:lineRule="auto"/>
+              <w:rPr>
+                <w:rFonts w:ascii="Latha" w:hAnsi="Latha" w:cs="Latha"/>
+                <w:szCs w:val="24"/>
+                <w:lang w:bidi="ta-IN"/>
+              </w:rPr>
+            </w:pPr>
+            <w:r>
+              <w:rPr>
+                <w:rFonts w:ascii="Arial Unicode MS" w:hAnsi="Arial Unicode MS" w:cs="Latha"/>
+                <w:b/>
+                <w:bCs/>
+                <w:szCs w:val="24"/>
+                <w:cs/>
+                <w:lang w:bidi="ta-IN"/>
+              </w:rPr>
+              <w:t>46)</w:t>
+            </w:r>
+            <w:r>
+              <w:rPr>
+                <w:rFonts w:ascii="Latha" w:hAnsi="Latha" w:cs="Latha"/>
+                <w:szCs w:val="24"/>
+                <w:lang w:bidi="ta-IN"/>
+              </w:rPr>
+              <w:tab/>
+            </w:r>
+            <w:r>
+              <w:rPr>
+                <w:rFonts w:ascii="Arial Unicode MS" w:hAnsi="Arial Unicode MS" w:cs="Latha"/>
+                <w:b/>
+                <w:bCs/>
+                <w:szCs w:val="24"/>
+                <w:cs/>
+                <w:lang w:bidi="ta-IN"/>
+              </w:rPr>
+              <w:t>1.1.9</w:t>
+            </w:r>
+            <w:r>
+              <w:rPr>
+                <w:rFonts w:ascii="Arial Unicode MS" w:hAnsi="Arial Unicode MS" w:cs="Latha"/>
+                <w:b/>
+                <w:bCs/>
+                <w:szCs w:val="24"/>
+                <w:lang w:bidi="ta-IN"/>
+              </w:rPr>
+              <w:t>.3</w:t>
+            </w:r>
+            <w:r>
+              <w:rPr>
+                <w:rFonts w:ascii="Latha" w:hAnsi="Latha" w:cs="Latha"/>
+                <w:szCs w:val="24"/>
+                <w:lang w:bidi="ta-IN"/>
+              </w:rPr>
+              <w:t>(</w:t>
+            </w:r>
+            <w:r>
+              <w:rPr>
+                <w:rFonts w:ascii="Arial Unicode MS" w:hAnsi="Arial Unicode MS" w:cs="Latha"/>
+                <w:b/>
+                <w:bCs/>
+                <w:szCs w:val="24"/>
+                <w:cs/>
+                <w:lang w:bidi="ta-IN"/>
+              </w:rPr>
+              <w:t>43)</w:t>
+            </w:r>
+            <w:r>
+              <w:rPr>
+                <w:rFonts w:ascii="Latha" w:hAnsi="Latha" w:cs="Latha"/>
+                <w:szCs w:val="24"/>
+                <w:lang w:bidi="ta-IN"/>
+              </w:rPr>
+              <w:t xml:space="preserve">- </w:t>
+            </w:r>
+            <w:r>
+              <w:rPr>
+                <w:rFonts w:ascii="Latha" w:hAnsi="Latha" w:cs="Latha"/>
+                <w:szCs w:val="24"/>
+                <w:highlight w:val="yellow"/>
+                <w:cs/>
+                <w:lang w:bidi="ta-IN"/>
+              </w:rPr>
+              <w:t>அ</w:t>
+            </w:r>
+            <w:r>
+              <w:rPr>
+                <w:rFonts w:ascii="BRH Tamil Tab Extra" w:hAnsi="BRH Tamil Tab Extra" w:cs="Latha"/>
+                <w:b/>
+                <w:bCs/>
+                <w:szCs w:val="24"/>
+                <w:highlight w:val="yellow"/>
+                <w:lang w:bidi="ta-IN"/>
+              </w:rPr>
+              <w:t>…</w:t>
+            </w:r>
+            <w:r>
+              <w:rPr>
+                <w:rFonts w:ascii="Latha" w:hAnsi="Latha" w:cs="Latha"/>
+                <w:szCs w:val="24"/>
+                <w:highlight w:val="yellow"/>
+                <w:cs/>
+                <w:lang w:bidi="ta-IN"/>
+              </w:rPr>
+              <w:t>ஸி</w:t>
+            </w:r>
+            <w:r>
+              <w:rPr>
+                <w:rFonts w:ascii="BRH Tamil Tab Extra" w:hAnsi="BRH Tamil Tab Extra" w:cs="Latha"/>
+                <w:b/>
+                <w:bCs/>
+                <w:szCs w:val="24"/>
+                <w:lang w:bidi="ta-IN"/>
+              </w:rPr>
+              <w:t>…</w:t>
+            </w:r>
+            <w:r>
+              <w:rPr>
+                <w:rFonts w:ascii="Latha" w:hAnsi="Latha" w:cs="Latha"/>
+                <w:szCs w:val="24"/>
+                <w:lang w:bidi="ta-IN"/>
+              </w:rPr>
+              <w:t xml:space="preserve"> | </w:t>
+            </w:r>
+            <w:r>
+              <w:rPr>
+                <w:rFonts w:ascii="Latha" w:hAnsi="Latha" w:cs="Latha"/>
+                <w:szCs w:val="24"/>
+                <w:cs/>
+                <w:lang w:bidi="ta-IN"/>
+              </w:rPr>
+              <w:t>வஸ்வீ</w:t>
+            </w:r>
+            <w:r>
+              <w:rPr>
+                <w:rFonts w:ascii="BRH Tamil Tab Extra" w:hAnsi="BRH Tamil Tab Extra" w:cs="Latha"/>
+                <w:b/>
+                <w:bCs/>
+                <w:szCs w:val="24"/>
+                <w:lang w:bidi="ta-IN"/>
+              </w:rPr>
+              <w:t>‡</w:t>
+            </w:r>
+            <w:r>
+              <w:rPr>
+                <w:rFonts w:ascii="Latha" w:hAnsi="Latha" w:cs="Latha"/>
+                <w:szCs w:val="24"/>
+                <w:lang w:bidi="ta-IN"/>
+              </w:rPr>
+              <w:t xml:space="preserve"> | </w:t>
+            </w:r>
+            <w:r>
+              <w:rPr>
+                <w:rFonts w:ascii="Latha" w:hAnsi="Latha" w:cs="Latha"/>
+                <w:szCs w:val="24"/>
+                <w:cs/>
+                <w:lang w:bidi="ta-IN"/>
+              </w:rPr>
+              <w:t>ச</w:t>
+            </w:r>
+            <w:r>
+              <w:rPr>
+                <w:rFonts w:ascii="BRH Tamil Tab Extra" w:hAnsi="BRH Tamil Tab Extra" w:cs="Latha"/>
+                <w:b/>
+                <w:bCs/>
+                <w:szCs w:val="24"/>
+                <w:lang w:bidi="ta-IN"/>
+              </w:rPr>
+              <w:t>…</w:t>
+            </w:r>
+            <w:r>
+              <w:rPr>
+                <w:rFonts w:ascii="Latha" w:hAnsi="Latha" w:cs="Latha"/>
+                <w:szCs w:val="24"/>
+                <w:lang w:bidi="ta-IN"/>
+              </w:rPr>
+              <w:t xml:space="preserve"> |</w:t>
+            </w:r>
+          </w:p>
+          <w:p>
+            <w:pPr>
+              <w:autoSpaceDE w:val="0"/>
+              <w:autoSpaceDN w:val="0"/>
+              <w:adjustRightInd w:val="0"/>
+              <w:spacing w:before="0" w:line="240" w:lineRule="auto"/>
+              <w:rPr>
+                <w:rFonts w:ascii="BRH Malayalam Extra" w:hAnsi="BRH Malayalam Extra" w:cs="BRH Malayalam Extra"/>
+                <w:sz w:val="28"/>
+                <w:szCs w:val="36"/>
+              </w:rPr>
+            </w:pPr>
+            <w:r>
+              <w:rPr>
+                <w:rFonts w:ascii="Latha" w:hAnsi="Latha" w:cs="Latha"/>
+                <w:szCs w:val="24"/>
+                <w:highlight w:val="yellow"/>
+                <w:cs/>
+                <w:lang w:bidi="ta-IN"/>
+              </w:rPr>
+              <w:t>அ</w:t>
+            </w:r>
+            <w:r>
+              <w:rPr>
+                <w:rFonts w:ascii="BRH Tamil Tab Extra" w:hAnsi="BRH Tamil Tab Extra" w:cs="Latha"/>
+                <w:b/>
+                <w:bCs/>
+                <w:szCs w:val="24"/>
+                <w:lang w:bidi="ta-IN"/>
+              </w:rPr>
+              <w:t>…</w:t>
+            </w:r>
+            <w:r>
+              <w:rPr>
+                <w:rFonts w:ascii="Latha" w:hAnsi="Latha" w:cs="Latha"/>
+                <w:szCs w:val="24"/>
+                <w:cs/>
+                <w:lang w:bidi="ta-IN"/>
+              </w:rPr>
+              <w:t>ஸி</w:t>
+            </w:r>
+            <w:r>
+              <w:rPr>
+                <w:rFonts w:ascii="BRH Tamil Tab Extra" w:hAnsi="BRH Tamil Tab Extra" w:cs="Latha"/>
+                <w:b/>
+                <w:bCs/>
+                <w:szCs w:val="24"/>
+                <w:lang w:bidi="ta-IN"/>
+              </w:rPr>
+              <w:t>…</w:t>
+            </w:r>
+            <w:r>
+              <w:rPr>
+                <w:rFonts w:ascii="Latha" w:hAnsi="Latha" w:cs="Latha"/>
+                <w:szCs w:val="24"/>
+                <w:lang w:bidi="ta-IN"/>
+              </w:rPr>
+              <w:t xml:space="preserve"> </w:t>
+            </w:r>
+            <w:r>
+              <w:rPr>
+                <w:rFonts w:ascii="Latha" w:hAnsi="Latha" w:cs="Latha"/>
+                <w:szCs w:val="24"/>
+                <w:cs/>
+                <w:lang w:bidi="ta-IN"/>
+              </w:rPr>
+              <w:t>வஸ்வீ</w:t>
+            </w:r>
+            <w:r>
+              <w:rPr>
+                <w:rFonts w:ascii="BRH Tamil Tab Extra" w:hAnsi="BRH Tamil Tab Extra" w:cs="Latha"/>
+                <w:b/>
+                <w:bCs/>
+                <w:szCs w:val="24"/>
+                <w:lang w:bidi="ta-IN"/>
+              </w:rPr>
+              <w:t>…</w:t>
+            </w:r>
+            <w:r>
+              <w:rPr>
+                <w:rFonts w:ascii="Latha" w:hAnsi="Latha" w:cs="Latha"/>
+                <w:szCs w:val="24"/>
+                <w:lang w:bidi="ta-IN"/>
+              </w:rPr>
+              <w:t xml:space="preserve"> </w:t>
+            </w:r>
+            <w:r>
+              <w:rPr>
+                <w:rFonts w:ascii="Latha" w:hAnsi="Latha" w:cs="Latha"/>
+                <w:szCs w:val="24"/>
+                <w:cs/>
+                <w:lang w:bidi="ta-IN"/>
+              </w:rPr>
+              <w:t>வஸ்வ்</w:t>
+            </w:r>
+            <w:r>
+              <w:rPr>
+                <w:rFonts w:ascii="Latha" w:hAnsi="Latha" w:cs="Latha"/>
+                <w:szCs w:val="24"/>
+                <w:highlight w:val="yellow"/>
+                <w:cs/>
+                <w:lang w:bidi="ta-IN"/>
+              </w:rPr>
+              <w:t>ய</w:t>
+            </w:r>
+            <w:r>
+              <w:rPr>
+                <w:rFonts w:ascii="BRH Tamil Tab Extra" w:hAnsi="BRH Tamil Tab Extra" w:cs="Latha"/>
+                <w:b/>
+                <w:bCs/>
+                <w:szCs w:val="24"/>
+                <w:lang w:bidi="ta-IN"/>
+              </w:rPr>
+              <w:t>†</w:t>
+            </w:r>
+            <w:r>
+              <w:rPr>
+                <w:rFonts w:ascii="Latha" w:hAnsi="Latha" w:cs="Latha"/>
+                <w:szCs w:val="24"/>
+                <w:cs/>
+                <w:lang w:bidi="ta-IN"/>
+              </w:rPr>
+              <w:t>ஸ்யஸி</w:t>
+            </w:r>
+            <w:r>
+              <w:rPr>
+                <w:rFonts w:ascii="BRH Tamil Tab Extra" w:hAnsi="BRH Tamil Tab Extra" w:cs="Latha"/>
+                <w:b/>
+                <w:bCs/>
+                <w:szCs w:val="24"/>
+                <w:lang w:bidi="ta-IN"/>
+              </w:rPr>
+              <w:t>…</w:t>
+            </w:r>
+            <w:r>
+              <w:rPr>
+                <w:rFonts w:ascii="Latha" w:hAnsi="Latha" w:cs="Latha"/>
+                <w:szCs w:val="24"/>
+                <w:lang w:bidi="ta-IN"/>
+              </w:rPr>
+              <w:t xml:space="preserve"> </w:t>
+            </w:r>
+            <w:r>
+              <w:rPr>
+                <w:rFonts w:ascii="Latha" w:hAnsi="Latha" w:cs="Latha"/>
+                <w:szCs w:val="24"/>
+                <w:cs/>
+                <w:lang w:bidi="ta-IN"/>
+              </w:rPr>
+              <w:t>வஸ்வீ</w:t>
+            </w:r>
+            <w:r>
+              <w:rPr>
+                <w:rFonts w:ascii="BRH Tamil Tab Extra" w:hAnsi="BRH Tamil Tab Extra" w:cs="Latha"/>
+                <w:b/>
+                <w:bCs/>
+                <w:szCs w:val="24"/>
+                <w:lang w:bidi="ta-IN"/>
+              </w:rPr>
+              <w:t>†</w:t>
+            </w:r>
+            <w:r>
+              <w:rPr>
+                <w:rFonts w:ascii="Latha" w:hAnsi="Latha" w:cs="Latha"/>
+                <w:szCs w:val="24"/>
+                <w:lang w:bidi="ta-IN"/>
+              </w:rPr>
+              <w:t xml:space="preserve"> </w:t>
+            </w:r>
+            <w:r>
+              <w:rPr>
+                <w:rFonts w:ascii="Latha" w:hAnsi="Latha" w:cs="Latha"/>
+                <w:szCs w:val="24"/>
+                <w:cs/>
+                <w:lang w:bidi="ta-IN"/>
+              </w:rPr>
+              <w:t>ச ச</w:t>
+            </w:r>
+            <w:r>
+              <w:rPr>
+                <w:rFonts w:ascii="BRH Tamil Tab Extra" w:hAnsi="BRH Tamil Tab Extra" w:cs="Latha"/>
+                <w:b/>
+                <w:bCs/>
+                <w:szCs w:val="24"/>
+                <w:lang w:bidi="ta-IN"/>
+              </w:rPr>
+              <w:t>…</w:t>
+            </w:r>
+            <w:r>
+              <w:rPr>
+                <w:rFonts w:ascii="Latha" w:hAnsi="Latha" w:cs="Latha"/>
+                <w:szCs w:val="24"/>
+                <w:lang w:bidi="ta-IN"/>
+              </w:rPr>
+              <w:t xml:space="preserve"> </w:t>
+            </w:r>
+            <w:r>
+              <w:rPr>
+                <w:rFonts w:ascii="Latha" w:hAnsi="Latha" w:cs="Latha"/>
+                <w:szCs w:val="24"/>
+                <w:cs/>
+                <w:lang w:bidi="ta-IN"/>
+              </w:rPr>
+              <w:t>வஸ்வ்</w:t>
+            </w:r>
+            <w:r>
+              <w:rPr>
+                <w:rFonts w:ascii="Latha" w:hAnsi="Latha" w:cs="Latha"/>
+                <w:szCs w:val="24"/>
+                <w:highlight w:val="yellow"/>
+                <w:cs/>
+                <w:lang w:bidi="ta-IN"/>
+              </w:rPr>
+              <w:t>ய</w:t>
+            </w:r>
+            <w:r>
+              <w:rPr>
+                <w:rFonts w:ascii="BRH Tamil Tab Extra" w:hAnsi="BRH Tamil Tab Extra" w:cs="Latha"/>
+                <w:b/>
+                <w:bCs/>
+                <w:szCs w:val="24"/>
+                <w:lang w:bidi="ta-IN"/>
+              </w:rPr>
+              <w:t>†</w:t>
+            </w:r>
+            <w:r>
+              <w:rPr>
+                <w:rFonts w:ascii="Latha" w:hAnsi="Latha" w:cs="Latha"/>
+                <w:szCs w:val="24"/>
+                <w:cs/>
+                <w:lang w:bidi="ta-IN"/>
+              </w:rPr>
+              <w:t>ஸ்யஸி</w:t>
+            </w:r>
+            <w:r>
+              <w:rPr>
+                <w:rFonts w:ascii="BRH Tamil Tab Extra" w:hAnsi="BRH Tamil Tab Extra" w:cs="Latha"/>
+                <w:b/>
+                <w:bCs/>
+                <w:szCs w:val="24"/>
+                <w:lang w:bidi="ta-IN"/>
+              </w:rPr>
+              <w:t>…</w:t>
+            </w:r>
+            <w:r>
+              <w:rPr>
+                <w:rFonts w:ascii="Latha" w:hAnsi="Latha" w:cs="Latha"/>
+                <w:szCs w:val="24"/>
+                <w:lang w:bidi="ta-IN"/>
+              </w:rPr>
+              <w:t xml:space="preserve"> </w:t>
+            </w:r>
+            <w:r>
+              <w:rPr>
+                <w:rFonts w:ascii="Latha" w:hAnsi="Latha" w:cs="Latha"/>
+                <w:szCs w:val="24"/>
+                <w:cs/>
+                <w:lang w:bidi="ta-IN"/>
+              </w:rPr>
+              <w:t>வஸ்வீ</w:t>
+            </w:r>
+            <w:r>
+              <w:rPr>
+                <w:rFonts w:ascii="BRH Tamil Tab Extra" w:hAnsi="BRH Tamil Tab Extra" w:cs="Latha"/>
+                <w:b/>
+                <w:bCs/>
+                <w:szCs w:val="24"/>
+                <w:lang w:bidi="ta-IN"/>
+              </w:rPr>
+              <w:t>†</w:t>
+            </w:r>
+            <w:r>
+              <w:rPr>
+                <w:rFonts w:ascii="Latha" w:hAnsi="Latha" w:cs="Latha"/>
+                <w:szCs w:val="24"/>
+                <w:lang w:bidi="ta-IN"/>
+              </w:rPr>
+              <w:t xml:space="preserve"> </w:t>
+            </w:r>
+            <w:r>
+              <w:rPr>
+                <w:rFonts w:ascii="Latha" w:hAnsi="Latha" w:cs="Latha"/>
+                <w:szCs w:val="24"/>
+                <w:cs/>
+                <w:lang w:bidi="ta-IN"/>
+              </w:rPr>
+              <w:t xml:space="preserve">ச </w:t>
+            </w:r>
+            <w:r>
+              <w:rPr>
+                <w:rFonts w:ascii="Latha" w:hAnsi="Latha" w:cs="Latha"/>
+                <w:szCs w:val="24"/>
+                <w:lang w:bidi="ta-IN"/>
+              </w:rPr>
+              <w:t xml:space="preserve">| </w:t>
+            </w:r>
+          </w:p>
+        </w:tc>
+        <w:tc>
+          <w:tcPr>
+            <w:tcW w:w="7513" w:type="dxa"/>
+          </w:tcPr>
+          <w:p>
+            <w:pPr>
+              <w:autoSpaceDE w:val="0"/>
+              <w:autoSpaceDN w:val="0"/>
+              <w:adjustRightInd w:val="0"/>
+              <w:spacing w:before="0" w:line="240" w:lineRule="auto"/>
+              <w:rPr>
+                <w:rFonts w:ascii="Latha" w:hAnsi="Latha" w:cs="Latha"/>
+                <w:szCs w:val="24"/>
+                <w:lang w:bidi="ta-IN"/>
+              </w:rPr>
+            </w:pPr>
+            <w:r>
+              <w:rPr>
+                <w:rFonts w:ascii="Arial Unicode MS" w:hAnsi="Arial Unicode MS" w:cs="Latha"/>
+                <w:b/>
+                <w:bCs/>
+                <w:szCs w:val="24"/>
+                <w:cs/>
+                <w:lang w:bidi="ta-IN"/>
+              </w:rPr>
+              <w:t>44)</w:t>
+            </w:r>
+            <w:r>
+              <w:rPr>
+                <w:rFonts w:ascii="Latha" w:hAnsi="Latha" w:cs="Latha"/>
+                <w:szCs w:val="24"/>
+                <w:lang w:bidi="ta-IN"/>
+              </w:rPr>
+              <w:tab/>
+            </w:r>
+            <w:r>
+              <w:rPr>
+                <w:rFonts w:ascii="Arial Unicode MS" w:hAnsi="Arial Unicode MS" w:cs="Latha"/>
+                <w:b/>
+                <w:bCs/>
+                <w:szCs w:val="24"/>
+                <w:cs/>
+                <w:lang w:bidi="ta-IN"/>
+              </w:rPr>
+              <w:t>1.1.9</w:t>
+            </w:r>
+            <w:r>
+              <w:rPr>
+                <w:rFonts w:ascii="Arial Unicode MS" w:hAnsi="Arial Unicode MS" w:cs="Latha"/>
+                <w:b/>
+                <w:bCs/>
+                <w:szCs w:val="24"/>
+                <w:lang w:bidi="ta-IN"/>
+              </w:rPr>
+              <w:t>.3</w:t>
+            </w:r>
+            <w:r>
+              <w:rPr>
+                <w:rFonts w:ascii="Latha" w:hAnsi="Latha" w:cs="Latha"/>
+                <w:szCs w:val="24"/>
+                <w:lang w:bidi="ta-IN"/>
+              </w:rPr>
+              <w:t>(</w:t>
+            </w:r>
+            <w:r>
+              <w:rPr>
+                <w:rFonts w:ascii="Arial Unicode MS" w:hAnsi="Arial Unicode MS" w:cs="Latha"/>
+                <w:b/>
+                <w:bCs/>
+                <w:szCs w:val="24"/>
+                <w:cs/>
+                <w:lang w:bidi="ta-IN"/>
+              </w:rPr>
+              <w:t>41)</w:t>
+            </w:r>
+            <w:r>
+              <w:rPr>
+                <w:rFonts w:ascii="Latha" w:hAnsi="Latha" w:cs="Latha"/>
+                <w:szCs w:val="24"/>
+                <w:lang w:bidi="ta-IN"/>
+              </w:rPr>
+              <w:t xml:space="preserve">- </w:t>
+            </w:r>
+            <w:r>
+              <w:rPr>
+                <w:rFonts w:ascii="Latha" w:hAnsi="Latha" w:cs="Latha"/>
+                <w:szCs w:val="24"/>
+                <w:cs/>
+                <w:lang w:bidi="ta-IN"/>
+              </w:rPr>
+              <w:t>உ</w:t>
+            </w:r>
+            <w:r>
+              <w:rPr>
+                <w:rFonts w:ascii="BRH Tamil Tab Extra" w:hAnsi="BRH Tamil Tab Extra" w:cs="Latha"/>
+                <w:b/>
+                <w:bCs/>
+                <w:szCs w:val="24"/>
+                <w:lang w:bidi="ta-IN"/>
+              </w:rPr>
+              <w:t>…</w:t>
+            </w:r>
+            <w:r>
+              <w:rPr>
+                <w:rFonts w:ascii="Latha" w:hAnsi="Latha" w:cs="Latha"/>
+                <w:szCs w:val="24"/>
+                <w:cs/>
+                <w:lang w:bidi="ta-IN"/>
+              </w:rPr>
+              <w:t xml:space="preserve">ர்வீ </w:t>
+            </w:r>
+            <w:r>
+              <w:rPr>
+                <w:rFonts w:ascii="Latha" w:hAnsi="Latha" w:cs="Latha"/>
+                <w:szCs w:val="24"/>
+                <w:lang w:bidi="ta-IN"/>
+              </w:rPr>
+              <w:t xml:space="preserve">| </w:t>
+            </w:r>
+            <w:r>
+              <w:rPr>
+                <w:rFonts w:ascii="Latha" w:hAnsi="Latha" w:cs="Latha"/>
+                <w:szCs w:val="24"/>
+                <w:cs/>
+                <w:lang w:bidi="ta-IN"/>
+              </w:rPr>
+              <w:t>ச</w:t>
+            </w:r>
+            <w:r>
+              <w:rPr>
+                <w:rFonts w:ascii="BRH Tamil Tab Extra" w:hAnsi="BRH Tamil Tab Extra" w:cs="Latha"/>
+                <w:b/>
+                <w:bCs/>
+                <w:szCs w:val="24"/>
+                <w:lang w:bidi="ta-IN"/>
+              </w:rPr>
+              <w:t>…</w:t>
+            </w:r>
+            <w:r>
+              <w:rPr>
+                <w:rFonts w:ascii="Latha" w:hAnsi="Latha" w:cs="Latha"/>
+                <w:szCs w:val="24"/>
+                <w:lang w:bidi="ta-IN"/>
+              </w:rPr>
+              <w:t xml:space="preserve"> | </w:t>
+            </w:r>
+            <w:r>
+              <w:rPr>
+                <w:rFonts w:ascii="Latha" w:hAnsi="Latha" w:cs="Latha"/>
+                <w:szCs w:val="24"/>
+                <w:highlight w:val="green"/>
+                <w:cs/>
+                <w:lang w:bidi="ta-IN"/>
+              </w:rPr>
+              <w:t>அஸி</w:t>
+            </w:r>
+            <w:r>
+              <w:rPr>
+                <w:rFonts w:ascii="BRH Tamil Tab Extra" w:hAnsi="BRH Tamil Tab Extra" w:cs="Latha"/>
+                <w:b/>
+                <w:bCs/>
+                <w:szCs w:val="24"/>
+                <w:lang w:bidi="ta-IN"/>
+              </w:rPr>
+              <w:t>†</w:t>
+            </w:r>
+            <w:r>
+              <w:rPr>
+                <w:rFonts w:ascii="Latha" w:hAnsi="Latha" w:cs="Latha"/>
+                <w:szCs w:val="24"/>
+                <w:lang w:bidi="ta-IN"/>
+              </w:rPr>
+              <w:t xml:space="preserve"> | </w:t>
+            </w:r>
+          </w:p>
+          <w:p>
+            <w:pPr>
+              <w:autoSpaceDE w:val="0"/>
+              <w:autoSpaceDN w:val="0"/>
+              <w:adjustRightInd w:val="0"/>
+              <w:spacing w:before="0" w:line="240" w:lineRule="auto"/>
+              <w:rPr>
+                <w:rFonts w:ascii="Latha" w:hAnsi="Latha" w:cs="Latha"/>
+                <w:szCs w:val="24"/>
+                <w:lang w:bidi="ta-IN"/>
+              </w:rPr>
+            </w:pPr>
+            <w:r>
+              <w:rPr>
+                <w:rFonts w:ascii="Latha" w:hAnsi="Latha" w:cs="Latha"/>
+                <w:szCs w:val="24"/>
+                <w:cs/>
+                <w:lang w:bidi="ta-IN"/>
+              </w:rPr>
+              <w:t>உ</w:t>
+            </w:r>
+            <w:r>
+              <w:rPr>
+                <w:rFonts w:ascii="BRH Tamil Tab Extra" w:hAnsi="BRH Tamil Tab Extra" w:cs="Latha"/>
+                <w:b/>
+                <w:bCs/>
+                <w:szCs w:val="24"/>
+                <w:lang w:bidi="ta-IN"/>
+              </w:rPr>
+              <w:t>…</w:t>
+            </w:r>
+            <w:r>
+              <w:rPr>
+                <w:rFonts w:ascii="Latha" w:hAnsi="Latha" w:cs="Latha"/>
+                <w:szCs w:val="24"/>
+                <w:cs/>
+                <w:lang w:bidi="ta-IN"/>
+              </w:rPr>
+              <w:t>ர்வீ ச</w:t>
+            </w:r>
+            <w:r>
+              <w:rPr>
+                <w:rFonts w:ascii="BRH Tamil Tab Extra" w:hAnsi="BRH Tamil Tab Extra" w:cs="Latha"/>
+                <w:b/>
+                <w:bCs/>
+                <w:szCs w:val="24"/>
+                <w:lang w:bidi="ta-IN"/>
+              </w:rPr>
+              <w:t>†</w:t>
+            </w:r>
+            <w:r>
+              <w:rPr>
+                <w:rFonts w:ascii="Latha" w:hAnsi="Latha" w:cs="Latha"/>
+                <w:szCs w:val="24"/>
+                <w:lang w:bidi="ta-IN"/>
+              </w:rPr>
+              <w:t xml:space="preserve"> </w:t>
+            </w:r>
+            <w:r>
+              <w:rPr>
+                <w:rFonts w:ascii="Latha" w:hAnsi="Latha" w:cs="Latha"/>
+                <w:szCs w:val="24"/>
+                <w:cs/>
+                <w:lang w:bidi="ta-IN"/>
+              </w:rPr>
+              <w:t>சோ</w:t>
+            </w:r>
+            <w:r>
+              <w:rPr>
+                <w:rFonts w:ascii="BRH Tamil Tab Extra" w:hAnsi="BRH Tamil Tab Extra" w:cs="Latha"/>
+                <w:b/>
+                <w:bCs/>
+                <w:szCs w:val="24"/>
+                <w:lang w:bidi="ta-IN"/>
+              </w:rPr>
+              <w:t>…</w:t>
+            </w:r>
+            <w:r>
+              <w:rPr>
+                <w:rFonts w:ascii="Latha" w:hAnsi="Latha" w:cs="Latha"/>
+                <w:szCs w:val="24"/>
+                <w:cs/>
+                <w:lang w:bidi="ta-IN"/>
+              </w:rPr>
+              <w:t>ர்வ்யு</w:t>
+            </w:r>
+            <w:r>
+              <w:rPr>
+                <w:rFonts w:ascii="BRH Tamil Tab Extra" w:hAnsi="BRH Tamil Tab Extra" w:cs="Latha"/>
+                <w:b/>
+                <w:bCs/>
+                <w:szCs w:val="24"/>
+                <w:lang w:bidi="ta-IN"/>
+              </w:rPr>
+              <w:t>†</w:t>
+            </w:r>
+            <w:r>
+              <w:rPr>
+                <w:rFonts w:ascii="Latha" w:hAnsi="Latha" w:cs="Latha"/>
+                <w:szCs w:val="24"/>
+                <w:cs/>
+                <w:lang w:bidi="ta-IN"/>
+              </w:rPr>
+              <w:t xml:space="preserve">ர்வீ </w:t>
+            </w:r>
+            <w:r>
+              <w:rPr>
+                <w:rFonts w:ascii="Latha" w:hAnsi="Latha" w:cs="Latha"/>
+                <w:szCs w:val="24"/>
+                <w:highlight w:val="green"/>
+                <w:cs/>
+                <w:lang w:bidi="ta-IN"/>
+              </w:rPr>
+              <w:t>சா</w:t>
+            </w:r>
+            <w:r>
+              <w:rPr>
+                <w:rFonts w:ascii="Latha" w:hAnsi="Latha" w:cs="Latha"/>
+                <w:szCs w:val="24"/>
+                <w:cs/>
+                <w:lang w:bidi="ta-IN"/>
+              </w:rPr>
+              <w:t>ஸ்ய</w:t>
+            </w:r>
+            <w:r>
+              <w:rPr>
+                <w:rFonts w:ascii="Latha" w:hAnsi="Latha" w:cs="Latha"/>
+                <w:szCs w:val="24"/>
+                <w:highlight w:val="green"/>
+                <w:cs/>
+                <w:lang w:bidi="ta-IN"/>
+              </w:rPr>
+              <w:t>ஸி</w:t>
+            </w:r>
+            <w:r>
+              <w:rPr>
+                <w:rFonts w:ascii="BRH Tamil Tab Extra" w:hAnsi="BRH Tamil Tab Extra" w:cs="Latha"/>
+                <w:b/>
+                <w:bCs/>
+                <w:szCs w:val="24"/>
+                <w:lang w:bidi="ta-IN"/>
+              </w:rPr>
+              <w:t>†</w:t>
+            </w:r>
+            <w:r>
+              <w:rPr>
+                <w:rFonts w:ascii="Latha" w:hAnsi="Latha" w:cs="Latha"/>
+                <w:szCs w:val="24"/>
+                <w:cs/>
+                <w:lang w:bidi="ta-IN"/>
+              </w:rPr>
+              <w:t xml:space="preserve"> சோ</w:t>
+            </w:r>
+            <w:r>
+              <w:rPr>
+                <w:rFonts w:ascii="BRH Tamil Tab Extra" w:hAnsi="BRH Tamil Tab Extra" w:cs="Latha"/>
+                <w:b/>
+                <w:bCs/>
+                <w:szCs w:val="24"/>
+                <w:lang w:bidi="ta-IN"/>
+              </w:rPr>
+              <w:t>…</w:t>
+            </w:r>
+            <w:r>
+              <w:rPr>
+                <w:rFonts w:ascii="Latha" w:hAnsi="Latha" w:cs="Latha"/>
+                <w:szCs w:val="24"/>
+                <w:cs/>
+                <w:lang w:bidi="ta-IN"/>
+              </w:rPr>
+              <w:t>ர்வ்யு</w:t>
+            </w:r>
+            <w:r>
+              <w:rPr>
+                <w:rFonts w:ascii="BRH Tamil Tab Extra" w:hAnsi="BRH Tamil Tab Extra" w:cs="Latha"/>
+                <w:b/>
+                <w:bCs/>
+                <w:szCs w:val="24"/>
+                <w:lang w:bidi="ta-IN"/>
+              </w:rPr>
+              <w:t>†</w:t>
+            </w:r>
+            <w:r>
+              <w:rPr>
+                <w:rFonts w:ascii="Latha" w:hAnsi="Latha" w:cs="Latha"/>
+                <w:szCs w:val="24"/>
+                <w:cs/>
+                <w:lang w:bidi="ta-IN"/>
+              </w:rPr>
+              <w:t xml:space="preserve">ர்வீ </w:t>
+            </w:r>
+          </w:p>
+          <w:p>
+            <w:pPr>
+              <w:autoSpaceDE w:val="0"/>
+              <w:autoSpaceDN w:val="0"/>
+              <w:adjustRightInd w:val="0"/>
+              <w:spacing w:before="0" w:line="240" w:lineRule="auto"/>
+              <w:rPr>
+                <w:rFonts w:ascii="Latha" w:hAnsi="Latha" w:cs="Latha"/>
+                <w:szCs w:val="24"/>
+                <w:lang w:bidi="ta-IN"/>
+              </w:rPr>
+            </w:pPr>
+            <w:r>
+              <w:rPr>
+                <w:rFonts w:ascii="Latha" w:hAnsi="Latha" w:cs="Latha"/>
+                <w:szCs w:val="24"/>
+                <w:highlight w:val="green"/>
+                <w:cs/>
+                <w:lang w:bidi="ta-IN"/>
+              </w:rPr>
+              <w:t>சாஸி</w:t>
+            </w:r>
+            <w:r>
+              <w:rPr>
+                <w:rFonts w:ascii="BRH Tamil Tab Extra" w:hAnsi="BRH Tamil Tab Extra" w:cs="Latha"/>
+                <w:b/>
+                <w:bCs/>
+                <w:szCs w:val="24"/>
+                <w:highlight w:val="green"/>
+                <w:lang w:bidi="ta-IN"/>
+              </w:rPr>
+              <w:t>†</w:t>
+            </w:r>
+            <w:r>
+              <w:rPr>
+                <w:rFonts w:ascii="Latha" w:hAnsi="Latha" w:cs="Latha"/>
+                <w:szCs w:val="24"/>
+                <w:cs/>
+                <w:lang w:bidi="ta-IN"/>
+              </w:rPr>
+              <w:t xml:space="preserve"> </w:t>
+            </w:r>
+            <w:r>
+              <w:rPr>
+                <w:rFonts w:ascii="Latha" w:hAnsi="Latha" w:cs="Latha"/>
+                <w:szCs w:val="24"/>
+                <w:lang w:bidi="ta-IN"/>
+              </w:rPr>
+              <w:t xml:space="preserve">| </w:t>
+            </w:r>
+          </w:p>
+          <w:p>
+            <w:pPr>
+              <w:autoSpaceDE w:val="0"/>
+              <w:autoSpaceDN w:val="0"/>
+              <w:adjustRightInd w:val="0"/>
+              <w:spacing w:before="0" w:line="240" w:lineRule="auto"/>
+              <w:rPr>
+                <w:rFonts w:ascii="Latha" w:hAnsi="Latha" w:cs="Latha"/>
+                <w:szCs w:val="24"/>
+                <w:lang w:bidi="ta-IN"/>
+              </w:rPr>
+            </w:pPr>
+            <w:r>
+              <w:rPr>
+                <w:rFonts w:ascii="Arial Unicode MS" w:hAnsi="Arial Unicode MS" w:cs="Latha"/>
+                <w:b/>
+                <w:bCs/>
+                <w:szCs w:val="24"/>
+                <w:cs/>
+                <w:lang w:bidi="ta-IN"/>
+              </w:rPr>
+              <w:t>45)</w:t>
+            </w:r>
+            <w:r>
+              <w:rPr>
+                <w:rFonts w:ascii="Latha" w:hAnsi="Latha" w:cs="Latha"/>
+                <w:szCs w:val="24"/>
+                <w:lang w:bidi="ta-IN"/>
+              </w:rPr>
+              <w:tab/>
+            </w:r>
+            <w:r>
+              <w:rPr>
+                <w:rFonts w:ascii="Arial Unicode MS" w:hAnsi="Arial Unicode MS" w:cs="Latha"/>
+                <w:b/>
+                <w:bCs/>
+                <w:szCs w:val="24"/>
+                <w:cs/>
+                <w:lang w:bidi="ta-IN"/>
+              </w:rPr>
+              <w:t>1.1.9</w:t>
+            </w:r>
+            <w:r>
+              <w:rPr>
+                <w:rFonts w:ascii="Arial Unicode MS" w:hAnsi="Arial Unicode MS" w:cs="Latha"/>
+                <w:b/>
+                <w:bCs/>
+                <w:szCs w:val="24"/>
+                <w:lang w:bidi="ta-IN"/>
+              </w:rPr>
+              <w:t>.3</w:t>
+            </w:r>
+            <w:r>
+              <w:rPr>
+                <w:rFonts w:ascii="Latha" w:hAnsi="Latha" w:cs="Latha"/>
+                <w:szCs w:val="24"/>
+                <w:lang w:bidi="ta-IN"/>
+              </w:rPr>
+              <w:t>(</w:t>
+            </w:r>
+            <w:r>
+              <w:rPr>
+                <w:rFonts w:ascii="Arial Unicode MS" w:hAnsi="Arial Unicode MS" w:cs="Latha"/>
+                <w:b/>
+                <w:bCs/>
+                <w:szCs w:val="24"/>
+                <w:cs/>
+                <w:lang w:bidi="ta-IN"/>
+              </w:rPr>
+              <w:t>42)</w:t>
+            </w:r>
+            <w:r>
+              <w:rPr>
+                <w:rFonts w:ascii="Latha" w:hAnsi="Latha" w:cs="Latha"/>
+                <w:szCs w:val="24"/>
+                <w:lang w:bidi="ta-IN"/>
+              </w:rPr>
+              <w:t xml:space="preserve">- </w:t>
+            </w:r>
+            <w:r>
+              <w:rPr>
+                <w:rFonts w:ascii="Latha" w:hAnsi="Latha" w:cs="Latha"/>
+                <w:szCs w:val="24"/>
+                <w:cs/>
+                <w:lang w:bidi="ta-IN"/>
+              </w:rPr>
+              <w:t>ச</w:t>
+            </w:r>
+            <w:r>
+              <w:rPr>
+                <w:rFonts w:ascii="BRH Tamil Tab Extra" w:hAnsi="BRH Tamil Tab Extra" w:cs="Latha"/>
+                <w:b/>
+                <w:bCs/>
+                <w:szCs w:val="24"/>
+                <w:lang w:bidi="ta-IN"/>
+              </w:rPr>
+              <w:t>…</w:t>
+            </w:r>
+            <w:r>
+              <w:rPr>
+                <w:rFonts w:ascii="Latha" w:hAnsi="Latha" w:cs="Latha"/>
+                <w:szCs w:val="24"/>
+                <w:lang w:bidi="ta-IN"/>
+              </w:rPr>
+              <w:t xml:space="preserve"> | </w:t>
+            </w:r>
+            <w:r>
+              <w:rPr>
+                <w:rFonts w:ascii="Latha" w:hAnsi="Latha" w:cs="Latha"/>
+                <w:szCs w:val="24"/>
+                <w:highlight w:val="green"/>
+                <w:cs/>
+                <w:lang w:bidi="ta-IN"/>
+              </w:rPr>
+              <w:t>அஸி</w:t>
+            </w:r>
+            <w:r>
+              <w:rPr>
+                <w:rFonts w:ascii="BRH Tamil Tab Extra" w:hAnsi="BRH Tamil Tab Extra" w:cs="Latha"/>
+                <w:b/>
+                <w:bCs/>
+                <w:szCs w:val="24"/>
+                <w:lang w:bidi="ta-IN"/>
+              </w:rPr>
+              <w:t>†</w:t>
+            </w:r>
+            <w:r>
+              <w:rPr>
+                <w:rFonts w:ascii="Latha" w:hAnsi="Latha" w:cs="Latha"/>
+                <w:szCs w:val="24"/>
+                <w:lang w:bidi="ta-IN"/>
+              </w:rPr>
+              <w:t xml:space="preserve"> | </w:t>
+            </w:r>
+            <w:r>
+              <w:rPr>
+                <w:rFonts w:ascii="Latha" w:hAnsi="Latha" w:cs="Latha"/>
+                <w:szCs w:val="24"/>
+                <w:cs/>
+                <w:lang w:bidi="ta-IN"/>
+              </w:rPr>
+              <w:t>வஸ்வீ</w:t>
+            </w:r>
+            <w:r>
+              <w:rPr>
+                <w:rFonts w:ascii="BRH Tamil Tab Extra" w:hAnsi="BRH Tamil Tab Extra" w:cs="Latha"/>
+                <w:b/>
+                <w:bCs/>
+                <w:szCs w:val="24"/>
+                <w:lang w:bidi="ta-IN"/>
+              </w:rPr>
+              <w:t>‡</w:t>
+            </w:r>
+            <w:r>
+              <w:rPr>
+                <w:rFonts w:ascii="Latha" w:hAnsi="Latha" w:cs="Latha"/>
+                <w:szCs w:val="24"/>
+                <w:lang w:bidi="ta-IN"/>
+              </w:rPr>
+              <w:t xml:space="preserve"> |</w:t>
+            </w:r>
+          </w:p>
+          <w:p>
+            <w:pPr>
+              <w:autoSpaceDE w:val="0"/>
+              <w:autoSpaceDN w:val="0"/>
+              <w:adjustRightInd w:val="0"/>
+              <w:spacing w:before="0" w:line="240" w:lineRule="auto"/>
+              <w:rPr>
+                <w:rFonts w:ascii="Latha" w:hAnsi="Latha" w:cs="Latha"/>
+                <w:szCs w:val="24"/>
+                <w:lang w:bidi="ta-IN"/>
+              </w:rPr>
+            </w:pPr>
+            <w:r>
+              <w:rPr>
+                <w:rFonts w:ascii="Latha" w:hAnsi="Latha" w:cs="Latha"/>
+                <w:szCs w:val="24"/>
+                <w:highlight w:val="green"/>
+                <w:cs/>
+                <w:lang w:bidi="ta-IN"/>
+              </w:rPr>
+              <w:t>சாஸ்யஸி</w:t>
+            </w:r>
+            <w:r>
+              <w:rPr>
+                <w:rFonts w:ascii="BRH Tamil Tab Extra" w:hAnsi="BRH Tamil Tab Extra" w:cs="Latha"/>
+                <w:b/>
+                <w:bCs/>
+                <w:szCs w:val="24"/>
+                <w:highlight w:val="green"/>
+                <w:lang w:bidi="ta-IN"/>
+              </w:rPr>
+              <w:t>†</w:t>
+            </w:r>
+            <w:r>
+              <w:rPr>
+                <w:rFonts w:ascii="Latha" w:hAnsi="Latha" w:cs="Latha"/>
+                <w:szCs w:val="24"/>
+                <w:lang w:bidi="ta-IN"/>
+              </w:rPr>
+              <w:t xml:space="preserve"> </w:t>
+            </w:r>
+            <w:r>
+              <w:rPr>
+                <w:rFonts w:ascii="Latha" w:hAnsi="Latha" w:cs="Latha"/>
+                <w:szCs w:val="24"/>
+                <w:cs/>
+                <w:lang w:bidi="ta-IN"/>
+              </w:rPr>
+              <w:t>ச</w:t>
+            </w:r>
+            <w:r>
+              <w:rPr>
+                <w:rFonts w:ascii="BRH Tamil Tab Extra" w:hAnsi="BRH Tamil Tab Extra" w:cs="Latha"/>
+                <w:b/>
+                <w:bCs/>
+                <w:szCs w:val="24"/>
+                <w:lang w:bidi="ta-IN"/>
+              </w:rPr>
+              <w:t>…</w:t>
+            </w:r>
+            <w:r>
+              <w:rPr>
+                <w:rFonts w:ascii="Latha" w:hAnsi="Latha" w:cs="Latha"/>
+                <w:szCs w:val="24"/>
+                <w:lang w:bidi="ta-IN"/>
+              </w:rPr>
+              <w:t xml:space="preserve"> </w:t>
+            </w:r>
+            <w:r>
+              <w:rPr>
+                <w:rFonts w:ascii="Latha" w:hAnsi="Latha" w:cs="Latha"/>
+                <w:szCs w:val="24"/>
+                <w:highlight w:val="green"/>
+                <w:cs/>
+                <w:lang w:bidi="ta-IN"/>
+              </w:rPr>
+              <w:t>சா</w:t>
+            </w:r>
+            <w:r>
+              <w:rPr>
+                <w:rFonts w:ascii="Latha" w:hAnsi="Latha" w:cs="Latha"/>
+                <w:szCs w:val="24"/>
+                <w:cs/>
+                <w:lang w:bidi="ta-IN"/>
+              </w:rPr>
+              <w:t>ஸி</w:t>
+            </w:r>
+            <w:r>
+              <w:rPr>
+                <w:rFonts w:ascii="BRH Tamil Tab Extra" w:hAnsi="BRH Tamil Tab Extra" w:cs="Latha"/>
+                <w:b/>
+                <w:bCs/>
+                <w:szCs w:val="24"/>
+                <w:lang w:bidi="ta-IN"/>
+              </w:rPr>
+              <w:t>…</w:t>
+            </w:r>
+            <w:r>
+              <w:rPr>
+                <w:rFonts w:ascii="Latha" w:hAnsi="Latha" w:cs="Latha"/>
+                <w:szCs w:val="24"/>
+                <w:lang w:bidi="ta-IN"/>
+              </w:rPr>
+              <w:t xml:space="preserve"> </w:t>
+            </w:r>
+            <w:r>
+              <w:rPr>
+                <w:rFonts w:ascii="Latha" w:hAnsi="Latha" w:cs="Latha"/>
+                <w:szCs w:val="24"/>
+                <w:cs/>
+                <w:lang w:bidi="ta-IN"/>
+              </w:rPr>
+              <w:t>வஸ்வீ</w:t>
+            </w:r>
+            <w:r>
+              <w:rPr>
+                <w:rFonts w:ascii="BRH Tamil Tab Extra" w:hAnsi="BRH Tamil Tab Extra" w:cs="Latha"/>
+                <w:b/>
+                <w:bCs/>
+                <w:szCs w:val="24"/>
+                <w:lang w:bidi="ta-IN"/>
+              </w:rPr>
+              <w:t>…</w:t>
+            </w:r>
+            <w:r>
+              <w:rPr>
+                <w:rFonts w:ascii="Latha" w:hAnsi="Latha" w:cs="Latha"/>
+                <w:szCs w:val="24"/>
+                <w:lang w:bidi="ta-IN"/>
+              </w:rPr>
+              <w:t xml:space="preserve"> </w:t>
+            </w:r>
+            <w:r>
+              <w:rPr>
+                <w:rFonts w:ascii="Latha" w:hAnsi="Latha" w:cs="Latha"/>
+                <w:szCs w:val="24"/>
+                <w:cs/>
+                <w:lang w:bidi="ta-IN"/>
+              </w:rPr>
+              <w:t>வஸ்</w:t>
+            </w:r>
+            <w:r>
+              <w:rPr>
+                <w:rFonts w:ascii="Latha" w:hAnsi="Latha" w:cs="Latha"/>
+                <w:szCs w:val="24"/>
+                <w:highlight w:val="green"/>
+                <w:cs/>
+                <w:lang w:bidi="ta-IN"/>
+              </w:rPr>
+              <w:t>வ்யஸி</w:t>
+            </w:r>
+            <w:r>
+              <w:rPr>
+                <w:rFonts w:ascii="BRH Tamil Tab Extra" w:hAnsi="BRH Tamil Tab Extra" w:cs="Latha"/>
+                <w:b/>
+                <w:bCs/>
+                <w:szCs w:val="24"/>
+                <w:lang w:bidi="ta-IN"/>
+              </w:rPr>
+              <w:t>†</w:t>
+            </w:r>
+            <w:r>
+              <w:rPr>
+                <w:rFonts w:ascii="Latha" w:hAnsi="Latha" w:cs="Latha"/>
+                <w:szCs w:val="24"/>
+                <w:highlight w:val="green"/>
+                <w:cs/>
+                <w:lang w:bidi="ta-IN"/>
+              </w:rPr>
+              <w:t xml:space="preserve"> ச</w:t>
+            </w:r>
+            <w:r>
+              <w:rPr>
+                <w:rFonts w:ascii="BRH Tamil Tab Extra" w:hAnsi="BRH Tamil Tab Extra" w:cs="Latha"/>
+                <w:b/>
+                <w:bCs/>
+                <w:szCs w:val="24"/>
+                <w:lang w:bidi="ta-IN"/>
+              </w:rPr>
+              <w:t>…</w:t>
+            </w:r>
+            <w:r>
+              <w:rPr>
+                <w:rFonts w:ascii="Latha" w:hAnsi="Latha" w:cs="Latha"/>
+                <w:szCs w:val="24"/>
+                <w:cs/>
+                <w:lang w:bidi="ta-IN"/>
+              </w:rPr>
+              <w:t xml:space="preserve"> </w:t>
+            </w:r>
+          </w:p>
+          <w:p>
+            <w:pPr>
+              <w:autoSpaceDE w:val="0"/>
+              <w:autoSpaceDN w:val="0"/>
+              <w:adjustRightInd w:val="0"/>
+              <w:spacing w:before="0" w:line="240" w:lineRule="auto"/>
+              <w:rPr>
+                <w:rFonts w:ascii="Latha" w:hAnsi="Latha" w:cs="Latha"/>
+                <w:szCs w:val="24"/>
+                <w:lang w:bidi="ta-IN"/>
+              </w:rPr>
+            </w:pPr>
+            <w:r>
+              <w:rPr>
+                <w:rFonts w:ascii="Latha" w:hAnsi="Latha" w:cs="Latha"/>
+                <w:szCs w:val="24"/>
+                <w:cs/>
+                <w:lang w:bidi="ta-IN"/>
+              </w:rPr>
+              <w:t>சாஸி</w:t>
+            </w:r>
+            <w:r>
+              <w:rPr>
+                <w:rFonts w:ascii="BRH Tamil Tab Extra" w:hAnsi="BRH Tamil Tab Extra" w:cs="Latha"/>
+                <w:b/>
+                <w:bCs/>
+                <w:szCs w:val="24"/>
+                <w:lang w:bidi="ta-IN"/>
+              </w:rPr>
+              <w:t>…</w:t>
+            </w:r>
+            <w:r>
+              <w:rPr>
+                <w:rFonts w:ascii="Latha" w:hAnsi="Latha" w:cs="Latha"/>
+                <w:szCs w:val="24"/>
+                <w:lang w:bidi="ta-IN"/>
+              </w:rPr>
+              <w:t xml:space="preserve"> </w:t>
+            </w:r>
+            <w:r>
+              <w:rPr>
+                <w:rFonts w:ascii="Latha" w:hAnsi="Latha" w:cs="Latha"/>
+                <w:szCs w:val="24"/>
+                <w:cs/>
+                <w:lang w:bidi="ta-IN"/>
+              </w:rPr>
+              <w:t>வஸ்வீ</w:t>
+            </w:r>
+            <w:r>
+              <w:rPr>
+                <w:rFonts w:ascii="BRH Tamil Tab Extra" w:hAnsi="BRH Tamil Tab Extra" w:cs="Latha"/>
+                <w:b/>
+                <w:bCs/>
+                <w:szCs w:val="24"/>
+                <w:lang w:bidi="ta-IN"/>
+              </w:rPr>
+              <w:t>‡</w:t>
+            </w:r>
+            <w:r>
+              <w:rPr>
+                <w:rFonts w:ascii="Latha" w:hAnsi="Latha" w:cs="Latha"/>
+                <w:szCs w:val="24"/>
+                <w:lang w:bidi="ta-IN"/>
+              </w:rPr>
+              <w:t xml:space="preserve"> | </w:t>
+            </w:r>
+          </w:p>
+          <w:p>
+            <w:pPr>
+              <w:autoSpaceDE w:val="0"/>
+              <w:autoSpaceDN w:val="0"/>
+              <w:adjustRightInd w:val="0"/>
+              <w:spacing w:before="0" w:line="240" w:lineRule="auto"/>
+              <w:rPr>
+                <w:rFonts w:ascii="Latha" w:hAnsi="Latha" w:cs="Latha"/>
+                <w:szCs w:val="24"/>
+                <w:lang w:bidi="ta-IN"/>
+              </w:rPr>
+            </w:pPr>
+            <w:r>
+              <w:rPr>
+                <w:rFonts w:ascii="Arial Unicode MS" w:hAnsi="Arial Unicode MS" w:cs="Latha"/>
+                <w:b/>
+                <w:bCs/>
+                <w:szCs w:val="24"/>
+                <w:cs/>
+                <w:lang w:bidi="ta-IN"/>
+              </w:rPr>
+              <w:t>46)</w:t>
+            </w:r>
+            <w:r>
+              <w:rPr>
+                <w:rFonts w:ascii="Latha" w:hAnsi="Latha" w:cs="Latha"/>
+                <w:szCs w:val="24"/>
+                <w:lang w:bidi="ta-IN"/>
+              </w:rPr>
+              <w:tab/>
+            </w:r>
+            <w:r>
+              <w:rPr>
+                <w:rFonts w:ascii="Arial Unicode MS" w:hAnsi="Arial Unicode MS" w:cs="Latha"/>
+                <w:b/>
+                <w:bCs/>
+                <w:szCs w:val="24"/>
+                <w:cs/>
+                <w:lang w:bidi="ta-IN"/>
+              </w:rPr>
+              <w:t>1.1.9</w:t>
+            </w:r>
+            <w:r>
+              <w:rPr>
+                <w:rFonts w:ascii="Arial Unicode MS" w:hAnsi="Arial Unicode MS" w:cs="Latha"/>
+                <w:b/>
+                <w:bCs/>
+                <w:szCs w:val="24"/>
+                <w:lang w:bidi="ta-IN"/>
+              </w:rPr>
+              <w:t>.3</w:t>
+            </w:r>
+            <w:r>
+              <w:rPr>
+                <w:rFonts w:ascii="Latha" w:hAnsi="Latha" w:cs="Latha"/>
+                <w:szCs w:val="24"/>
+                <w:lang w:bidi="ta-IN"/>
+              </w:rPr>
+              <w:t>(</w:t>
+            </w:r>
+            <w:r>
+              <w:rPr>
+                <w:rFonts w:ascii="Arial Unicode MS" w:hAnsi="Arial Unicode MS" w:cs="Latha"/>
+                <w:b/>
+                <w:bCs/>
+                <w:szCs w:val="24"/>
+                <w:cs/>
+                <w:lang w:bidi="ta-IN"/>
+              </w:rPr>
+              <w:t>43)</w:t>
+            </w:r>
+            <w:r>
+              <w:rPr>
+                <w:rFonts w:ascii="Latha" w:hAnsi="Latha" w:cs="Latha"/>
+                <w:szCs w:val="24"/>
+                <w:lang w:bidi="ta-IN"/>
+              </w:rPr>
+              <w:t xml:space="preserve">- </w:t>
+            </w:r>
+            <w:r>
+              <w:rPr>
+                <w:rFonts w:ascii="Latha" w:hAnsi="Latha" w:cs="Latha"/>
+                <w:szCs w:val="24"/>
+                <w:highlight w:val="green"/>
+                <w:cs/>
+                <w:lang w:bidi="ta-IN"/>
+              </w:rPr>
+              <w:t>அஸி</w:t>
+            </w:r>
+            <w:r>
+              <w:rPr>
+                <w:rFonts w:ascii="BRH Tamil Tab Extra" w:hAnsi="BRH Tamil Tab Extra" w:cs="Latha"/>
+                <w:b/>
+                <w:bCs/>
+                <w:szCs w:val="24"/>
+                <w:lang w:bidi="ta-IN"/>
+              </w:rPr>
+              <w:t>†</w:t>
+            </w:r>
+            <w:r>
+              <w:rPr>
+                <w:rFonts w:ascii="Latha" w:hAnsi="Latha" w:cs="Latha"/>
+                <w:szCs w:val="24"/>
+                <w:lang w:bidi="ta-IN"/>
+              </w:rPr>
+              <w:t xml:space="preserve"> | </w:t>
+            </w:r>
+            <w:r>
+              <w:rPr>
+                <w:rFonts w:ascii="Latha" w:hAnsi="Latha" w:cs="Latha"/>
+                <w:szCs w:val="24"/>
+                <w:cs/>
+                <w:lang w:bidi="ta-IN"/>
+              </w:rPr>
+              <w:t>வஸ்வீ</w:t>
+            </w:r>
+            <w:r>
+              <w:rPr>
+                <w:rFonts w:ascii="BRH Tamil Tab Extra" w:hAnsi="BRH Tamil Tab Extra" w:cs="Latha"/>
+                <w:b/>
+                <w:bCs/>
+                <w:szCs w:val="24"/>
+                <w:lang w:bidi="ta-IN"/>
+              </w:rPr>
+              <w:t>‡</w:t>
+            </w:r>
+            <w:r>
+              <w:rPr>
+                <w:rFonts w:ascii="Latha" w:hAnsi="Latha" w:cs="Latha"/>
+                <w:szCs w:val="24"/>
+                <w:lang w:bidi="ta-IN"/>
+              </w:rPr>
+              <w:t xml:space="preserve"> | </w:t>
+            </w:r>
+            <w:r>
+              <w:rPr>
+                <w:rFonts w:ascii="Latha" w:hAnsi="Latha" w:cs="Latha"/>
+                <w:szCs w:val="24"/>
+                <w:cs/>
+                <w:lang w:bidi="ta-IN"/>
+              </w:rPr>
+              <w:t>ச</w:t>
+            </w:r>
+            <w:r>
+              <w:rPr>
+                <w:rFonts w:ascii="BRH Tamil Tab Extra" w:hAnsi="BRH Tamil Tab Extra" w:cs="Latha"/>
+                <w:b/>
+                <w:bCs/>
+                <w:szCs w:val="24"/>
+                <w:lang w:bidi="ta-IN"/>
+              </w:rPr>
+              <w:t>…</w:t>
+            </w:r>
+            <w:r>
+              <w:rPr>
+                <w:rFonts w:ascii="Latha" w:hAnsi="Latha" w:cs="Latha"/>
+                <w:szCs w:val="24"/>
+                <w:lang w:bidi="ta-IN"/>
+              </w:rPr>
+              <w:t xml:space="preserve"> |</w:t>
+            </w:r>
+          </w:p>
+          <w:p>
+            <w:pPr>
+              <w:autoSpaceDE w:val="0"/>
+              <w:autoSpaceDN w:val="0"/>
+              <w:adjustRightInd w:val="0"/>
+              <w:spacing w:before="0" w:line="240" w:lineRule="auto"/>
+              <w:rPr>
+                <w:rFonts w:ascii="BRH Malayalam Extra" w:hAnsi="BRH Malayalam Extra" w:cs="BRH Malayalam Extra"/>
+                <w:sz w:val="28"/>
+                <w:szCs w:val="36"/>
+              </w:rPr>
+            </w:pPr>
+            <w:r>
+              <w:rPr>
+                <w:rFonts w:ascii="Latha" w:hAnsi="Latha" w:cs="Latha"/>
+                <w:szCs w:val="24"/>
+                <w:highlight w:val="green"/>
+                <w:cs/>
+                <w:lang w:bidi="ta-IN"/>
+              </w:rPr>
+              <w:t>அ</w:t>
+            </w:r>
+            <w:r>
+              <w:rPr>
+                <w:rFonts w:ascii="Latha" w:hAnsi="Latha" w:cs="Latha"/>
+                <w:szCs w:val="24"/>
+                <w:cs/>
+                <w:lang w:bidi="ta-IN"/>
+              </w:rPr>
+              <w:t>ஸி</w:t>
+            </w:r>
+            <w:r>
+              <w:rPr>
+                <w:rFonts w:ascii="BRH Tamil Tab Extra" w:hAnsi="BRH Tamil Tab Extra" w:cs="Latha"/>
+                <w:b/>
+                <w:bCs/>
+                <w:szCs w:val="24"/>
+                <w:lang w:bidi="ta-IN"/>
+              </w:rPr>
+              <w:t>…</w:t>
+            </w:r>
+            <w:r>
+              <w:rPr>
+                <w:rFonts w:ascii="Latha" w:hAnsi="Latha" w:cs="Latha"/>
+                <w:szCs w:val="24"/>
+                <w:lang w:bidi="ta-IN"/>
+              </w:rPr>
+              <w:t xml:space="preserve"> </w:t>
+            </w:r>
+            <w:r>
+              <w:rPr>
+                <w:rFonts w:ascii="Latha" w:hAnsi="Latha" w:cs="Latha"/>
+                <w:szCs w:val="24"/>
+                <w:cs/>
+                <w:lang w:bidi="ta-IN"/>
+              </w:rPr>
+              <w:t>வஸ்வீ</w:t>
+            </w:r>
+            <w:r>
+              <w:rPr>
+                <w:rFonts w:ascii="BRH Tamil Tab Extra" w:hAnsi="BRH Tamil Tab Extra" w:cs="Latha"/>
+                <w:b/>
+                <w:bCs/>
+                <w:szCs w:val="24"/>
+                <w:lang w:bidi="ta-IN"/>
+              </w:rPr>
+              <w:t>…</w:t>
+            </w:r>
+            <w:r>
+              <w:rPr>
+                <w:rFonts w:ascii="Latha" w:hAnsi="Latha" w:cs="Latha"/>
+                <w:szCs w:val="24"/>
+                <w:lang w:bidi="ta-IN"/>
+              </w:rPr>
+              <w:t xml:space="preserve"> </w:t>
+            </w:r>
+            <w:r>
+              <w:rPr>
+                <w:rFonts w:ascii="Latha" w:hAnsi="Latha" w:cs="Latha"/>
+                <w:szCs w:val="24"/>
+                <w:cs/>
+                <w:lang w:bidi="ta-IN"/>
+              </w:rPr>
+              <w:t>வஸ்வ்</w:t>
+            </w:r>
+            <w:r>
+              <w:rPr>
+                <w:rFonts w:ascii="Latha" w:hAnsi="Latha" w:cs="Latha"/>
+                <w:szCs w:val="24"/>
+                <w:highlight w:val="green"/>
+                <w:cs/>
+                <w:lang w:bidi="ta-IN"/>
+              </w:rPr>
+              <w:t>ய</w:t>
+            </w:r>
+            <w:r>
+              <w:rPr>
+                <w:rFonts w:ascii="Latha" w:hAnsi="Latha" w:cs="Latha"/>
+                <w:szCs w:val="24"/>
+                <w:cs/>
+                <w:lang w:bidi="ta-IN"/>
+              </w:rPr>
+              <w:t>ஸ்யஸி</w:t>
+            </w:r>
+            <w:r>
+              <w:rPr>
+                <w:rFonts w:ascii="BRH Tamil Tab Extra" w:hAnsi="BRH Tamil Tab Extra" w:cs="Latha"/>
+                <w:b/>
+                <w:bCs/>
+                <w:szCs w:val="24"/>
+                <w:lang w:bidi="ta-IN"/>
+              </w:rPr>
+              <w:t>…</w:t>
+            </w:r>
+            <w:r>
+              <w:rPr>
+                <w:rFonts w:ascii="Latha" w:hAnsi="Latha" w:cs="Latha"/>
+                <w:szCs w:val="24"/>
+                <w:lang w:bidi="ta-IN"/>
+              </w:rPr>
+              <w:t xml:space="preserve"> </w:t>
+            </w:r>
+            <w:r>
+              <w:rPr>
+                <w:rFonts w:ascii="Latha" w:hAnsi="Latha" w:cs="Latha"/>
+                <w:szCs w:val="24"/>
+                <w:cs/>
+                <w:lang w:bidi="ta-IN"/>
+              </w:rPr>
+              <w:t>வஸ்வீ</w:t>
+            </w:r>
+            <w:r>
+              <w:rPr>
+                <w:rFonts w:ascii="BRH Tamil Tab Extra" w:hAnsi="BRH Tamil Tab Extra" w:cs="Latha"/>
+                <w:b/>
+                <w:bCs/>
+                <w:szCs w:val="24"/>
+                <w:lang w:bidi="ta-IN"/>
+              </w:rPr>
+              <w:t>†</w:t>
+            </w:r>
+            <w:r>
+              <w:rPr>
+                <w:rFonts w:ascii="Latha" w:hAnsi="Latha" w:cs="Latha"/>
+                <w:szCs w:val="24"/>
+                <w:lang w:bidi="ta-IN"/>
+              </w:rPr>
+              <w:t xml:space="preserve"> </w:t>
+            </w:r>
+            <w:r>
+              <w:rPr>
+                <w:rFonts w:ascii="Latha" w:hAnsi="Latha" w:cs="Latha"/>
+                <w:szCs w:val="24"/>
+                <w:cs/>
+                <w:lang w:bidi="ta-IN"/>
+              </w:rPr>
+              <w:t>ச ச</w:t>
+            </w:r>
+            <w:r>
+              <w:rPr>
+                <w:rFonts w:ascii="BRH Tamil Tab Extra" w:hAnsi="BRH Tamil Tab Extra" w:cs="Latha"/>
+                <w:b/>
+                <w:bCs/>
+                <w:szCs w:val="24"/>
+                <w:lang w:bidi="ta-IN"/>
+              </w:rPr>
+              <w:t>…</w:t>
+            </w:r>
+            <w:r>
+              <w:rPr>
+                <w:rFonts w:ascii="Latha" w:hAnsi="Latha" w:cs="Latha"/>
+                <w:szCs w:val="24"/>
+                <w:lang w:bidi="ta-IN"/>
+              </w:rPr>
+              <w:t xml:space="preserve"> </w:t>
+            </w:r>
+            <w:r>
+              <w:rPr>
+                <w:rFonts w:ascii="Latha" w:hAnsi="Latha" w:cs="Latha"/>
+                <w:szCs w:val="24"/>
+                <w:cs/>
+                <w:lang w:bidi="ta-IN"/>
+              </w:rPr>
+              <w:t>வஸ்வ்</w:t>
+            </w:r>
+            <w:r>
+              <w:rPr>
+                <w:rFonts w:ascii="Latha" w:hAnsi="Latha" w:cs="Latha"/>
+                <w:szCs w:val="24"/>
+                <w:highlight w:val="green"/>
+                <w:cs/>
+                <w:lang w:bidi="ta-IN"/>
+              </w:rPr>
+              <w:t>ய</w:t>
+            </w:r>
+            <w:r>
+              <w:rPr>
+                <w:rFonts w:ascii="Latha" w:hAnsi="Latha" w:cs="Latha"/>
+                <w:szCs w:val="24"/>
+                <w:cs/>
+                <w:lang w:bidi="ta-IN"/>
+              </w:rPr>
+              <w:t>ஸ்யஸி</w:t>
+            </w:r>
+            <w:r>
+              <w:rPr>
+                <w:rFonts w:ascii="BRH Tamil Tab Extra" w:hAnsi="BRH Tamil Tab Extra" w:cs="Latha"/>
+                <w:b/>
+                <w:bCs/>
+                <w:szCs w:val="24"/>
+                <w:lang w:bidi="ta-IN"/>
+              </w:rPr>
+              <w:t>…</w:t>
+            </w:r>
+            <w:r>
+              <w:rPr>
+                <w:rFonts w:ascii="Latha" w:hAnsi="Latha" w:cs="Latha"/>
+                <w:szCs w:val="24"/>
+                <w:lang w:bidi="ta-IN"/>
+              </w:rPr>
+              <w:t xml:space="preserve"> </w:t>
+            </w:r>
+            <w:r>
+              <w:rPr>
+                <w:rFonts w:ascii="Latha" w:hAnsi="Latha" w:cs="Latha"/>
+                <w:szCs w:val="24"/>
+                <w:cs/>
+                <w:lang w:bidi="ta-IN"/>
+              </w:rPr>
+              <w:t>வஸ்வீ</w:t>
+            </w:r>
+            <w:r>
+              <w:rPr>
+                <w:rFonts w:ascii="BRH Tamil Tab Extra" w:hAnsi="BRH Tamil Tab Extra" w:cs="Latha"/>
+                <w:b/>
+                <w:bCs/>
+                <w:szCs w:val="24"/>
+                <w:lang w:bidi="ta-IN"/>
+              </w:rPr>
+              <w:t>†</w:t>
+            </w:r>
+            <w:r>
+              <w:rPr>
+                <w:rFonts w:ascii="Latha" w:hAnsi="Latha" w:cs="Latha"/>
+                <w:szCs w:val="24"/>
+                <w:lang w:bidi="ta-IN"/>
+              </w:rPr>
+              <w:t xml:space="preserve"> </w:t>
+            </w:r>
+            <w:r>
+              <w:rPr>
+                <w:rFonts w:ascii="Latha" w:hAnsi="Latha" w:cs="Latha"/>
+                <w:szCs w:val="24"/>
+                <w:cs/>
+                <w:lang w:bidi="ta-IN"/>
+              </w:rPr>
+              <w:t xml:space="preserve">ச </w:t>
+            </w:r>
+            <w:r>
+              <w:rPr>
+                <w:rFonts w:ascii="Latha" w:hAnsi="Latha" w:cs="Latha"/>
+                <w:szCs w:val="24"/>
+                <w:lang w:bidi="ta-IN"/>
+              </w:rPr>
+              <w:t xml:space="preserve">| </w:t>
+            </w:r>
+          </w:p>
+        </w:tc>
+      </w:tr>
+    </w:tbl>
+    <w:p>
+      <w:pPr>
+        <w:spacing w:before="0" w:line="240" w:lineRule="auto"/>
+        <w:jc w:val="center"/>
+        <w:rPr>
+          <w:b/>
+          <w:bCs/>
+          <w:sz w:val="32"/>
+          <w:szCs w:val="32"/>
+          <w:u w:val="single"/>
+        </w:rPr>
+      </w:pPr>
+    </w:p>
+    <w:p>
+      <w:pPr>
+        <w:spacing w:before="0" w:line="240" w:lineRule="auto"/>
+        <w:jc w:val="center"/>
+        <w:rPr>
+          <w:b/>
+          <w:bCs/>
+          <w:sz w:val="32"/>
+          <w:szCs w:val="32"/>
+          <w:u w:val="single"/>
+        </w:rPr>
+      </w:pPr>
+    </w:p>
     <w:p>
       <w:pPr>
         <w:spacing w:before="0" w:line="240" w:lineRule="auto"/>
@@ -691,6 +3550,7 @@
                 <w:cs/>
                 <w:lang w:bidi="ta-IN"/>
               </w:rPr>
+              <w:lastRenderedPageBreak/>
               <w:t>அ</w:t>
             </w:r>
             <w:r>
@@ -1181,6 +4041,7 @@
                 <w:szCs w:val="28"/>
                 <w:u w:val="single"/>
               </w:rPr>
+              <w:lastRenderedPageBreak/>
               <w:t>TS 1.1.1.1 Ghanam</w:t>
             </w:r>
           </w:p>
@@ -1653,6 +4514,7 @@
                 <w:cs/>
                 <w:lang w:bidi="ta-IN"/>
               </w:rPr>
+              <w:lastRenderedPageBreak/>
               <w:t>அ</w:t>
             </w:r>
             <w:r>
@@ -2439,6 +5301,7 @@
                 <w:cs/>
                 <w:lang w:bidi="ta-IN"/>
               </w:rPr>
+              <w:lastRenderedPageBreak/>
               <w:t>54)</w:t>
             </w:r>
             <w:r>
@@ -2887,7 +5750,6 @@
                 <w:cs/>
                 <w:lang w:bidi="ta-IN"/>
               </w:rPr>
-              <w:lastRenderedPageBreak/>
               <w:t>55</w:t>
             </w:r>
             <w:r>
@@ -3740,6 +6602,7 @@
                 <w:cs/>
                 <w:lang w:bidi="ta-IN"/>
               </w:rPr>
+              <w:lastRenderedPageBreak/>
               <w:t>வி</w:t>
             </w:r>
             <w:r>
@@ -4497,7 +7360,6 @@
                 <w:cs/>
                 <w:lang w:bidi="ta-IN"/>
               </w:rPr>
-              <w:lastRenderedPageBreak/>
               <w:t>55</w:t>
             </w:r>
             <w:r>
@@ -5366,6 +8228,7 @@
                 <w:cs/>
                 <w:lang w:bidi="ta-IN"/>
               </w:rPr>
+              <w:lastRenderedPageBreak/>
               <w:t>வி</w:t>
             </w:r>
             <w:r>
@@ -8355,7 +11218,6 @@
                 <w:szCs w:val="28"/>
                 <w:u w:val="single"/>
               </w:rPr>
-              <w:lastRenderedPageBreak/>
               <w:t>TS 1.1.8.1 Ghanam</w:t>
             </w:r>
           </w:p>
@@ -9097,6 +11959,7 @@
                 <w:szCs w:val="28"/>
                 <w:lang w:bidi="ta-IN"/>
               </w:rPr>
+              <w:lastRenderedPageBreak/>
               <w:t xml:space="preserve">No change in following </w:t>
             </w:r>
             <w:r>
@@ -9205,6 +12068,7 @@
                 <w:cs/>
                 <w:lang w:bidi="ta-IN"/>
               </w:rPr>
+              <w:lastRenderedPageBreak/>
               <w:t>26)</w:t>
             </w:r>
             <w:r>
@@ -10339,7 +13203,6 @@
                 <w:cs/>
                 <w:lang w:bidi="ta-IN"/>
               </w:rPr>
-              <w:lastRenderedPageBreak/>
               <w:t>47)</w:t>
             </w:r>
             <w:r>
@@ -10997,7 +13860,6 @@
                 <w:cs/>
                 <w:lang w:bidi="ta-IN"/>
               </w:rPr>
-              <w:lastRenderedPageBreak/>
               <w:t>46)</w:t>
             </w:r>
             <w:r>
@@ -11585,7 +14447,6 @@
                 <w:cs/>
                 <w:lang w:bidi="ta-IN"/>
               </w:rPr>
-              <w:lastRenderedPageBreak/>
               <w:t>47)</w:t>
             </w:r>
             <w:r>
@@ -13938,7 +16799,6 @@
                 <w:cs/>
                 <w:lang w:bidi="ta-IN"/>
               </w:rPr>
-              <w:lastRenderedPageBreak/>
               <w:t>தே</w:t>
             </w:r>
             <w:r>
@@ -15102,6 +17962,7 @@
                 <w:cs/>
                 <w:lang w:bidi="ta-IN"/>
               </w:rPr>
+              <w:lastRenderedPageBreak/>
               <w:t>க</w:t>
             </w:r>
             <w:r>
@@ -17455,7 +20316,6 @@
                 <w:cs/>
                 <w:lang w:bidi="ta-IN"/>
               </w:rPr>
-              <w:lastRenderedPageBreak/>
               <w:t>தே</w:t>
             </w:r>
             <w:r>
@@ -18640,6 +21500,7 @@
                 <w:cs/>
                 <w:lang w:bidi="ta-IN"/>
               </w:rPr>
+              <w:lastRenderedPageBreak/>
               <w:t>க</w:t>
             </w:r>
             <w:r>
@@ -20373,7 +23234,6 @@
                 <w:cs/>
                 <w:lang w:bidi="ta-IN"/>
               </w:rPr>
-              <w:lastRenderedPageBreak/>
               <w:t>பா</w:t>
             </w:r>
             <w:r>
@@ -21418,6 +24278,7 @@
                 <w:cs/>
                 <w:lang w:bidi="ta-IN"/>
               </w:rPr>
+              <w:lastRenderedPageBreak/>
               <w:t>அக்</w:t>
             </w:r>
             <w:r>
@@ -23305,17 +26166,7 @@
                 <w:cs/>
                 <w:lang w:bidi="ta-IN"/>
               </w:rPr>
-              <w:t xml:space="preserve">ஹி </w:t>
-            </w:r>
-            <w:r>
-              <w:rPr>
-                <w:rFonts w:ascii="Latha" w:hAnsi="Latha" w:cs="Latha"/>
-                <w:szCs w:val="24"/>
-                <w:cs/>
-                <w:lang w:bidi="ta-IN"/>
-              </w:rPr>
-              <w:lastRenderedPageBreak/>
-              <w:t>பா</w:t>
+              <w:t>ஹி பா</w:t>
             </w:r>
             <w:r>
               <w:rPr>
@@ -23888,7 +26739,6 @@
                 <w:cs/>
                 <w:lang w:bidi="ta-IN"/>
               </w:rPr>
-              <w:lastRenderedPageBreak/>
               <w:t>பா</w:t>
             </w:r>
             <w:r>
@@ -24936,6 +27786,7 @@
                 <w:cs/>
                 <w:lang w:bidi="ta-IN"/>
               </w:rPr>
+              <w:lastRenderedPageBreak/>
               <w:t>அக்</w:t>
             </w:r>
             <w:r>
@@ -28686,6 +31537,7 @@
                 <w:cs/>
                 <w:lang w:bidi="ta-IN"/>
               </w:rPr>
+              <w:lastRenderedPageBreak/>
               <w:t>1</w:t>
             </w:r>
             <w:r>
@@ -30678,7 +33530,6 @@
                 <w:cs/>
                 <w:lang w:bidi="ta-IN"/>
               </w:rPr>
-              <w:lastRenderedPageBreak/>
               <w:t>3)</w:t>
             </w:r>
             <w:r>
@@ -32533,7 +35384,6 @@
                 <w:cs/>
                 <w:lang w:bidi="ta-IN"/>
               </w:rPr>
-              <w:lastRenderedPageBreak/>
               <w:t>1</w:t>
             </w:r>
             <w:r>
@@ -34559,7 +37409,6 @@
                 <w:cs/>
                 <w:lang w:bidi="ta-IN"/>
               </w:rPr>
-              <w:lastRenderedPageBreak/>
               <w:t>3)</w:t>
             </w:r>
             <w:r>
@@ -36155,6 +39004,7 @@
                 <w:cs/>
                 <w:lang w:bidi="ta-IN"/>
               </w:rPr>
+              <w:lastRenderedPageBreak/>
               <w:t>இ</w:t>
             </w:r>
             <w:r>
@@ -37591,7 +40441,7 @@
 </file>
 
 <file path=word/endnotes.xml><?xml version="1.0" encoding="utf-8"?>
-<w:endnotes xmlns:wpc="http://schemas.microsoft.com/office/word/2010/wordprocessingCanvas" xmlns:cx="http://schemas.microsoft.com/office/drawing/2014/chartex" xmlns:cx1="http://schemas.microsoft.com/office/drawing/2015/9/8/chartex" xmlns:cx2="http://schemas.microsoft.com/office/drawing/2015/10/21/chartex" xmlns:cx3="http://schemas.microsoft.com/office/drawing/2016/5/9/chartex" xmlns:cx4="http://schemas.microsoft.com/office/drawing/2016/5/10/chartex" xmlns:cx5="http://schemas.microsoft.com/office/drawing/2016/5/11/chartex" xmlns:cx6="http://schemas.microsoft.com/office/drawing/2016/5/12/chartex" xmlns:cx7="http://schemas.microsoft.com/office/drawing/2016/5/13/chartex" xmlns:cx8="http://schemas.microsoft.com/office/drawing/2016/5/14/chartex" xmlns:mc="http://schemas.openxmlformats.org/markup-compatibility/2006" xmlns:aink="http://schemas.microsoft.com/office/drawing/2016/ink" xmlns:am3d="http://schemas.microsoft.com/office/drawing/2017/model3d" xmlns:o="urn:schemas-microsoft-com:office:office" xmlns:oel="http://schemas.microsoft.com/office/2019/extlst" xmlns:r="http://schemas.openxmlformats.org/officeDocument/2006/relationships" xmlns:m="http://schemas.openxmlformats.org/officeDocument/2006/math" xmlns:v="urn:schemas-microsoft-com:vml" xmlns:wp14="http://schemas.microsoft.com/office/word/2010/wordprocessingDrawing" xmlns:wp="http://schemas.openxmlformats.org/drawingml/2006/wordprocessingDrawing" xmlns:w10="urn:schemas-microsoft-com:office:word" xmlns:w="http://schemas.openxmlformats.org/wordprocessingml/2006/main" xmlns:w14="http://schemas.microsoft.com/office/word/2010/wordml" xmlns:w15="http://schemas.microsoft.com/office/word/2012/wordml" xmlns:w16cex="http://schemas.microsoft.com/office/word/2018/wordml/cex" xmlns:w16cid="http://schemas.microsoft.com/office/word/2016/wordml/cid" xmlns:w16="http://schemas.microsoft.com/office/word/2018/wordml" xmlns:w16sdtdh="http://schemas.microsoft.com/office/word/2020/wordml/sdtdatahash" xmlns:w16se="http://schemas.microsoft.com/office/word/2015/wordml/symex" xmlns:wpg="http://schemas.microsoft.com/office/word/2010/wordprocessingGroup" xmlns:wpi="http://schemas.microsoft.com/office/word/2010/wordprocessingInk" xmlns:wne="http://schemas.microsoft.com/office/word/2006/wordml" xmlns:wps="http://schemas.microsoft.com/office/word/2010/wordprocessingShape" mc:Ignorable="w14 w15 w16se w16cid w16 w16cex w16sdtdh wp14">
+<w:endnotes xmlns:wpc="http://schemas.microsoft.com/office/word/2010/wordprocessingCanvas" xmlns:cx="http://schemas.microsoft.com/office/drawing/2014/chartex" xmlns:cx1="http://schemas.microsoft.com/office/drawing/2015/9/8/chartex" xmlns:cx2="http://schemas.microsoft.com/office/drawing/2015/10/21/chartex" xmlns:cx3="http://schemas.microsoft.com/office/drawing/2016/5/9/chartex" xmlns:cx4="http://schemas.microsoft.com/office/drawing/2016/5/10/chartex" xmlns:cx5="http://schemas.microsoft.com/office/drawing/2016/5/11/chartex" xmlns:cx6="http://schemas.microsoft.com/office/drawing/2016/5/12/chartex" xmlns:cx7="http://schemas.microsoft.com/office/drawing/2016/5/13/chartex" xmlns:cx8="http://schemas.microsoft.com/office/drawing/2016/5/14/chartex" xmlns:mc="http://schemas.openxmlformats.org/markup-compatibility/2006" xmlns:aink="http://schemas.microsoft.com/office/drawing/2016/ink" xmlns:am3d="http://schemas.microsoft.com/office/drawing/2017/model3d" xmlns:o="urn:schemas-microsoft-com:office:office" xmlns:oel="http://schemas.microsoft.com/office/2019/extlst" xmlns:r="http://schemas.openxmlformats.org/officeDocument/2006/relationships" xmlns:m="http://schemas.openxmlformats.org/officeDocument/2006/math" xmlns:v="urn:schemas-microsoft-com:vml" xmlns:wp14="http://schemas.microsoft.com/office/word/2010/wordprocessingDrawing" xmlns:wp="http://schemas.openxmlformats.org/drawingml/2006/wordprocessingDrawing" xmlns:w10="urn:schemas-microsoft-com:office:word" xmlns:w="http://schemas.openxmlformats.org/wordprocessingml/2006/main" xmlns:w14="http://schemas.microsoft.com/office/word/2010/wordml" xmlns:w15="http://schemas.microsoft.com/office/word/2012/wordml" xmlns:w16cex="http://schemas.microsoft.com/office/word/2018/wordml/cex" xmlns:w16cid="http://schemas.microsoft.com/office/word/2016/wordml/cid" xmlns:w16="http://schemas.microsoft.com/office/word/2018/wordml" xmlns:w16du="http://schemas.microsoft.com/office/word/2023/wordml/word16du" xmlns:w16sdtdh="http://schemas.microsoft.com/office/word/2020/wordml/sdtdatahash" xmlns:w16sdtfl="http://schemas.microsoft.com/office/word/2024/wordml/sdtformatlock" xmlns:w16se="http://schemas.microsoft.com/office/word/2015/wordml/symex" xmlns:wpg="http://schemas.microsoft.com/office/word/2010/wordprocessingGroup" xmlns:wpi="http://schemas.microsoft.com/office/word/2010/wordprocessingInk" xmlns:wne="http://schemas.microsoft.com/office/word/2006/wordml" xmlns:wps="http://schemas.microsoft.com/office/word/2010/wordprocessingShape" mc:Ignorable="w14 w15 w16se w16cid w16 w16cex w16sdtdh w16sdtfl w16du wp14">
   <w:endnote w:type="separator" w:id="-1">
     <w:p>
       <w:pPr>
@@ -37616,7 +40466,7 @@
 </file>
 
 <file path=word/footer1.xml><?xml version="1.0" encoding="utf-8"?>
-<w:ftr xmlns:wpc="http://schemas.microsoft.com/office/word/2010/wordprocessingCanvas" xmlns:cx="http://schemas.microsoft.com/office/drawing/2014/chartex" xmlns:cx1="http://schemas.microsoft.com/office/drawing/2015/9/8/chartex" xmlns:cx2="http://schemas.microsoft.com/office/drawing/2015/10/21/chartex" xmlns:cx3="http://schemas.microsoft.com/office/drawing/2016/5/9/chartex" xmlns:cx4="http://schemas.microsoft.com/office/drawing/2016/5/10/chartex" xmlns:cx5="http://schemas.microsoft.com/office/drawing/2016/5/11/chartex" xmlns:cx6="http://schemas.microsoft.com/office/drawing/2016/5/12/chartex" xmlns:cx7="http://schemas.microsoft.com/office/drawing/2016/5/13/chartex" xmlns:cx8="http://schemas.microsoft.com/office/drawing/2016/5/14/chartex" xmlns:mc="http://schemas.openxmlformats.org/markup-compatibility/2006" xmlns:aink="http://schemas.microsoft.com/office/drawing/2016/ink" xmlns:am3d="http://schemas.microsoft.com/office/drawing/2017/model3d" xmlns:o="urn:schemas-microsoft-com:office:office" xmlns:oel="http://schemas.microsoft.com/office/2019/extlst" xmlns:r="http://schemas.openxmlformats.org/officeDocument/2006/relationships" xmlns:m="http://schemas.openxmlformats.org/officeDocument/2006/math" xmlns:v="urn:schemas-microsoft-com:vml" xmlns:wp14="http://schemas.microsoft.com/office/word/2010/wordprocessingDrawing" xmlns:wp="http://schemas.openxmlformats.org/drawingml/2006/wordprocessingDrawing" xmlns:w10="urn:schemas-microsoft-com:office:word" xmlns:w="http://schemas.openxmlformats.org/wordprocessingml/2006/main" xmlns:w14="http://schemas.microsoft.com/office/word/2010/wordml" xmlns:w15="http://schemas.microsoft.com/office/word/2012/wordml" xmlns:w16cex="http://schemas.microsoft.com/office/word/2018/wordml/cex" xmlns:w16cid="http://schemas.microsoft.com/office/word/2016/wordml/cid" xmlns:w16="http://schemas.microsoft.com/office/word/2018/wordml" xmlns:w16sdtdh="http://schemas.microsoft.com/office/word/2020/wordml/sdtdatahash" xmlns:w16se="http://schemas.microsoft.com/office/word/2015/wordml/symex" xmlns:wpg="http://schemas.microsoft.com/office/word/2010/wordprocessingGroup" xmlns:wpi="http://schemas.microsoft.com/office/word/2010/wordprocessingInk" xmlns:wne="http://schemas.microsoft.com/office/word/2006/wordml" xmlns:wps="http://schemas.microsoft.com/office/word/2010/wordprocessingShape" mc:Ignorable="w14 w15 w16se w16cid w16 w16cex w16sdtdh wp14">
+<w:ftr xmlns:wpc="http://schemas.microsoft.com/office/word/2010/wordprocessingCanvas" xmlns:cx="http://schemas.microsoft.com/office/drawing/2014/chartex" xmlns:cx1="http://schemas.microsoft.com/office/drawing/2015/9/8/chartex" xmlns:cx2="http://schemas.microsoft.com/office/drawing/2015/10/21/chartex" xmlns:cx3="http://schemas.microsoft.com/office/drawing/2016/5/9/chartex" xmlns:cx4="http://schemas.microsoft.com/office/drawing/2016/5/10/chartex" xmlns:cx5="http://schemas.microsoft.com/office/drawing/2016/5/11/chartex" xmlns:cx6="http://schemas.microsoft.com/office/drawing/2016/5/12/chartex" xmlns:cx7="http://schemas.microsoft.com/office/drawing/2016/5/13/chartex" xmlns:cx8="http://schemas.microsoft.com/office/drawing/2016/5/14/chartex" xmlns:mc="http://schemas.openxmlformats.org/markup-compatibility/2006" xmlns:aink="http://schemas.microsoft.com/office/drawing/2016/ink" xmlns:am3d="http://schemas.microsoft.com/office/drawing/2017/model3d" xmlns:o="urn:schemas-microsoft-com:office:office" xmlns:oel="http://schemas.microsoft.com/office/2019/extlst" xmlns:r="http://schemas.openxmlformats.org/officeDocument/2006/relationships" xmlns:m="http://schemas.openxmlformats.org/officeDocument/2006/math" xmlns:v="urn:schemas-microsoft-com:vml" xmlns:wp14="http://schemas.microsoft.com/office/word/2010/wordprocessingDrawing" xmlns:wp="http://schemas.openxmlformats.org/drawingml/2006/wordprocessingDrawing" xmlns:w10="urn:schemas-microsoft-com:office:word" xmlns:w="http://schemas.openxmlformats.org/wordprocessingml/2006/main" xmlns:w14="http://schemas.microsoft.com/office/word/2010/wordml" xmlns:w15="http://schemas.microsoft.com/office/word/2012/wordml" xmlns:w16cex="http://schemas.microsoft.com/office/word/2018/wordml/cex" xmlns:w16cid="http://schemas.microsoft.com/office/word/2016/wordml/cid" xmlns:w16="http://schemas.microsoft.com/office/word/2018/wordml" xmlns:w16du="http://schemas.microsoft.com/office/word/2023/wordml/word16du" xmlns:w16sdtdh="http://schemas.microsoft.com/office/word/2020/wordml/sdtdatahash" xmlns:w16sdtfl="http://schemas.microsoft.com/office/word/2024/wordml/sdtformatlock" xmlns:w16se="http://schemas.microsoft.com/office/word/2015/wordml/symex" xmlns:wpg="http://schemas.microsoft.com/office/word/2010/wordprocessingGroup" xmlns:wpi="http://schemas.microsoft.com/office/word/2010/wordprocessingInk" xmlns:wne="http://schemas.microsoft.com/office/word/2006/wordml" xmlns:wps="http://schemas.microsoft.com/office/word/2010/wordprocessingShape" mc:Ignorable="w14 w15 w16se w16cid w16 w16cex w16sdtdh w16sdtfl w16du wp14">
   <w:p>
     <w:pPr>
       <w:pBdr>
@@ -37801,7 +40651,7 @@
 </file>
 
 <file path=word/footer2.xml><?xml version="1.0" encoding="utf-8"?>
-<w:ftr xmlns:wpc="http://schemas.microsoft.com/office/word/2010/wordprocessingCanvas" xmlns:cx="http://schemas.microsoft.com/office/drawing/2014/chartex" xmlns:cx1="http://schemas.microsoft.com/office/drawing/2015/9/8/chartex" xmlns:cx2="http://schemas.microsoft.com/office/drawing/2015/10/21/chartex" xmlns:cx3="http://schemas.microsoft.com/office/drawing/2016/5/9/chartex" xmlns:cx4="http://schemas.microsoft.com/office/drawing/2016/5/10/chartex" xmlns:cx5="http://schemas.microsoft.com/office/drawing/2016/5/11/chartex" xmlns:cx6="http://schemas.microsoft.com/office/drawing/2016/5/12/chartex" xmlns:cx7="http://schemas.microsoft.com/office/drawing/2016/5/13/chartex" xmlns:cx8="http://schemas.microsoft.com/office/drawing/2016/5/14/chartex" xmlns:mc="http://schemas.openxmlformats.org/markup-compatibility/2006" xmlns:aink="http://schemas.microsoft.com/office/drawing/2016/ink" xmlns:am3d="http://schemas.microsoft.com/office/drawing/2017/model3d" xmlns:o="urn:schemas-microsoft-com:office:office" xmlns:oel="http://schemas.microsoft.com/office/2019/extlst" xmlns:r="http://schemas.openxmlformats.org/officeDocument/2006/relationships" xmlns:m="http://schemas.openxmlformats.org/officeDocument/2006/math" xmlns:v="urn:schemas-microsoft-com:vml" xmlns:wp14="http://schemas.microsoft.com/office/word/2010/wordprocessingDrawing" xmlns:wp="http://schemas.openxmlformats.org/drawingml/2006/wordprocessingDrawing" xmlns:w10="urn:schemas-microsoft-com:office:word" xmlns:w="http://schemas.openxmlformats.org/wordprocessingml/2006/main" xmlns:w14="http://schemas.microsoft.com/office/word/2010/wordml" xmlns:w15="http://schemas.microsoft.com/office/word/2012/wordml" xmlns:w16cex="http://schemas.microsoft.com/office/word/2018/wordml/cex" xmlns:w16cid="http://schemas.microsoft.com/office/word/2016/wordml/cid" xmlns:w16="http://schemas.microsoft.com/office/word/2018/wordml" xmlns:w16sdtdh="http://schemas.microsoft.com/office/word/2020/wordml/sdtdatahash" xmlns:w16se="http://schemas.microsoft.com/office/word/2015/wordml/symex" xmlns:wpg="http://schemas.microsoft.com/office/word/2010/wordprocessingGroup" xmlns:wpi="http://schemas.microsoft.com/office/word/2010/wordprocessingInk" xmlns:wne="http://schemas.microsoft.com/office/word/2006/wordml" xmlns:wps="http://schemas.microsoft.com/office/word/2010/wordprocessingShape" mc:Ignorable="w14 w15 w16se w16cid w16 w16cex w16sdtdh wp14">
+<w:ftr xmlns:wpc="http://schemas.microsoft.com/office/word/2010/wordprocessingCanvas" xmlns:cx="http://schemas.microsoft.com/office/drawing/2014/chartex" xmlns:cx1="http://schemas.microsoft.com/office/drawing/2015/9/8/chartex" xmlns:cx2="http://schemas.microsoft.com/office/drawing/2015/10/21/chartex" xmlns:cx3="http://schemas.microsoft.com/office/drawing/2016/5/9/chartex" xmlns:cx4="http://schemas.microsoft.com/office/drawing/2016/5/10/chartex" xmlns:cx5="http://schemas.microsoft.com/office/drawing/2016/5/11/chartex" xmlns:cx6="http://schemas.microsoft.com/office/drawing/2016/5/12/chartex" xmlns:cx7="http://schemas.microsoft.com/office/drawing/2016/5/13/chartex" xmlns:cx8="http://schemas.microsoft.com/office/drawing/2016/5/14/chartex" xmlns:mc="http://schemas.openxmlformats.org/markup-compatibility/2006" xmlns:aink="http://schemas.microsoft.com/office/drawing/2016/ink" xmlns:am3d="http://schemas.microsoft.com/office/drawing/2017/model3d" xmlns:o="urn:schemas-microsoft-com:office:office" xmlns:oel="http://schemas.microsoft.com/office/2019/extlst" xmlns:r="http://schemas.openxmlformats.org/officeDocument/2006/relationships" xmlns:m="http://schemas.openxmlformats.org/officeDocument/2006/math" xmlns:v="urn:schemas-microsoft-com:vml" xmlns:wp14="http://schemas.microsoft.com/office/word/2010/wordprocessingDrawing" xmlns:wp="http://schemas.openxmlformats.org/drawingml/2006/wordprocessingDrawing" xmlns:w10="urn:schemas-microsoft-com:office:word" xmlns:w="http://schemas.openxmlformats.org/wordprocessingml/2006/main" xmlns:w14="http://schemas.microsoft.com/office/word/2010/wordml" xmlns:w15="http://schemas.microsoft.com/office/word/2012/wordml" xmlns:w16cex="http://schemas.microsoft.com/office/word/2018/wordml/cex" xmlns:w16cid="http://schemas.microsoft.com/office/word/2016/wordml/cid" xmlns:w16="http://schemas.microsoft.com/office/word/2018/wordml" xmlns:w16du="http://schemas.microsoft.com/office/word/2023/wordml/word16du" xmlns:w16sdtdh="http://schemas.microsoft.com/office/word/2020/wordml/sdtdatahash" xmlns:w16sdtfl="http://schemas.microsoft.com/office/word/2024/wordml/sdtformatlock" xmlns:w16se="http://schemas.microsoft.com/office/word/2015/wordml/symex" xmlns:wpg="http://schemas.microsoft.com/office/word/2010/wordprocessingGroup" xmlns:wpi="http://schemas.microsoft.com/office/word/2010/wordprocessingInk" xmlns:wne="http://schemas.microsoft.com/office/word/2006/wordml" xmlns:wps="http://schemas.microsoft.com/office/word/2010/wordprocessingShape" mc:Ignorable="w14 w15 w16se w16cid w16 w16cex w16sdtdh w16sdtfl w16du wp14">
   <w:p>
     <w:pPr>
       <w:pBdr>
@@ -38021,7 +40871,7 @@
 </file>
 
 <file path=word/footer3.xml><?xml version="1.0" encoding="utf-8"?>
-<w:ftr xmlns:wpc="http://schemas.microsoft.com/office/word/2010/wordprocessingCanvas" xmlns:cx="http://schemas.microsoft.com/office/drawing/2014/chartex" xmlns:cx1="http://schemas.microsoft.com/office/drawing/2015/9/8/chartex" xmlns:cx2="http://schemas.microsoft.com/office/drawing/2015/10/21/chartex" xmlns:cx3="http://schemas.microsoft.com/office/drawing/2016/5/9/chartex" xmlns:cx4="http://schemas.microsoft.com/office/drawing/2016/5/10/chartex" xmlns:cx5="http://schemas.microsoft.com/office/drawing/2016/5/11/chartex" xmlns:cx6="http://schemas.microsoft.com/office/drawing/2016/5/12/chartex" xmlns:cx7="http://schemas.microsoft.com/office/drawing/2016/5/13/chartex" xmlns:cx8="http://schemas.microsoft.com/office/drawing/2016/5/14/chartex" xmlns:mc="http://schemas.openxmlformats.org/markup-compatibility/2006" xmlns:aink="http://schemas.microsoft.com/office/drawing/2016/ink" xmlns:am3d="http://schemas.microsoft.com/office/drawing/2017/model3d" xmlns:o="urn:schemas-microsoft-com:office:office" xmlns:oel="http://schemas.microsoft.com/office/2019/extlst" xmlns:r="http://schemas.openxmlformats.org/officeDocument/2006/relationships" xmlns:m="http://schemas.openxmlformats.org/officeDocument/2006/math" xmlns:v="urn:schemas-microsoft-com:vml" xmlns:wp14="http://schemas.microsoft.com/office/word/2010/wordprocessingDrawing" xmlns:wp="http://schemas.openxmlformats.org/drawingml/2006/wordprocessingDrawing" xmlns:w10="urn:schemas-microsoft-com:office:word" xmlns:w="http://schemas.openxmlformats.org/wordprocessingml/2006/main" xmlns:w14="http://schemas.microsoft.com/office/word/2010/wordml" xmlns:w15="http://schemas.microsoft.com/office/word/2012/wordml" xmlns:w16cex="http://schemas.microsoft.com/office/word/2018/wordml/cex" xmlns:w16cid="http://schemas.microsoft.com/office/word/2016/wordml/cid" xmlns:w16="http://schemas.microsoft.com/office/word/2018/wordml" xmlns:w16sdtdh="http://schemas.microsoft.com/office/word/2020/wordml/sdtdatahash" xmlns:w16se="http://schemas.microsoft.com/office/word/2015/wordml/symex" xmlns:wpg="http://schemas.microsoft.com/office/word/2010/wordprocessingGroup" xmlns:wpi="http://schemas.microsoft.com/office/word/2010/wordprocessingInk" xmlns:wne="http://schemas.microsoft.com/office/word/2006/wordml" xmlns:wps="http://schemas.microsoft.com/office/word/2010/wordprocessingShape" mc:Ignorable="w14 w15 w16se w16cid w16 w16cex w16sdtdh wp14">
+<w:ftr xmlns:wpc="http://schemas.microsoft.com/office/word/2010/wordprocessingCanvas" xmlns:cx="http://schemas.microsoft.com/office/drawing/2014/chartex" xmlns:cx1="http://schemas.microsoft.com/office/drawing/2015/9/8/chartex" xmlns:cx2="http://schemas.microsoft.com/office/drawing/2015/10/21/chartex" xmlns:cx3="http://schemas.microsoft.com/office/drawing/2016/5/9/chartex" xmlns:cx4="http://schemas.microsoft.com/office/drawing/2016/5/10/chartex" xmlns:cx5="http://schemas.microsoft.com/office/drawing/2016/5/11/chartex" xmlns:cx6="http://schemas.microsoft.com/office/drawing/2016/5/12/chartex" xmlns:cx7="http://schemas.microsoft.com/office/drawing/2016/5/13/chartex" xmlns:cx8="http://schemas.microsoft.com/office/drawing/2016/5/14/chartex" xmlns:mc="http://schemas.openxmlformats.org/markup-compatibility/2006" xmlns:aink="http://schemas.microsoft.com/office/drawing/2016/ink" xmlns:am3d="http://schemas.microsoft.com/office/drawing/2017/model3d" xmlns:o="urn:schemas-microsoft-com:office:office" xmlns:oel="http://schemas.microsoft.com/office/2019/extlst" xmlns:r="http://schemas.openxmlformats.org/officeDocument/2006/relationships" xmlns:m="http://schemas.openxmlformats.org/officeDocument/2006/math" xmlns:v="urn:schemas-microsoft-com:vml" xmlns:wp14="http://schemas.microsoft.com/office/word/2010/wordprocessingDrawing" xmlns:wp="http://schemas.openxmlformats.org/drawingml/2006/wordprocessingDrawing" xmlns:w10="urn:schemas-microsoft-com:office:word" xmlns:w="http://schemas.openxmlformats.org/wordprocessingml/2006/main" xmlns:w14="http://schemas.microsoft.com/office/word/2010/wordml" xmlns:w15="http://schemas.microsoft.com/office/word/2012/wordml" xmlns:w16cex="http://schemas.microsoft.com/office/word/2018/wordml/cex" xmlns:w16cid="http://schemas.microsoft.com/office/word/2016/wordml/cid" xmlns:w16="http://schemas.microsoft.com/office/word/2018/wordml" xmlns:w16du="http://schemas.microsoft.com/office/word/2023/wordml/word16du" xmlns:w16sdtdh="http://schemas.microsoft.com/office/word/2020/wordml/sdtdatahash" xmlns:w16sdtfl="http://schemas.microsoft.com/office/word/2024/wordml/sdtformatlock" xmlns:w16se="http://schemas.microsoft.com/office/word/2015/wordml/symex" xmlns:wpg="http://schemas.microsoft.com/office/word/2010/wordprocessingGroup" xmlns:wpi="http://schemas.microsoft.com/office/word/2010/wordprocessingInk" xmlns:wne="http://schemas.microsoft.com/office/word/2006/wordml" xmlns:wps="http://schemas.microsoft.com/office/word/2010/wordprocessingShape" mc:Ignorable="w14 w15 w16se w16cid w16 w16cex w16sdtdh w16sdtfl w16du wp14">
   <w:p>
     <w:pPr>
       <w:pStyle w:val="Footer"/>
@@ -38031,7 +40881,7 @@
 </file>
 
 <file path=word/footnotes.xml><?xml version="1.0" encoding="utf-8"?>
-<w:footnotes xmlns:wpc="http://schemas.microsoft.com/office/word/2010/wordprocessingCanvas" xmlns:cx="http://schemas.microsoft.com/office/drawing/2014/chartex" xmlns:cx1="http://schemas.microsoft.com/office/drawing/2015/9/8/chartex" xmlns:cx2="http://schemas.microsoft.com/office/drawing/2015/10/21/chartex" xmlns:cx3="http://schemas.microsoft.com/office/drawing/2016/5/9/chartex" xmlns:cx4="http://schemas.microsoft.com/office/drawing/2016/5/10/chartex" xmlns:cx5="http://schemas.microsoft.com/office/drawing/2016/5/11/chartex" xmlns:cx6="http://schemas.microsoft.com/office/drawing/2016/5/12/chartex" xmlns:cx7="http://schemas.microsoft.com/office/drawing/2016/5/13/chartex" xmlns:cx8="http://schemas.microsoft.com/office/drawing/2016/5/14/chartex" xmlns:mc="http://schemas.openxmlformats.org/markup-compatibility/2006" xmlns:aink="http://schemas.microsoft.com/office/drawing/2016/ink" xmlns:am3d="http://schemas.microsoft.com/office/drawing/2017/model3d" xmlns:o="urn:schemas-microsoft-com:office:office" xmlns:oel="http://schemas.microsoft.com/office/2019/extlst" xmlns:r="http://schemas.openxmlformats.org/officeDocument/2006/relationships" xmlns:m="http://schemas.openxmlformats.org/officeDocument/2006/math" xmlns:v="urn:schemas-microsoft-com:vml" xmlns:wp14="http://schemas.microsoft.com/office/word/2010/wordprocessingDrawing" xmlns:wp="http://schemas.openxmlformats.org/drawingml/2006/wordprocessingDrawing" xmlns:w10="urn:schemas-microsoft-com:office:word" xmlns:w="http://schemas.openxmlformats.org/wordprocessingml/2006/main" xmlns:w14="http://schemas.microsoft.com/office/word/2010/wordml" xmlns:w15="http://schemas.microsoft.com/office/word/2012/wordml" xmlns:w16cex="http://schemas.microsoft.com/office/word/2018/wordml/cex" xmlns:w16cid="http://schemas.microsoft.com/office/word/2016/wordml/cid" xmlns:w16="http://schemas.microsoft.com/office/word/2018/wordml" xmlns:w16sdtdh="http://schemas.microsoft.com/office/word/2020/wordml/sdtdatahash" xmlns:w16se="http://schemas.microsoft.com/office/word/2015/wordml/symex" xmlns:wpg="http://schemas.microsoft.com/office/word/2010/wordprocessingGroup" xmlns:wpi="http://schemas.microsoft.com/office/word/2010/wordprocessingInk" xmlns:wne="http://schemas.microsoft.com/office/word/2006/wordml" xmlns:wps="http://schemas.microsoft.com/office/word/2010/wordprocessingShape" mc:Ignorable="w14 w15 w16se w16cid w16 w16cex w16sdtdh wp14">
+<w:footnotes xmlns:wpc="http://schemas.microsoft.com/office/word/2010/wordprocessingCanvas" xmlns:cx="http://schemas.microsoft.com/office/drawing/2014/chartex" xmlns:cx1="http://schemas.microsoft.com/office/drawing/2015/9/8/chartex" xmlns:cx2="http://schemas.microsoft.com/office/drawing/2015/10/21/chartex" xmlns:cx3="http://schemas.microsoft.com/office/drawing/2016/5/9/chartex" xmlns:cx4="http://schemas.microsoft.com/office/drawing/2016/5/10/chartex" xmlns:cx5="http://schemas.microsoft.com/office/drawing/2016/5/11/chartex" xmlns:cx6="http://schemas.microsoft.com/office/drawing/2016/5/12/chartex" xmlns:cx7="http://schemas.microsoft.com/office/drawing/2016/5/13/chartex" xmlns:cx8="http://schemas.microsoft.com/office/drawing/2016/5/14/chartex" xmlns:mc="http://schemas.openxmlformats.org/markup-compatibility/2006" xmlns:aink="http://schemas.microsoft.com/office/drawing/2016/ink" xmlns:am3d="http://schemas.microsoft.com/office/drawing/2017/model3d" xmlns:o="urn:schemas-microsoft-com:office:office" xmlns:oel="http://schemas.microsoft.com/office/2019/extlst" xmlns:r="http://schemas.openxmlformats.org/officeDocument/2006/relationships" xmlns:m="http://schemas.openxmlformats.org/officeDocument/2006/math" xmlns:v="urn:schemas-microsoft-com:vml" xmlns:wp14="http://schemas.microsoft.com/office/word/2010/wordprocessingDrawing" xmlns:wp="http://schemas.openxmlformats.org/drawingml/2006/wordprocessingDrawing" xmlns:w10="urn:schemas-microsoft-com:office:word" xmlns:w="http://schemas.openxmlformats.org/wordprocessingml/2006/main" xmlns:w14="http://schemas.microsoft.com/office/word/2010/wordml" xmlns:w15="http://schemas.microsoft.com/office/word/2012/wordml" xmlns:w16cex="http://schemas.microsoft.com/office/word/2018/wordml/cex" xmlns:w16cid="http://schemas.microsoft.com/office/word/2016/wordml/cid" xmlns:w16="http://schemas.microsoft.com/office/word/2018/wordml" xmlns:w16du="http://schemas.microsoft.com/office/word/2023/wordml/word16du" xmlns:w16sdtdh="http://schemas.microsoft.com/office/word/2020/wordml/sdtdatahash" xmlns:w16sdtfl="http://schemas.microsoft.com/office/word/2024/wordml/sdtformatlock" xmlns:w16se="http://schemas.microsoft.com/office/word/2015/wordml/symex" xmlns:wpg="http://schemas.microsoft.com/office/word/2010/wordprocessingGroup" xmlns:wpi="http://schemas.microsoft.com/office/word/2010/wordprocessingInk" xmlns:wne="http://schemas.microsoft.com/office/word/2006/wordml" xmlns:wps="http://schemas.microsoft.com/office/word/2010/wordprocessingShape" mc:Ignorable="w14 w15 w16se w16cid w16 w16cex w16sdtdh w16sdtfl w16du wp14">
   <w:footnote w:type="separator" w:id="-1">
     <w:p>
       <w:pPr>
@@ -38056,7 +40906,7 @@
 </file>
 
 <file path=word/header1.xml><?xml version="1.0" encoding="utf-8"?>
-<w:hdr xmlns:wpc="http://schemas.microsoft.com/office/word/2010/wordprocessingCanvas" xmlns:cx="http://schemas.microsoft.com/office/drawing/2014/chartex" xmlns:cx1="http://schemas.microsoft.com/office/drawing/2015/9/8/chartex" xmlns:cx2="http://schemas.microsoft.com/office/drawing/2015/10/21/chartex" xmlns:cx3="http://schemas.microsoft.com/office/drawing/2016/5/9/chartex" xmlns:cx4="http://schemas.microsoft.com/office/drawing/2016/5/10/chartex" xmlns:cx5="http://schemas.microsoft.com/office/drawing/2016/5/11/chartex" xmlns:cx6="http://schemas.microsoft.com/office/drawing/2016/5/12/chartex" xmlns:cx7="http://schemas.microsoft.com/office/drawing/2016/5/13/chartex" xmlns:cx8="http://schemas.microsoft.com/office/drawing/2016/5/14/chartex" xmlns:mc="http://schemas.openxmlformats.org/markup-compatibility/2006" xmlns:aink="http://schemas.microsoft.com/office/drawing/2016/ink" xmlns:am3d="http://schemas.microsoft.com/office/drawing/2017/model3d" xmlns:o="urn:schemas-microsoft-com:office:office" xmlns:oel="http://schemas.microsoft.com/office/2019/extlst" xmlns:r="http://schemas.openxmlformats.org/officeDocument/2006/relationships" xmlns:m="http://schemas.openxmlformats.org/officeDocument/2006/math" xmlns:v="urn:schemas-microsoft-com:vml" xmlns:wp14="http://schemas.microsoft.com/office/word/2010/wordprocessingDrawing" xmlns:wp="http://schemas.openxmlformats.org/drawingml/2006/wordprocessingDrawing" xmlns:w10="urn:schemas-microsoft-com:office:word" xmlns:w="http://schemas.openxmlformats.org/wordprocessingml/2006/main" xmlns:w14="http://schemas.microsoft.com/office/word/2010/wordml" xmlns:w15="http://schemas.microsoft.com/office/word/2012/wordml" xmlns:w16cex="http://schemas.microsoft.com/office/word/2018/wordml/cex" xmlns:w16cid="http://schemas.microsoft.com/office/word/2016/wordml/cid" xmlns:w16="http://schemas.microsoft.com/office/word/2018/wordml" xmlns:w16sdtdh="http://schemas.microsoft.com/office/word/2020/wordml/sdtdatahash" xmlns:w16se="http://schemas.microsoft.com/office/word/2015/wordml/symex" xmlns:wpg="http://schemas.microsoft.com/office/word/2010/wordprocessingGroup" xmlns:wpi="http://schemas.microsoft.com/office/word/2010/wordprocessingInk" xmlns:wne="http://schemas.microsoft.com/office/word/2006/wordml" xmlns:wps="http://schemas.microsoft.com/office/word/2010/wordprocessingShape" mc:Ignorable="w14 w15 w16se w16cid w16 w16cex w16sdtdh wp14">
+<w:hdr xmlns:wpc="http://schemas.microsoft.com/office/word/2010/wordprocessingCanvas" xmlns:cx="http://schemas.microsoft.com/office/drawing/2014/chartex" xmlns:cx1="http://schemas.microsoft.com/office/drawing/2015/9/8/chartex" xmlns:cx2="http://schemas.microsoft.com/office/drawing/2015/10/21/chartex" xmlns:cx3="http://schemas.microsoft.com/office/drawing/2016/5/9/chartex" xmlns:cx4="http://schemas.microsoft.com/office/drawing/2016/5/10/chartex" xmlns:cx5="http://schemas.microsoft.com/office/drawing/2016/5/11/chartex" xmlns:cx6="http://schemas.microsoft.com/office/drawing/2016/5/12/chartex" xmlns:cx7="http://schemas.microsoft.com/office/drawing/2016/5/13/chartex" xmlns:cx8="http://schemas.microsoft.com/office/drawing/2016/5/14/chartex" xmlns:mc="http://schemas.openxmlformats.org/markup-compatibility/2006" xmlns:aink="http://schemas.microsoft.com/office/drawing/2016/ink" xmlns:am3d="http://schemas.microsoft.com/office/drawing/2017/model3d" xmlns:o="urn:schemas-microsoft-com:office:office" xmlns:oel="http://schemas.microsoft.com/office/2019/extlst" xmlns:r="http://schemas.openxmlformats.org/officeDocument/2006/relationships" xmlns:m="http://schemas.openxmlformats.org/officeDocument/2006/math" xmlns:v="urn:schemas-microsoft-com:vml" xmlns:wp14="http://schemas.microsoft.com/office/word/2010/wordprocessingDrawing" xmlns:wp="http://schemas.openxmlformats.org/drawingml/2006/wordprocessingDrawing" xmlns:w10="urn:schemas-microsoft-com:office:word" xmlns:w="http://schemas.openxmlformats.org/wordprocessingml/2006/main" xmlns:w14="http://schemas.microsoft.com/office/word/2010/wordml" xmlns:w15="http://schemas.microsoft.com/office/word/2012/wordml" xmlns:w16cex="http://schemas.microsoft.com/office/word/2018/wordml/cex" xmlns:w16cid="http://schemas.microsoft.com/office/word/2016/wordml/cid" xmlns:w16="http://schemas.microsoft.com/office/word/2018/wordml" xmlns:w16du="http://schemas.microsoft.com/office/word/2023/wordml/word16du" xmlns:w16sdtdh="http://schemas.microsoft.com/office/word/2020/wordml/sdtdatahash" xmlns:w16sdtfl="http://schemas.microsoft.com/office/word/2024/wordml/sdtformatlock" xmlns:w16se="http://schemas.microsoft.com/office/word/2015/wordml/symex" xmlns:wpg="http://schemas.microsoft.com/office/word/2010/wordprocessingGroup" xmlns:wpi="http://schemas.microsoft.com/office/word/2010/wordprocessingInk" xmlns:wne="http://schemas.microsoft.com/office/word/2006/wordml" xmlns:wps="http://schemas.microsoft.com/office/word/2010/wordprocessingShape" mc:Ignorable="w14 w15 w16se w16cid w16 w16cex w16sdtdh w16sdtfl w16du wp14">
   <w:p>
     <w:pPr>
       <w:pStyle w:val="Header"/>
@@ -38077,7 +40927,7 @@
 </file>
 
 <file path=word/header2.xml><?xml version="1.0" encoding="utf-8"?>
-<w:hdr xmlns:wpc="http://schemas.microsoft.com/office/word/2010/wordprocessingCanvas" xmlns:cx="http://schemas.microsoft.com/office/drawing/2014/chartex" xmlns:cx1="http://schemas.microsoft.com/office/drawing/2015/9/8/chartex" xmlns:cx2="http://schemas.microsoft.com/office/drawing/2015/10/21/chartex" xmlns:cx3="http://schemas.microsoft.com/office/drawing/2016/5/9/chartex" xmlns:cx4="http://schemas.microsoft.com/office/drawing/2016/5/10/chartex" xmlns:cx5="http://schemas.microsoft.com/office/drawing/2016/5/11/chartex" xmlns:cx6="http://schemas.microsoft.com/office/drawing/2016/5/12/chartex" xmlns:cx7="http://schemas.microsoft.com/office/drawing/2016/5/13/chartex" xmlns:cx8="http://schemas.microsoft.com/office/drawing/2016/5/14/chartex" xmlns:mc="http://schemas.openxmlformats.org/markup-compatibility/2006" xmlns:aink="http://schemas.microsoft.com/office/drawing/2016/ink" xmlns:am3d="http://schemas.microsoft.com/office/drawing/2017/model3d" xmlns:o="urn:schemas-microsoft-com:office:office" xmlns:oel="http://schemas.microsoft.com/office/2019/extlst" xmlns:r="http://schemas.openxmlformats.org/officeDocument/2006/relationships" xmlns:m="http://schemas.openxmlformats.org/officeDocument/2006/math" xmlns:v="urn:schemas-microsoft-com:vml" xmlns:wp14="http://schemas.microsoft.com/office/word/2010/wordprocessingDrawing" xmlns:wp="http://schemas.openxmlformats.org/drawingml/2006/wordprocessingDrawing" xmlns:w10="urn:schemas-microsoft-com:office:word" xmlns:w="http://schemas.openxmlformats.org/wordprocessingml/2006/main" xmlns:w14="http://schemas.microsoft.com/office/word/2010/wordml" xmlns:w15="http://schemas.microsoft.com/office/word/2012/wordml" xmlns:w16cex="http://schemas.microsoft.com/office/word/2018/wordml/cex" xmlns:w16cid="http://schemas.microsoft.com/office/word/2016/wordml/cid" xmlns:w16="http://schemas.microsoft.com/office/word/2018/wordml" xmlns:w16sdtdh="http://schemas.microsoft.com/office/word/2020/wordml/sdtdatahash" xmlns:w16se="http://schemas.microsoft.com/office/word/2015/wordml/symex" xmlns:wpg="http://schemas.microsoft.com/office/word/2010/wordprocessingGroup" xmlns:wpi="http://schemas.microsoft.com/office/word/2010/wordprocessingInk" xmlns:wne="http://schemas.microsoft.com/office/word/2006/wordml" xmlns:wps="http://schemas.microsoft.com/office/word/2010/wordprocessingShape" mc:Ignorable="w14 w15 w16se w16cid w16 w16cex w16sdtdh wp14">
+<w:hdr xmlns:wpc="http://schemas.microsoft.com/office/word/2010/wordprocessingCanvas" xmlns:cx="http://schemas.microsoft.com/office/drawing/2014/chartex" xmlns:cx1="http://schemas.microsoft.com/office/drawing/2015/9/8/chartex" xmlns:cx2="http://schemas.microsoft.com/office/drawing/2015/10/21/chartex" xmlns:cx3="http://schemas.microsoft.com/office/drawing/2016/5/9/chartex" xmlns:cx4="http://schemas.microsoft.com/office/drawing/2016/5/10/chartex" xmlns:cx5="http://schemas.microsoft.com/office/drawing/2016/5/11/chartex" xmlns:cx6="http://schemas.microsoft.com/office/drawing/2016/5/12/chartex" xmlns:cx7="http://schemas.microsoft.com/office/drawing/2016/5/13/chartex" xmlns:cx8="http://schemas.microsoft.com/office/drawing/2016/5/14/chartex" xmlns:mc="http://schemas.openxmlformats.org/markup-compatibility/2006" xmlns:aink="http://schemas.microsoft.com/office/drawing/2016/ink" xmlns:am3d="http://schemas.microsoft.com/office/drawing/2017/model3d" xmlns:o="urn:schemas-microsoft-com:office:office" xmlns:oel="http://schemas.microsoft.com/office/2019/extlst" xmlns:r="http://schemas.openxmlformats.org/officeDocument/2006/relationships" xmlns:m="http://schemas.openxmlformats.org/officeDocument/2006/math" xmlns:v="urn:schemas-microsoft-com:vml" xmlns:wp14="http://schemas.microsoft.com/office/word/2010/wordprocessingDrawing" xmlns:wp="http://schemas.openxmlformats.org/drawingml/2006/wordprocessingDrawing" xmlns:w10="urn:schemas-microsoft-com:office:word" xmlns:w="http://schemas.openxmlformats.org/wordprocessingml/2006/main" xmlns:w14="http://schemas.microsoft.com/office/word/2010/wordml" xmlns:w15="http://schemas.microsoft.com/office/word/2012/wordml" xmlns:w16cex="http://schemas.microsoft.com/office/word/2018/wordml/cex" xmlns:w16cid="http://schemas.microsoft.com/office/word/2016/wordml/cid" xmlns:w16="http://schemas.microsoft.com/office/word/2018/wordml" xmlns:w16du="http://schemas.microsoft.com/office/word/2023/wordml/word16du" xmlns:w16sdtdh="http://schemas.microsoft.com/office/word/2020/wordml/sdtdatahash" xmlns:w16sdtfl="http://schemas.microsoft.com/office/word/2024/wordml/sdtformatlock" xmlns:w16se="http://schemas.microsoft.com/office/word/2015/wordml/symex" xmlns:wpg="http://schemas.microsoft.com/office/word/2010/wordprocessingGroup" xmlns:wpi="http://schemas.microsoft.com/office/word/2010/wordprocessingInk" xmlns:wne="http://schemas.microsoft.com/office/word/2006/wordml" xmlns:wps="http://schemas.microsoft.com/office/word/2010/wordprocessingShape" mc:Ignorable="w14 w15 w16se w16cid w16 w16cex w16sdtdh w16sdtfl w16du wp14">
   <w:p>
     <w:pPr>
       <w:pStyle w:val="Header"/>
@@ -38090,7 +40940,7 @@
 </file>
 
 <file path=word/header3.xml><?xml version="1.0" encoding="utf-8"?>
-<w:hdr xmlns:wpc="http://schemas.microsoft.com/office/word/2010/wordprocessingCanvas" xmlns:cx="http://schemas.microsoft.com/office/drawing/2014/chartex" xmlns:cx1="http://schemas.microsoft.com/office/drawing/2015/9/8/chartex" xmlns:cx2="http://schemas.microsoft.com/office/drawing/2015/10/21/chartex" xmlns:cx3="http://schemas.microsoft.com/office/drawing/2016/5/9/chartex" xmlns:cx4="http://schemas.microsoft.com/office/drawing/2016/5/10/chartex" xmlns:cx5="http://schemas.microsoft.com/office/drawing/2016/5/11/chartex" xmlns:cx6="http://schemas.microsoft.com/office/drawing/2016/5/12/chartex" xmlns:cx7="http://schemas.microsoft.com/office/drawing/2016/5/13/chartex" xmlns:cx8="http://schemas.microsoft.com/office/drawing/2016/5/14/chartex" xmlns:mc="http://schemas.openxmlformats.org/markup-compatibility/2006" xmlns:aink="http://schemas.microsoft.com/office/drawing/2016/ink" xmlns:am3d="http://schemas.microsoft.com/office/drawing/2017/model3d" xmlns:o="urn:schemas-microsoft-com:office:office" xmlns:oel="http://schemas.microsoft.com/office/2019/extlst" xmlns:r="http://schemas.openxmlformats.org/officeDocument/2006/relationships" xmlns:m="http://schemas.openxmlformats.org/officeDocument/2006/math" xmlns:v="urn:schemas-microsoft-com:vml" xmlns:wp14="http://schemas.microsoft.com/office/word/2010/wordprocessingDrawing" xmlns:wp="http://schemas.openxmlformats.org/drawingml/2006/wordprocessingDrawing" xmlns:w10="urn:schemas-microsoft-com:office:word" xmlns:w="http://schemas.openxmlformats.org/wordprocessingml/2006/main" xmlns:w14="http://schemas.microsoft.com/office/word/2010/wordml" xmlns:w15="http://schemas.microsoft.com/office/word/2012/wordml" xmlns:w16cex="http://schemas.microsoft.com/office/word/2018/wordml/cex" xmlns:w16cid="http://schemas.microsoft.com/office/word/2016/wordml/cid" xmlns:w16="http://schemas.microsoft.com/office/word/2018/wordml" xmlns:w16sdtdh="http://schemas.microsoft.com/office/word/2020/wordml/sdtdatahash" xmlns:w16se="http://schemas.microsoft.com/office/word/2015/wordml/symex" xmlns:wpg="http://schemas.microsoft.com/office/word/2010/wordprocessingGroup" xmlns:wpi="http://schemas.microsoft.com/office/word/2010/wordprocessingInk" xmlns:wne="http://schemas.microsoft.com/office/word/2006/wordml" xmlns:wps="http://schemas.microsoft.com/office/word/2010/wordprocessingShape" mc:Ignorable="w14 w15 w16se w16cid w16 w16cex w16sdtdh wp14">
+<w:hdr xmlns:wpc="http://schemas.microsoft.com/office/word/2010/wordprocessingCanvas" xmlns:cx="http://schemas.microsoft.com/office/drawing/2014/chartex" xmlns:cx1="http://schemas.microsoft.com/office/drawing/2015/9/8/chartex" xmlns:cx2="http://schemas.microsoft.com/office/drawing/2015/10/21/chartex" xmlns:cx3="http://schemas.microsoft.com/office/drawing/2016/5/9/chartex" xmlns:cx4="http://schemas.microsoft.com/office/drawing/2016/5/10/chartex" xmlns:cx5="http://schemas.microsoft.com/office/drawing/2016/5/11/chartex" xmlns:cx6="http://schemas.microsoft.com/office/drawing/2016/5/12/chartex" xmlns:cx7="http://schemas.microsoft.com/office/drawing/2016/5/13/chartex" xmlns:cx8="http://schemas.microsoft.com/office/drawing/2016/5/14/chartex" xmlns:mc="http://schemas.openxmlformats.org/markup-compatibility/2006" xmlns:aink="http://schemas.microsoft.com/office/drawing/2016/ink" xmlns:am3d="http://schemas.microsoft.com/office/drawing/2017/model3d" xmlns:o="urn:schemas-microsoft-com:office:office" xmlns:oel="http://schemas.microsoft.com/office/2019/extlst" xmlns:r="http://schemas.openxmlformats.org/officeDocument/2006/relationships" xmlns:m="http://schemas.openxmlformats.org/officeDocument/2006/math" xmlns:v="urn:schemas-microsoft-com:vml" xmlns:wp14="http://schemas.microsoft.com/office/word/2010/wordprocessingDrawing" xmlns:wp="http://schemas.openxmlformats.org/drawingml/2006/wordprocessingDrawing" xmlns:w10="urn:schemas-microsoft-com:office:word" xmlns:w="http://schemas.openxmlformats.org/wordprocessingml/2006/main" xmlns:w14="http://schemas.microsoft.com/office/word/2010/wordml" xmlns:w15="http://schemas.microsoft.com/office/word/2012/wordml" xmlns:w16cex="http://schemas.microsoft.com/office/word/2018/wordml/cex" xmlns:w16cid="http://schemas.microsoft.com/office/word/2016/wordml/cid" xmlns:w16="http://schemas.microsoft.com/office/word/2018/wordml" xmlns:w16du="http://schemas.microsoft.com/office/word/2023/wordml/word16du" xmlns:w16sdtdh="http://schemas.microsoft.com/office/word/2020/wordml/sdtdatahash" xmlns:w16sdtfl="http://schemas.microsoft.com/office/word/2024/wordml/sdtformatlock" xmlns:w16se="http://schemas.microsoft.com/office/word/2015/wordml/symex" xmlns:wpg="http://schemas.microsoft.com/office/word/2010/wordprocessingGroup" xmlns:wpi="http://schemas.microsoft.com/office/word/2010/wordprocessingInk" xmlns:wne="http://schemas.microsoft.com/office/word/2006/wordml" xmlns:wps="http://schemas.microsoft.com/office/word/2010/wordprocessingShape" mc:Ignorable="w14 w15 w16se w16cid w16 w16cex w16sdtdh w16sdtfl w16du wp14">
   <w:p>
     <w:pPr>
       <w:pStyle w:val="Header"/>
@@ -38100,7 +40950,7 @@
 </file>
 
 <file path=word/styles.xml><?xml version="1.0" encoding="utf-8"?>
-<w:styles xmlns:mc="http://schemas.openxmlformats.org/markup-compatibility/2006" xmlns:r="http://schemas.openxmlformats.org/officeDocument/2006/relationships" xmlns:w="http://schemas.openxmlformats.org/wordprocessingml/2006/main" xmlns:w14="http://schemas.microsoft.com/office/word/2010/wordml" xmlns:w15="http://schemas.microsoft.com/office/word/2012/wordml" xmlns:w16cex="http://schemas.microsoft.com/office/word/2018/wordml/cex" xmlns:w16cid="http://schemas.microsoft.com/office/word/2016/wordml/cid" xmlns:w16="http://schemas.microsoft.com/office/word/2018/wordml" xmlns:w16sdtdh="http://schemas.microsoft.com/office/word/2020/wordml/sdtdatahash" xmlns:w16se="http://schemas.microsoft.com/office/word/2015/wordml/symex" mc:Ignorable="w14 w15 w16se w16cid w16 w16cex w16sdtdh">
+<w:styles xmlns:mc="http://schemas.openxmlformats.org/markup-compatibility/2006" xmlns:r="http://schemas.openxmlformats.org/officeDocument/2006/relationships" xmlns:w="http://schemas.openxmlformats.org/wordprocessingml/2006/main" xmlns:w14="http://schemas.microsoft.com/office/word/2010/wordml" xmlns:w15="http://schemas.microsoft.com/office/word/2012/wordml" xmlns:w16cex="http://schemas.microsoft.com/office/word/2018/wordml/cex" xmlns:w16cid="http://schemas.microsoft.com/office/word/2016/wordml/cid" xmlns:w16="http://schemas.microsoft.com/office/word/2018/wordml" xmlns:w16du="http://schemas.microsoft.com/office/word/2023/wordml/word16du" xmlns:w16sdtdh="http://schemas.microsoft.com/office/word/2020/wordml/sdtdatahash" xmlns:w16sdtfl="http://schemas.microsoft.com/office/word/2024/wordml/sdtformatlock" xmlns:w16se="http://schemas.microsoft.com/office/word/2015/wordml/symex" mc:Ignorable="w14 w15 w16se w16cid w16 w16cex w16sdtdh w16sdtfl w16du">
   <w:docDefaults>
     <w:rPrDefault>
       <w:rPr>

--- a/TS Jatai Ghanam Project/TS 1.1/TS 1.1 Ghanam Tamil Corrections.docx
+++ b/TS Jatai Ghanam Project/TS 1.1/TS 1.1 Ghanam Tamil Corrections.docx
@@ -177,6 +177,535 @@
       </w:tblGrid>
       <w:tr>
         <w:trPr>
+          <w:trHeight w:val="1182"/>
+        </w:trPr>
+        <w:tc>
+          <w:tcPr>
+            <w:tcW w:w="6408" w:type="dxa"/>
+          </w:tcPr>
+          <w:p>
+            <w:pPr>
+              <w:widowControl w:val="0"/>
+              <w:autoSpaceDE w:val="0"/>
+              <w:autoSpaceDN w:val="0"/>
+              <w:adjustRightInd w:val="0"/>
+              <w:spacing w:line="240" w:lineRule="auto"/>
+              <w:rPr>
+                <w:rFonts w:ascii="BRH Devanagari Extra" w:hAnsi="BRH Devanagari Extra" w:cs="BRH Devanagari Extra"/>
+                <w:color w:val="000000"/>
+                <w:sz w:val="32"/>
+                <w:szCs w:val="40"/>
+              </w:rPr>
+            </w:pPr>
+            <w:r>
+              <w:rPr>
+                <w:rFonts w:cs="BRH Devanagari Extra"/>
+                <w:color w:val="000000"/>
+                <w:szCs w:val="40"/>
+              </w:rPr>
+              <w:t>57</w:t>
+            </w:r>
+            <w:r>
+              <w:rPr>
+                <w:rFonts w:ascii="BRH Devanagari Extra" w:hAnsi="BRH Devanagari Extra" w:cs="BRH Devanagari Extra"/>
+                <w:color w:val="000000"/>
+                <w:sz w:val="32"/>
+                <w:szCs w:val="40"/>
+              </w:rPr>
+              <w:t>)</w:t>
+            </w:r>
+            <w:r>
+              <w:rPr>
+                <w:rFonts w:ascii="BRH Devanagari Extra" w:hAnsi="BRH Devanagari Extra" w:cs="BRH Devanagari Extra"/>
+                <w:color w:val="000000"/>
+                <w:sz w:val="32"/>
+                <w:szCs w:val="40"/>
+              </w:rPr>
+              <w:tab/>
+            </w:r>
+            <w:r>
+              <w:rPr>
+                <w:rFonts w:cs="BRH Devanagari Extra"/>
+                <w:color w:val="000000"/>
+                <w:szCs w:val="40"/>
+              </w:rPr>
+              <w:t>1</w:t>
+            </w:r>
+            <w:r>
+              <w:rPr>
+                <w:rFonts w:ascii="BRH Devanagari Extra" w:hAnsi="BRH Devanagari Extra" w:cs="BRH Devanagari Extra"/>
+                <w:color w:val="000000"/>
+                <w:sz w:val="32"/>
+                <w:szCs w:val="40"/>
+              </w:rPr>
+              <w:t>.</w:t>
+            </w:r>
+            <w:r>
+              <w:rPr>
+                <w:rFonts w:cs="BRH Devanagari Extra"/>
+                <w:color w:val="000000"/>
+                <w:szCs w:val="40"/>
+              </w:rPr>
+              <w:t>1</w:t>
+            </w:r>
+            <w:r>
+              <w:rPr>
+                <w:rFonts w:ascii="BRH Devanagari Extra" w:hAnsi="BRH Devanagari Extra" w:cs="BRH Devanagari Extra"/>
+                <w:color w:val="000000"/>
+                <w:sz w:val="32"/>
+                <w:szCs w:val="40"/>
+              </w:rPr>
+              <w:t>.</w:t>
+            </w:r>
+            <w:r>
+              <w:rPr>
+                <w:rFonts w:cs="BRH Devanagari Extra"/>
+                <w:color w:val="000000"/>
+                <w:szCs w:val="40"/>
+              </w:rPr>
+              <w:t>6</w:t>
+            </w:r>
+            <w:r>
+              <w:rPr>
+                <w:rFonts w:ascii="BRH Devanagari Extra" w:hAnsi="BRH Devanagari Extra" w:cs="BRH Devanagari Extra"/>
+                <w:color w:val="000000"/>
+                <w:sz w:val="32"/>
+                <w:szCs w:val="40"/>
+              </w:rPr>
+              <w:t>.</w:t>
+            </w:r>
+            <w:r>
+              <w:rPr>
+                <w:rFonts w:cs="BRH Devanagari Extra"/>
+                <w:color w:val="000000"/>
+                <w:szCs w:val="40"/>
+              </w:rPr>
+              <w:t>1</w:t>
+            </w:r>
+            <w:r>
+              <w:rPr>
+                <w:rFonts w:ascii="BRH Devanagari Extra" w:hAnsi="BRH Devanagari Extra" w:cs="BRH Devanagari Extra"/>
+                <w:color w:val="000000"/>
+                <w:sz w:val="32"/>
+                <w:szCs w:val="40"/>
+              </w:rPr>
+              <w:t>(</w:t>
+            </w:r>
+            <w:r>
+              <w:rPr>
+                <w:rFonts w:cs="BRH Devanagari Extra"/>
+                <w:color w:val="000000"/>
+                <w:szCs w:val="40"/>
+              </w:rPr>
+              <w:t>51</w:t>
+            </w:r>
+            <w:r>
+              <w:rPr>
+                <w:rFonts w:ascii="BRH Devanagari Extra" w:hAnsi="BRH Devanagari Extra" w:cs="BRH Devanagari Extra"/>
+                <w:color w:val="000000"/>
+                <w:sz w:val="32"/>
+                <w:szCs w:val="40"/>
+              </w:rPr>
+              <w:t>)- A</w:t>
+            </w:r>
+            <w:r>
+              <w:rPr>
+                <w:rFonts w:ascii="BRH Malayalam Extra" w:hAnsi="BRH Malayalam Extra" w:cs="BRH Devanagari Extra"/>
+                <w:color w:val="000000"/>
+                <w:szCs w:val="40"/>
+              </w:rPr>
+              <w:t>–</w:t>
+            </w:r>
+            <w:r>
+              <w:rPr>
+                <w:rFonts w:ascii="BRH Devanagari Extra" w:hAnsi="BRH Devanagari Extra" w:cs="BRH Devanagari Extra"/>
+                <w:color w:val="000000"/>
+                <w:sz w:val="32"/>
+                <w:szCs w:val="40"/>
+              </w:rPr>
+              <w:t>mÉÉ</w:t>
+            </w:r>
+            <w:r>
+              <w:rPr>
+                <w:rFonts w:ascii="BRH Malayalam Extra" w:hAnsi="BRH Malayalam Extra" w:cs="BRH Devanagari Extra"/>
+                <w:color w:val="000000"/>
+                <w:szCs w:val="40"/>
+              </w:rPr>
+              <w:t>–</w:t>
+            </w:r>
+            <w:r>
+              <w:rPr>
+                <w:rFonts w:ascii="BRH Devanagari Extra" w:hAnsi="BRH Devanagari Extra" w:cs="BRH Devanagari Extra"/>
+                <w:color w:val="000000"/>
+                <w:sz w:val="32"/>
+                <w:szCs w:val="40"/>
+              </w:rPr>
+              <w:t>lÉÉrÉþ |</w:t>
+            </w:r>
+          </w:p>
+          <w:p>
+            <w:pPr>
+              <w:widowControl w:val="0"/>
+              <w:autoSpaceDE w:val="0"/>
+              <w:autoSpaceDN w:val="0"/>
+              <w:adjustRightInd w:val="0"/>
+              <w:rPr>
+                <w:rFonts w:cs="BRH Malayalam Extra"/>
+                <w:color w:val="000000"/>
+                <w:szCs w:val="40"/>
+              </w:rPr>
+            </w:pPr>
+            <w:r>
+              <w:rPr>
+                <w:rFonts w:ascii="BRH Devanagari Extra" w:hAnsi="BRH Devanagari Extra" w:cs="BRH Devanagari Extra"/>
+                <w:color w:val="000000"/>
+                <w:sz w:val="32"/>
+                <w:szCs w:val="40"/>
+              </w:rPr>
+              <w:t>A</w:t>
+            </w:r>
+            <w:r>
+              <w:rPr>
+                <w:rFonts w:ascii="BRH Malayalam Extra" w:hAnsi="BRH Malayalam Extra" w:cs="BRH Devanagari Extra"/>
+                <w:color w:val="000000"/>
+                <w:szCs w:val="40"/>
+              </w:rPr>
+              <w:t>–</w:t>
+            </w:r>
+            <w:r>
+              <w:rPr>
+                <w:rFonts w:ascii="BRH Devanagari Extra" w:hAnsi="BRH Devanagari Extra" w:cs="BRH Devanagari Extra"/>
+                <w:color w:val="000000"/>
+                <w:sz w:val="32"/>
+                <w:szCs w:val="40"/>
+              </w:rPr>
+              <w:t>mÉÉ</w:t>
+            </w:r>
+            <w:r>
+              <w:rPr>
+                <w:rFonts w:ascii="BRH Malayalam Extra" w:hAnsi="BRH Malayalam Extra" w:cs="BRH Devanagari Extra"/>
+                <w:color w:val="000000"/>
+                <w:szCs w:val="40"/>
+              </w:rPr>
+              <w:t>–</w:t>
+            </w:r>
+            <w:r>
+              <w:rPr>
+                <w:rFonts w:ascii="BRH Devanagari Extra" w:hAnsi="BRH Devanagari Extra" w:cs="BRH Devanagari Extra"/>
+                <w:color w:val="000000"/>
+                <w:sz w:val="32"/>
+                <w:szCs w:val="40"/>
+              </w:rPr>
+              <w:t>lÉÉ</w:t>
+            </w:r>
+            <w:r>
+              <w:rPr>
+                <w:rFonts w:ascii="BRH Devanagari Extra" w:hAnsi="BRH Devanagari Extra" w:cs="BRH Devanagari Extra"/>
+                <w:color w:val="000000"/>
+                <w:sz w:val="32"/>
+                <w:szCs w:val="40"/>
+                <w:highlight w:val="yellow"/>
+              </w:rPr>
+              <w:t>irÉåþ</w:t>
+            </w:r>
+            <w:r>
+              <w:rPr>
+                <w:rFonts w:ascii="BRH Devanagari Extra" w:hAnsi="BRH Devanagari Extra" w:cs="BRH Devanagari Extra"/>
+                <w:color w:val="000000"/>
+                <w:sz w:val="32"/>
+                <w:szCs w:val="40"/>
+              </w:rPr>
+              <w:t>mÉ - A</w:t>
+            </w:r>
+            <w:r>
+              <w:rPr>
+                <w:rFonts w:ascii="BRH Malayalam Extra" w:hAnsi="BRH Malayalam Extra" w:cs="BRH Devanagari Extra"/>
+                <w:color w:val="000000"/>
+                <w:szCs w:val="40"/>
+              </w:rPr>
+              <w:t>–</w:t>
+            </w:r>
+            <w:r>
+              <w:rPr>
+                <w:rFonts w:ascii="BRH Devanagari Extra" w:hAnsi="BRH Devanagari Extra" w:cs="BRH Devanagari Extra"/>
+                <w:color w:val="000000"/>
+                <w:sz w:val="32"/>
+                <w:szCs w:val="40"/>
+              </w:rPr>
+              <w:t xml:space="preserve">lÉÉrÉþ | </w:t>
+            </w:r>
+          </w:p>
+        </w:tc>
+        <w:tc>
+          <w:tcPr>
+            <w:tcW w:w="7513" w:type="dxa"/>
+          </w:tcPr>
+          <w:p>
+            <w:pPr>
+              <w:widowControl w:val="0"/>
+              <w:autoSpaceDE w:val="0"/>
+              <w:autoSpaceDN w:val="0"/>
+              <w:adjustRightInd w:val="0"/>
+              <w:spacing w:line="240" w:lineRule="auto"/>
+              <w:rPr>
+                <w:rFonts w:ascii="BRH Devanagari Extra" w:hAnsi="BRH Devanagari Extra" w:cs="BRH Devanagari Extra"/>
+                <w:color w:val="000000"/>
+                <w:sz w:val="32"/>
+                <w:szCs w:val="40"/>
+              </w:rPr>
+            </w:pPr>
+            <w:r>
+              <w:rPr>
+                <w:rFonts w:cs="BRH Devanagari Extra"/>
+                <w:color w:val="000000"/>
+                <w:szCs w:val="40"/>
+              </w:rPr>
+              <w:t>57</w:t>
+            </w:r>
+            <w:r>
+              <w:rPr>
+                <w:rFonts w:ascii="BRH Devanagari Extra" w:hAnsi="BRH Devanagari Extra" w:cs="BRH Devanagari Extra"/>
+                <w:color w:val="000000"/>
+                <w:sz w:val="32"/>
+                <w:szCs w:val="40"/>
+              </w:rPr>
+              <w:t>)</w:t>
+            </w:r>
+            <w:r>
+              <w:rPr>
+                <w:rFonts w:ascii="BRH Devanagari Extra" w:hAnsi="BRH Devanagari Extra" w:cs="BRH Devanagari Extra"/>
+                <w:color w:val="000000"/>
+                <w:sz w:val="32"/>
+                <w:szCs w:val="40"/>
+              </w:rPr>
+              <w:tab/>
+            </w:r>
+            <w:r>
+              <w:rPr>
+                <w:rFonts w:cs="BRH Devanagari Extra"/>
+                <w:color w:val="000000"/>
+                <w:szCs w:val="40"/>
+              </w:rPr>
+              <w:t>1</w:t>
+            </w:r>
+            <w:r>
+              <w:rPr>
+                <w:rFonts w:ascii="BRH Devanagari Extra" w:hAnsi="BRH Devanagari Extra" w:cs="BRH Devanagari Extra"/>
+                <w:color w:val="000000"/>
+                <w:sz w:val="32"/>
+                <w:szCs w:val="40"/>
+              </w:rPr>
+              <w:t>.</w:t>
+            </w:r>
+            <w:r>
+              <w:rPr>
+                <w:rFonts w:cs="BRH Devanagari Extra"/>
+                <w:color w:val="000000"/>
+                <w:szCs w:val="40"/>
+              </w:rPr>
+              <w:t>1</w:t>
+            </w:r>
+            <w:r>
+              <w:rPr>
+                <w:rFonts w:ascii="BRH Devanagari Extra" w:hAnsi="BRH Devanagari Extra" w:cs="BRH Devanagari Extra"/>
+                <w:color w:val="000000"/>
+                <w:sz w:val="32"/>
+                <w:szCs w:val="40"/>
+              </w:rPr>
+              <w:t>.</w:t>
+            </w:r>
+            <w:r>
+              <w:rPr>
+                <w:rFonts w:cs="BRH Devanagari Extra"/>
+                <w:color w:val="000000"/>
+                <w:szCs w:val="40"/>
+              </w:rPr>
+              <w:t>6</w:t>
+            </w:r>
+            <w:r>
+              <w:rPr>
+                <w:rFonts w:ascii="BRH Devanagari Extra" w:hAnsi="BRH Devanagari Extra" w:cs="BRH Devanagari Extra"/>
+                <w:color w:val="000000"/>
+                <w:sz w:val="32"/>
+                <w:szCs w:val="40"/>
+              </w:rPr>
+              <w:t>.</w:t>
+            </w:r>
+            <w:r>
+              <w:rPr>
+                <w:rFonts w:cs="BRH Devanagari Extra"/>
+                <w:color w:val="000000"/>
+                <w:szCs w:val="40"/>
+              </w:rPr>
+              <w:t>1</w:t>
+            </w:r>
+            <w:r>
+              <w:rPr>
+                <w:rFonts w:ascii="BRH Devanagari Extra" w:hAnsi="BRH Devanagari Extra" w:cs="BRH Devanagari Extra"/>
+                <w:color w:val="000000"/>
+                <w:sz w:val="32"/>
+                <w:szCs w:val="40"/>
+              </w:rPr>
+              <w:t>(</w:t>
+            </w:r>
+            <w:r>
+              <w:rPr>
+                <w:rFonts w:cs="BRH Devanagari Extra"/>
+                <w:color w:val="000000"/>
+                <w:szCs w:val="40"/>
+              </w:rPr>
+              <w:t>51</w:t>
+            </w:r>
+            <w:r>
+              <w:rPr>
+                <w:rFonts w:ascii="BRH Devanagari Extra" w:hAnsi="BRH Devanagari Extra" w:cs="BRH Devanagari Extra"/>
+                <w:color w:val="000000"/>
+                <w:sz w:val="32"/>
+                <w:szCs w:val="40"/>
+              </w:rPr>
+              <w:t>)- A</w:t>
+            </w:r>
+            <w:r>
+              <w:rPr>
+                <w:rFonts w:ascii="BRH Malayalam Extra" w:hAnsi="BRH Malayalam Extra" w:cs="BRH Devanagari Extra"/>
+                <w:color w:val="000000"/>
+                <w:szCs w:val="40"/>
+              </w:rPr>
+              <w:t>–</w:t>
+            </w:r>
+            <w:r>
+              <w:rPr>
+                <w:rFonts w:ascii="BRH Devanagari Extra" w:hAnsi="BRH Devanagari Extra" w:cs="BRH Devanagari Extra"/>
+                <w:color w:val="000000"/>
+                <w:sz w:val="32"/>
+                <w:szCs w:val="40"/>
+              </w:rPr>
+              <w:t>mÉÉ</w:t>
+            </w:r>
+            <w:r>
+              <w:rPr>
+                <w:rFonts w:ascii="BRH Malayalam Extra" w:hAnsi="BRH Malayalam Extra" w:cs="BRH Devanagari Extra"/>
+                <w:color w:val="000000"/>
+                <w:szCs w:val="40"/>
+              </w:rPr>
+              <w:t>–</w:t>
+            </w:r>
+            <w:r>
+              <w:rPr>
+                <w:rFonts w:ascii="BRH Devanagari Extra" w:hAnsi="BRH Devanagari Extra" w:cs="BRH Devanagari Extra"/>
+                <w:color w:val="000000"/>
+                <w:sz w:val="32"/>
+                <w:szCs w:val="40"/>
+              </w:rPr>
+              <w:t>lÉÉrÉþ |</w:t>
+            </w:r>
+          </w:p>
+          <w:p>
+            <w:pPr>
+              <w:widowControl w:val="0"/>
+              <w:autoSpaceDE w:val="0"/>
+              <w:autoSpaceDN w:val="0"/>
+              <w:adjustRightInd w:val="0"/>
+              <w:rPr>
+                <w:rFonts w:cs="BRH Malayalam Extra"/>
+                <w:color w:val="000000"/>
+                <w:szCs w:val="40"/>
+              </w:rPr>
+            </w:pPr>
+            <w:r>
+              <w:rPr>
+                <w:rFonts w:ascii="BRH Devanagari Extra" w:hAnsi="BRH Devanagari Extra" w:cs="BRH Devanagari Extra"/>
+                <w:color w:val="000000"/>
+                <w:sz w:val="32"/>
+                <w:szCs w:val="40"/>
+              </w:rPr>
+              <w:t>A</w:t>
+            </w:r>
+            <w:r>
+              <w:rPr>
+                <w:rFonts w:ascii="BRH Malayalam Extra" w:hAnsi="BRH Malayalam Extra" w:cs="BRH Devanagari Extra"/>
+                <w:color w:val="000000"/>
+                <w:szCs w:val="40"/>
+              </w:rPr>
+              <w:t>–</w:t>
+            </w:r>
+            <w:r>
+              <w:rPr>
+                <w:rFonts w:ascii="BRH Devanagari Extra" w:hAnsi="BRH Devanagari Extra" w:cs="BRH Devanagari Extra"/>
+                <w:color w:val="000000"/>
+                <w:sz w:val="32"/>
+                <w:szCs w:val="40"/>
+              </w:rPr>
+              <w:t>mÉÉ</w:t>
+            </w:r>
+            <w:r>
+              <w:rPr>
+                <w:rFonts w:ascii="BRH Malayalam Extra" w:hAnsi="BRH Malayalam Extra" w:cs="BRH Devanagari Extra"/>
+                <w:color w:val="000000"/>
+                <w:szCs w:val="40"/>
+              </w:rPr>
+              <w:t>–</w:t>
+            </w:r>
+            <w:r>
+              <w:rPr>
+                <w:rFonts w:ascii="BRH Devanagari Extra" w:hAnsi="BRH Devanagari Extra" w:cs="BRH Devanagari Extra"/>
+                <w:color w:val="000000"/>
+                <w:sz w:val="32"/>
+                <w:szCs w:val="40"/>
+              </w:rPr>
+              <w:t>lÉÉ</w:t>
+            </w:r>
+            <w:r>
+              <w:rPr>
+                <w:rFonts w:ascii="BRH Devanagari Extra" w:hAnsi="BRH Devanagari Extra" w:cs="BRH Devanagari Extra"/>
+                <w:color w:val="000000"/>
+                <w:sz w:val="32"/>
+                <w:szCs w:val="40"/>
+                <w:highlight w:val="green"/>
+              </w:rPr>
+              <w:t>rÉåirÉ</w:t>
+            </w:r>
+            <w:r>
+              <w:rPr>
+                <w:rFonts w:ascii="BRH Devanagari Extra" w:hAnsi="BRH Devanagari Extra" w:cs="BRH Devanagari Extra"/>
+                <w:color w:val="000000"/>
+                <w:sz w:val="32"/>
+                <w:szCs w:val="40"/>
+                <w:highlight w:val="yellow"/>
+              </w:rPr>
+              <w:t>þ</w:t>
+            </w:r>
+            <w:r>
+              <w:rPr>
+                <w:rFonts w:ascii="BRH Devanagari Extra" w:hAnsi="BRH Devanagari Extra" w:cs="BRH Devanagari Extra"/>
+                <w:color w:val="000000"/>
+                <w:sz w:val="32"/>
+                <w:szCs w:val="40"/>
+              </w:rPr>
+              <w:t>mÉ - A</w:t>
+            </w:r>
+            <w:r>
+              <w:rPr>
+                <w:rFonts w:ascii="BRH Malayalam Extra" w:hAnsi="BRH Malayalam Extra" w:cs="BRH Devanagari Extra"/>
+                <w:color w:val="000000"/>
+                <w:szCs w:val="40"/>
+              </w:rPr>
+              <w:t>–</w:t>
+            </w:r>
+            <w:r>
+              <w:rPr>
+                <w:rFonts w:ascii="BRH Devanagari Extra" w:hAnsi="BRH Devanagari Extra" w:cs="BRH Devanagari Extra"/>
+                <w:color w:val="000000"/>
+                <w:sz w:val="32"/>
+                <w:szCs w:val="40"/>
+              </w:rPr>
+              <w:t xml:space="preserve">lÉÉrÉþ | </w:t>
+            </w:r>
+          </w:p>
+        </w:tc>
+      </w:tr>
+      <w:tr>
+        <w:trPr>
           <w:trHeight w:val="3876"/>
         </w:trPr>
         <w:tc>
@@ -2834,46 +3363,3800 @@
           </w:p>
         </w:tc>
       </w:tr>
+      <w:tr>
+        <w:trPr>
+          <w:trHeight w:val="2600"/>
+        </w:trPr>
+        <w:tc>
+          <w:tcPr>
+            <w:tcW w:w="6408" w:type="dxa"/>
+          </w:tcPr>
+          <w:p>
+            <w:pPr>
+              <w:widowControl w:val="0"/>
+              <w:autoSpaceDE w:val="0"/>
+              <w:autoSpaceDN w:val="0"/>
+              <w:adjustRightInd w:val="0"/>
+              <w:spacing w:before="0" w:line="240" w:lineRule="auto"/>
+              <w:rPr>
+                <w:rFonts w:ascii="BRH Devanagari Extra" w:hAnsi="BRH Devanagari Extra" w:cs="BRH Devanagari Extra"/>
+                <w:color w:val="000000"/>
+                <w:sz w:val="32"/>
+                <w:szCs w:val="40"/>
+              </w:rPr>
+            </w:pPr>
+            <w:r>
+              <w:rPr>
+                <w:rFonts w:cs="BRH Devanagari Extra"/>
+                <w:color w:val="000000"/>
+                <w:szCs w:val="40"/>
+              </w:rPr>
+              <w:lastRenderedPageBreak/>
+              <w:t>35</w:t>
+            </w:r>
+            <w:r>
+              <w:rPr>
+                <w:rFonts w:ascii="BRH Devanagari Extra" w:hAnsi="BRH Devanagari Extra" w:cs="BRH Devanagari Extra"/>
+                <w:color w:val="000000"/>
+                <w:sz w:val="32"/>
+                <w:szCs w:val="40"/>
+              </w:rPr>
+              <w:t>)</w:t>
+            </w:r>
+            <w:r>
+              <w:rPr>
+                <w:rFonts w:ascii="BRH Devanagari Extra" w:hAnsi="BRH Devanagari Extra" w:cs="BRH Devanagari Extra"/>
+                <w:color w:val="000000"/>
+                <w:sz w:val="32"/>
+                <w:szCs w:val="40"/>
+              </w:rPr>
+              <w:tab/>
+            </w:r>
+            <w:r>
+              <w:rPr>
+                <w:rFonts w:cs="BRH Devanagari Extra"/>
+                <w:color w:val="000000"/>
+                <w:szCs w:val="40"/>
+              </w:rPr>
+              <w:t>1</w:t>
+            </w:r>
+            <w:r>
+              <w:rPr>
+                <w:rFonts w:ascii="BRH Devanagari Extra" w:hAnsi="BRH Devanagari Extra" w:cs="BRH Devanagari Extra"/>
+                <w:color w:val="000000"/>
+                <w:sz w:val="32"/>
+                <w:szCs w:val="40"/>
+              </w:rPr>
+              <w:t>.</w:t>
+            </w:r>
+            <w:r>
+              <w:rPr>
+                <w:rFonts w:cs="BRH Devanagari Extra"/>
+                <w:color w:val="000000"/>
+                <w:szCs w:val="40"/>
+              </w:rPr>
+              <w:t>1</w:t>
+            </w:r>
+            <w:r>
+              <w:rPr>
+                <w:rFonts w:ascii="BRH Devanagari Extra" w:hAnsi="BRH Devanagari Extra" w:cs="BRH Devanagari Extra"/>
+                <w:color w:val="000000"/>
+                <w:sz w:val="32"/>
+                <w:szCs w:val="40"/>
+              </w:rPr>
+              <w:t>.</w:t>
+            </w:r>
+            <w:r>
+              <w:rPr>
+                <w:rFonts w:cs="BRH Devanagari Extra"/>
+                <w:color w:val="000000"/>
+                <w:szCs w:val="40"/>
+              </w:rPr>
+              <w:t>14</w:t>
+            </w:r>
+            <w:r>
+              <w:rPr>
+                <w:rFonts w:ascii="BRH Devanagari Extra" w:hAnsi="BRH Devanagari Extra" w:cs="BRH Devanagari Extra"/>
+                <w:color w:val="000000"/>
+                <w:sz w:val="32"/>
+                <w:szCs w:val="40"/>
+              </w:rPr>
+              <w:t>.</w:t>
+            </w:r>
+            <w:r>
+              <w:rPr>
+                <w:rFonts w:cs="BRH Devanagari Extra"/>
+                <w:color w:val="000000"/>
+                <w:szCs w:val="40"/>
+              </w:rPr>
+              <w:t>2</w:t>
+            </w:r>
+            <w:r>
+              <w:rPr>
+                <w:rFonts w:ascii="BRH Devanagari Extra" w:hAnsi="BRH Devanagari Extra" w:cs="BRH Devanagari Extra"/>
+                <w:color w:val="000000"/>
+                <w:sz w:val="32"/>
+                <w:szCs w:val="40"/>
+              </w:rPr>
+              <w:t>(</w:t>
+            </w:r>
+            <w:r>
+              <w:rPr>
+                <w:rFonts w:cs="BRH Devanagari Extra"/>
+                <w:color w:val="000000"/>
+                <w:szCs w:val="40"/>
+              </w:rPr>
+              <w:t>32</w:t>
+            </w:r>
+            <w:r>
+              <w:rPr>
+                <w:rFonts w:ascii="BRH Devanagari Extra" w:hAnsi="BRH Devanagari Extra" w:cs="BRH Devanagari Extra"/>
+                <w:color w:val="000000"/>
+                <w:sz w:val="32"/>
+                <w:szCs w:val="40"/>
+              </w:rPr>
+              <w:t>)- UÉ</w:t>
+            </w:r>
+            <w:r>
+              <w:rPr>
+                <w:rFonts w:ascii="BRH Malayalam Extra" w:hAnsi="BRH Malayalam Extra" w:cs="BRH Devanagari Extra"/>
+                <w:color w:val="000000"/>
+                <w:szCs w:val="40"/>
+              </w:rPr>
+              <w:t>–</w:t>
+            </w:r>
+            <w:r>
+              <w:rPr>
+                <w:rFonts w:ascii="BRH Devanagari Extra" w:hAnsi="BRH Devanagari Extra" w:cs="BRH Devanagari Extra"/>
+                <w:color w:val="000000"/>
+                <w:sz w:val="32"/>
+                <w:szCs w:val="40"/>
+              </w:rPr>
+              <w:t>xÉ</w:t>
+            </w:r>
+            <w:r>
+              <w:rPr>
+                <w:rFonts w:ascii="BRH Malayalam Extra" w:hAnsi="BRH Malayalam Extra" w:cs="BRH Devanagari Extra"/>
+                <w:color w:val="000000"/>
+                <w:szCs w:val="40"/>
+              </w:rPr>
+              <w:t>–</w:t>
+            </w:r>
+            <w:r>
+              <w:rPr>
+                <w:rFonts w:ascii="BRH Devanagari Extra" w:hAnsi="BRH Devanagari Extra" w:cs="BRH Devanagari Extra"/>
+                <w:color w:val="000000"/>
+                <w:sz w:val="32"/>
+                <w:szCs w:val="40"/>
+              </w:rPr>
+              <w:t>iÉç | zÉÑ</w:t>
+            </w:r>
+            <w:r>
+              <w:rPr>
+                <w:rFonts w:ascii="BRH Malayalam Extra" w:hAnsi="BRH Malayalam Extra" w:cs="BRH Devanagari Extra"/>
+                <w:color w:val="000000"/>
+                <w:szCs w:val="40"/>
+              </w:rPr>
+              <w:t>–</w:t>
+            </w:r>
+            <w:r>
+              <w:rPr>
+                <w:rFonts w:ascii="BRH Devanagari Extra" w:hAnsi="BRH Devanagari Extra" w:cs="BRH Devanagari Extra"/>
+                <w:color w:val="000000"/>
+                <w:sz w:val="32"/>
+                <w:szCs w:val="40"/>
+              </w:rPr>
+              <w:t>ÂkÉþÈ | cÉ</w:t>
+            </w:r>
+            <w:r>
+              <w:rPr>
+                <w:rFonts w:ascii="BRH Malayalam Extra" w:hAnsi="BRH Malayalam Extra" w:cs="BRH Devanagari Extra"/>
+                <w:color w:val="000000"/>
+                <w:szCs w:val="40"/>
+              </w:rPr>
+              <w:t>–</w:t>
+            </w:r>
+            <w:r>
+              <w:rPr>
+                <w:rFonts w:ascii="BRH Devanagari Extra" w:hAnsi="BRH Devanagari Extra" w:cs="BRH Devanagari Extra"/>
+                <w:color w:val="000000"/>
+                <w:sz w:val="32"/>
+                <w:szCs w:val="40"/>
+                <w:highlight w:val="yellow"/>
+              </w:rPr>
+              <w:t>lSìÉÿaÉëÉ</w:t>
+            </w:r>
+            <w:r>
+              <w:rPr>
+                <w:rFonts w:ascii="BRH Devanagari Extra" w:hAnsi="BRH Devanagari Extra" w:cs="BRH Devanagari Extra"/>
+                <w:color w:val="000000"/>
+                <w:sz w:val="32"/>
+                <w:szCs w:val="40"/>
+              </w:rPr>
+              <w:t>È |</w:t>
+            </w:r>
+          </w:p>
+          <w:p>
+            <w:pPr>
+              <w:widowControl w:val="0"/>
+              <w:autoSpaceDE w:val="0"/>
+              <w:autoSpaceDN w:val="0"/>
+              <w:adjustRightInd w:val="0"/>
+              <w:spacing w:before="0" w:line="240" w:lineRule="auto"/>
+              <w:rPr>
+                <w:rFonts w:ascii="BRH Devanagari Extra" w:hAnsi="BRH Devanagari Extra" w:cs="BRH Devanagari Extra"/>
+                <w:color w:val="000000"/>
+                <w:sz w:val="32"/>
+                <w:szCs w:val="40"/>
+              </w:rPr>
+            </w:pPr>
+            <w:r>
+              <w:rPr>
+                <w:rFonts w:ascii="BRH Devanagari Extra" w:hAnsi="BRH Devanagari Extra" w:cs="BRH Devanagari Extra"/>
+                <w:color w:val="000000"/>
+                <w:sz w:val="32"/>
+                <w:szCs w:val="40"/>
+              </w:rPr>
+              <w:t>UÉ</w:t>
+            </w:r>
+            <w:r>
+              <w:rPr>
+                <w:rFonts w:ascii="BRH Malayalam Extra" w:hAnsi="BRH Malayalam Extra" w:cs="BRH Devanagari Extra"/>
+                <w:color w:val="000000"/>
+                <w:szCs w:val="40"/>
+              </w:rPr>
+              <w:t>–</w:t>
+            </w:r>
+            <w:r>
+              <w:rPr>
+                <w:rFonts w:ascii="BRH Devanagari Extra" w:hAnsi="BRH Devanagari Extra" w:cs="BRH Devanagari Extra"/>
+                <w:color w:val="000000"/>
+                <w:sz w:val="32"/>
+                <w:szCs w:val="40"/>
+              </w:rPr>
+              <w:t>xÉ</w:t>
+            </w:r>
+            <w:r>
+              <w:rPr>
+                <w:rFonts w:ascii="BRH Devanagari Extra" w:hAnsi="BRH Devanagari Extra" w:cs="BRH Devanagari Extra"/>
+                <w:color w:val="000000"/>
+                <w:sz w:val="32"/>
+                <w:szCs w:val="40"/>
+              </w:rPr>
+              <w:t xml:space="preserve"> </w:t>
+            </w:r>
+            <w:r>
+              <w:rPr>
+                <w:rFonts w:ascii="BRH Malayalam Extra" w:hAnsi="BRH Malayalam Extra" w:cs="BRH Devanagari Extra"/>
+                <w:color w:val="000000"/>
+                <w:szCs w:val="40"/>
+              </w:rPr>
+              <w:t>–</w:t>
+            </w:r>
+            <w:r>
+              <w:rPr>
+                <w:rFonts w:ascii="BRH Devanagari Extra" w:hAnsi="BRH Devanagari Extra" w:cs="BRH Devanagari Extra"/>
+                <w:color w:val="000000"/>
+                <w:sz w:val="32"/>
+                <w:szCs w:val="40"/>
+              </w:rPr>
+              <w:t>cNÒû</w:t>
+            </w:r>
+            <w:r>
+              <w:rPr>
+                <w:rFonts w:ascii="BRH Malayalam Extra" w:hAnsi="BRH Malayalam Extra" w:cs="BRH Devanagari Extra"/>
+                <w:color w:val="000000"/>
+                <w:szCs w:val="40"/>
+              </w:rPr>
+              <w:t>–</w:t>
+            </w:r>
+            <w:r>
+              <w:rPr>
+                <w:rFonts w:ascii="BRH Devanagari Extra" w:hAnsi="BRH Devanagari Extra" w:cs="BRH Devanagari Extra"/>
+                <w:color w:val="000000"/>
+                <w:sz w:val="32"/>
+                <w:szCs w:val="40"/>
+              </w:rPr>
+              <w:t>ÂkÉþÈ zÉÑ</w:t>
+            </w:r>
+            <w:r>
+              <w:rPr>
+                <w:rFonts w:ascii="BRH Malayalam Extra" w:hAnsi="BRH Malayalam Extra" w:cs="BRH Devanagari Extra"/>
+                <w:color w:val="000000"/>
+                <w:szCs w:val="40"/>
+              </w:rPr>
+              <w:t>–</w:t>
+            </w:r>
+            <w:r>
+              <w:rPr>
+                <w:rFonts w:ascii="BRH Devanagari Extra" w:hAnsi="BRH Devanagari Extra" w:cs="BRH Devanagari Extra"/>
+                <w:color w:val="000000"/>
+                <w:sz w:val="32"/>
+                <w:szCs w:val="40"/>
+              </w:rPr>
+              <w:t>ÂkÉÉåþ UÉxÉSè UÉxÉ cNÒû</w:t>
+            </w:r>
+            <w:r>
+              <w:rPr>
+                <w:rFonts w:ascii="BRH Malayalam Extra" w:hAnsi="BRH Malayalam Extra" w:cs="BRH Devanagari Extra"/>
+                <w:color w:val="000000"/>
+                <w:szCs w:val="40"/>
+              </w:rPr>
+              <w:t>–</w:t>
+            </w:r>
+            <w:r>
+              <w:rPr>
+                <w:rFonts w:ascii="BRH Devanagari Extra" w:hAnsi="BRH Devanagari Extra" w:cs="BRH Devanagari Extra"/>
+                <w:color w:val="000000"/>
+                <w:sz w:val="32"/>
+                <w:szCs w:val="40"/>
+              </w:rPr>
+              <w:t xml:space="preserve">ÂkÉþ </w:t>
+            </w:r>
+            <w:r>
+              <w:rPr>
+                <w:rFonts w:ascii="BRH Devanagari Extra" w:hAnsi="BRH Devanagari Extra" w:cs="BRH Devanagari Extra"/>
+                <w:color w:val="000000"/>
+                <w:sz w:val="32"/>
+                <w:szCs w:val="40"/>
+                <w:highlight w:val="yellow"/>
+              </w:rPr>
+              <w:t>b¶É</w:t>
+            </w:r>
+            <w:r>
+              <w:rPr>
+                <w:rFonts w:ascii="BRH Malayalam Extra" w:hAnsi="BRH Malayalam Extra" w:cs="BRH Devanagari Extra"/>
+                <w:color w:val="000000"/>
+                <w:szCs w:val="40"/>
+                <w:highlight w:val="yellow"/>
+              </w:rPr>
+              <w:t>–</w:t>
+            </w:r>
+            <w:r>
+              <w:rPr>
+                <w:rFonts w:ascii="BRH Devanagari Extra" w:hAnsi="BRH Devanagari Extra" w:cs="BRH Devanagari Extra"/>
+                <w:color w:val="000000"/>
+                <w:sz w:val="32"/>
+                <w:szCs w:val="40"/>
+                <w:highlight w:val="yellow"/>
+              </w:rPr>
+              <w:t>lSìÉÿaÉëÉ</w:t>
+            </w:r>
+            <w:r>
+              <w:rPr>
+                <w:rFonts w:ascii="BRH Devanagari Extra" w:hAnsi="BRH Devanagari Extra" w:cs="BRH Devanagari Extra"/>
+                <w:color w:val="000000"/>
+                <w:sz w:val="32"/>
+                <w:szCs w:val="40"/>
+              </w:rPr>
+              <w:t xml:space="preserve"> </w:t>
+            </w:r>
+          </w:p>
+          <w:p>
+            <w:pPr>
+              <w:widowControl w:val="0"/>
+              <w:autoSpaceDE w:val="0"/>
+              <w:autoSpaceDN w:val="0"/>
+              <w:adjustRightInd w:val="0"/>
+              <w:spacing w:before="0" w:line="240" w:lineRule="auto"/>
+              <w:rPr>
+                <w:rFonts w:ascii="BRH Devanagari Extra" w:hAnsi="BRH Devanagari Extra" w:cs="BRH Devanagari Extra"/>
+                <w:color w:val="000000"/>
+                <w:sz w:val="32"/>
+                <w:szCs w:val="40"/>
+              </w:rPr>
+            </w:pPr>
+            <w:r>
+              <w:rPr>
+                <w:rFonts w:ascii="BRH Devanagari Extra" w:hAnsi="BRH Devanagari Extra" w:cs="BRH Devanagari Extra"/>
+                <w:color w:val="000000"/>
+                <w:sz w:val="32"/>
+                <w:szCs w:val="40"/>
+                <w:highlight w:val="yellow"/>
+              </w:rPr>
+              <w:t>b¶É</w:t>
+            </w:r>
+            <w:r>
+              <w:rPr>
+                <w:rFonts w:ascii="BRH Malayalam Extra" w:hAnsi="BRH Malayalam Extra" w:cs="BRH Devanagari Extra"/>
+                <w:color w:val="000000"/>
+                <w:szCs w:val="40"/>
+                <w:highlight w:val="yellow"/>
+              </w:rPr>
+              <w:t>–</w:t>
+            </w:r>
+            <w:r>
+              <w:rPr>
+                <w:rFonts w:ascii="BRH Devanagari Extra" w:hAnsi="BRH Devanagari Extra" w:cs="BRH Devanagari Extra"/>
+                <w:color w:val="000000"/>
+                <w:sz w:val="32"/>
+                <w:szCs w:val="40"/>
+                <w:highlight w:val="yellow"/>
+              </w:rPr>
+              <w:t>lSìÉÿaÉëÉÈ</w:t>
+            </w:r>
+            <w:r>
+              <w:rPr>
+                <w:rFonts w:ascii="BRH Devanagari Extra" w:hAnsi="BRH Devanagari Extra" w:cs="BRH Devanagari Extra"/>
+                <w:color w:val="000000"/>
+                <w:sz w:val="32"/>
+                <w:szCs w:val="40"/>
+              </w:rPr>
+              <w:t xml:space="preserve"> zÉÑ</w:t>
+            </w:r>
+            <w:r>
+              <w:rPr>
+                <w:rFonts w:ascii="BRH Malayalam Extra" w:hAnsi="BRH Malayalam Extra" w:cs="BRH Devanagari Extra"/>
+                <w:color w:val="000000"/>
+                <w:szCs w:val="40"/>
+              </w:rPr>
+              <w:t>–</w:t>
+            </w:r>
+            <w:r>
+              <w:rPr>
+                <w:rFonts w:ascii="BRH Devanagari Extra" w:hAnsi="BRH Devanagari Extra" w:cs="BRH Devanagari Extra"/>
+                <w:color w:val="000000"/>
+                <w:sz w:val="32"/>
+                <w:szCs w:val="40"/>
+              </w:rPr>
+              <w:t>ÂkÉÉåþ UÉxÉSè UÉxÉcNÒû</w:t>
+            </w:r>
+            <w:r>
+              <w:rPr>
+                <w:rFonts w:ascii="BRH Malayalam Extra" w:hAnsi="BRH Malayalam Extra" w:cs="BRH Devanagari Extra"/>
+                <w:color w:val="000000"/>
+                <w:szCs w:val="40"/>
+              </w:rPr>
+              <w:t>–</w:t>
+            </w:r>
+            <w:r>
+              <w:rPr>
+                <w:rFonts w:ascii="BRH Devanagari Extra" w:hAnsi="BRH Devanagari Extra" w:cs="BRH Devanagari Extra"/>
+                <w:color w:val="000000"/>
+                <w:sz w:val="32"/>
+                <w:szCs w:val="40"/>
+              </w:rPr>
+              <w:t>ÂkÉþ ¶É</w:t>
+            </w:r>
+            <w:r>
+              <w:rPr>
+                <w:rFonts w:ascii="BRH Malayalam Extra" w:hAnsi="BRH Malayalam Extra" w:cs="BRH Devanagari Extra"/>
+                <w:color w:val="000000"/>
+                <w:szCs w:val="40"/>
+              </w:rPr>
+              <w:t>–</w:t>
+            </w:r>
+            <w:r>
+              <w:rPr>
+                <w:rFonts w:ascii="BRH Devanagari Extra" w:hAnsi="BRH Devanagari Extra" w:cs="BRH Devanagari Extra"/>
+                <w:color w:val="000000"/>
+                <w:sz w:val="32"/>
+                <w:szCs w:val="40"/>
+                <w:highlight w:val="yellow"/>
+              </w:rPr>
+              <w:t>lSìÉÿaÉëÉÈ</w:t>
+            </w:r>
+            <w:r>
+              <w:rPr>
+                <w:rFonts w:ascii="BRH Devanagari Extra" w:hAnsi="BRH Devanagari Extra" w:cs="BRH Devanagari Extra"/>
+                <w:color w:val="000000"/>
+                <w:sz w:val="32"/>
+                <w:szCs w:val="40"/>
+              </w:rPr>
+              <w:t xml:space="preserve"> | </w:t>
+            </w:r>
+          </w:p>
+          <w:p>
+            <w:pPr>
+              <w:widowControl w:val="0"/>
+              <w:autoSpaceDE w:val="0"/>
+              <w:autoSpaceDN w:val="0"/>
+              <w:adjustRightInd w:val="0"/>
+              <w:spacing w:before="0" w:line="240" w:lineRule="auto"/>
+              <w:rPr>
+                <w:rFonts w:ascii="BRH Devanagari Extra" w:hAnsi="BRH Devanagari Extra" w:cs="BRH Devanagari Extra"/>
+                <w:color w:val="000000"/>
+                <w:sz w:val="32"/>
+                <w:szCs w:val="40"/>
+              </w:rPr>
+            </w:pPr>
+            <w:r>
+              <w:rPr>
+                <w:rFonts w:cs="BRH Devanagari Extra"/>
+                <w:color w:val="000000"/>
+                <w:szCs w:val="40"/>
+              </w:rPr>
+              <w:t>36</w:t>
+            </w:r>
+            <w:r>
+              <w:rPr>
+                <w:rFonts w:ascii="BRH Devanagari Extra" w:hAnsi="BRH Devanagari Extra" w:cs="BRH Devanagari Extra"/>
+                <w:color w:val="000000"/>
+                <w:sz w:val="32"/>
+                <w:szCs w:val="40"/>
+              </w:rPr>
+              <w:t>)</w:t>
+            </w:r>
+            <w:r>
+              <w:rPr>
+                <w:rFonts w:ascii="BRH Devanagari Extra" w:hAnsi="BRH Devanagari Extra" w:cs="BRH Devanagari Extra"/>
+                <w:color w:val="000000"/>
+                <w:sz w:val="32"/>
+                <w:szCs w:val="40"/>
+              </w:rPr>
+              <w:tab/>
+            </w:r>
+            <w:r>
+              <w:rPr>
+                <w:rFonts w:cs="BRH Devanagari Extra"/>
+                <w:color w:val="000000"/>
+                <w:szCs w:val="40"/>
+              </w:rPr>
+              <w:t>1</w:t>
+            </w:r>
+            <w:r>
+              <w:rPr>
+                <w:rFonts w:ascii="BRH Devanagari Extra" w:hAnsi="BRH Devanagari Extra" w:cs="BRH Devanagari Extra"/>
+                <w:color w:val="000000"/>
+                <w:sz w:val="32"/>
+                <w:szCs w:val="40"/>
+              </w:rPr>
+              <w:t>.</w:t>
+            </w:r>
+            <w:r>
+              <w:rPr>
+                <w:rFonts w:cs="BRH Devanagari Extra"/>
+                <w:color w:val="000000"/>
+                <w:szCs w:val="40"/>
+              </w:rPr>
+              <w:t>1</w:t>
+            </w:r>
+            <w:r>
+              <w:rPr>
+                <w:rFonts w:ascii="BRH Devanagari Extra" w:hAnsi="BRH Devanagari Extra" w:cs="BRH Devanagari Extra"/>
+                <w:color w:val="000000"/>
+                <w:sz w:val="32"/>
+                <w:szCs w:val="40"/>
+              </w:rPr>
+              <w:t>.</w:t>
+            </w:r>
+            <w:r>
+              <w:rPr>
+                <w:rFonts w:cs="BRH Devanagari Extra"/>
+                <w:color w:val="000000"/>
+                <w:szCs w:val="40"/>
+              </w:rPr>
+              <w:t>14</w:t>
+            </w:r>
+            <w:r>
+              <w:rPr>
+                <w:rFonts w:ascii="BRH Devanagari Extra" w:hAnsi="BRH Devanagari Extra" w:cs="BRH Devanagari Extra"/>
+                <w:color w:val="000000"/>
+                <w:sz w:val="32"/>
+                <w:szCs w:val="40"/>
+              </w:rPr>
+              <w:t>.</w:t>
+            </w:r>
+            <w:r>
+              <w:rPr>
+                <w:rFonts w:cs="BRH Devanagari Extra"/>
+                <w:color w:val="000000"/>
+                <w:szCs w:val="40"/>
+              </w:rPr>
+              <w:t>2</w:t>
+            </w:r>
+            <w:r>
+              <w:rPr>
+                <w:rFonts w:ascii="BRH Devanagari Extra" w:hAnsi="BRH Devanagari Extra" w:cs="BRH Devanagari Extra"/>
+                <w:color w:val="000000"/>
+                <w:sz w:val="32"/>
+                <w:szCs w:val="40"/>
+              </w:rPr>
+              <w:t>(</w:t>
+            </w:r>
+            <w:r>
+              <w:rPr>
+                <w:rFonts w:cs="BRH Devanagari Extra"/>
+                <w:color w:val="000000"/>
+                <w:szCs w:val="40"/>
+              </w:rPr>
+              <w:t>33</w:t>
+            </w:r>
+            <w:r>
+              <w:rPr>
+                <w:rFonts w:ascii="BRH Devanagari Extra" w:hAnsi="BRH Devanagari Extra" w:cs="BRH Devanagari Extra"/>
+                <w:color w:val="000000"/>
+                <w:sz w:val="32"/>
+                <w:szCs w:val="40"/>
+              </w:rPr>
+              <w:t>)- zÉÑ</w:t>
+            </w:r>
+            <w:r>
+              <w:rPr>
+                <w:rFonts w:ascii="BRH Malayalam Extra" w:hAnsi="BRH Malayalam Extra" w:cs="BRH Devanagari Extra"/>
+                <w:color w:val="000000"/>
+                <w:szCs w:val="40"/>
+              </w:rPr>
+              <w:t>–</w:t>
+            </w:r>
+            <w:r>
+              <w:rPr>
+                <w:rFonts w:ascii="BRH Devanagari Extra" w:hAnsi="BRH Devanagari Extra" w:cs="BRH Devanagari Extra"/>
+                <w:color w:val="000000"/>
+                <w:sz w:val="32"/>
+                <w:szCs w:val="40"/>
+              </w:rPr>
+              <w:t>ÂkÉþÈ | cÉ</w:t>
+            </w:r>
+            <w:r>
+              <w:rPr>
+                <w:rFonts w:ascii="BRH Malayalam Extra" w:hAnsi="BRH Malayalam Extra" w:cs="BRH Devanagari Extra"/>
+                <w:color w:val="000000"/>
+                <w:szCs w:val="40"/>
+              </w:rPr>
+              <w:t>–</w:t>
+            </w:r>
+            <w:r>
+              <w:rPr>
+                <w:rFonts w:ascii="BRH Devanagari Extra" w:hAnsi="BRH Devanagari Extra" w:cs="BRH Devanagari Extra"/>
+                <w:color w:val="000000"/>
+                <w:sz w:val="32"/>
+                <w:szCs w:val="40"/>
+              </w:rPr>
+              <w:t>l</w:t>
+            </w:r>
+            <w:r>
+              <w:rPr>
+                <w:rFonts w:ascii="BRH Devanagari Extra" w:hAnsi="BRH Devanagari Extra" w:cs="BRH Devanagari Extra"/>
+                <w:color w:val="000000"/>
+                <w:sz w:val="32"/>
+                <w:szCs w:val="40"/>
+                <w:highlight w:val="yellow"/>
+              </w:rPr>
+              <w:t>SìÉÿaÉëÉÈ</w:t>
+            </w:r>
+            <w:r>
+              <w:rPr>
+                <w:rFonts w:ascii="BRH Devanagari Extra" w:hAnsi="BRH Devanagari Extra" w:cs="BRH Devanagari Extra"/>
+                <w:color w:val="000000"/>
+                <w:sz w:val="32"/>
+                <w:szCs w:val="40"/>
+              </w:rPr>
+              <w:t xml:space="preserve"> | ÍkÉrÉþÎlkÉrÉqÉç |</w:t>
+            </w:r>
+          </w:p>
+          <w:p>
+            <w:pPr>
+              <w:widowControl w:val="0"/>
+              <w:autoSpaceDE w:val="0"/>
+              <w:autoSpaceDN w:val="0"/>
+              <w:adjustRightInd w:val="0"/>
+              <w:spacing w:before="0" w:line="240" w:lineRule="auto"/>
+              <w:rPr>
+                <w:rFonts w:ascii="BRH Devanagari Extra" w:hAnsi="BRH Devanagari Extra" w:cs="BRH Devanagari Extra"/>
+                <w:color w:val="000000"/>
+                <w:sz w:val="32"/>
+                <w:szCs w:val="40"/>
+              </w:rPr>
+            </w:pPr>
+            <w:r>
+              <w:rPr>
+                <w:rFonts w:ascii="BRH Devanagari Extra" w:hAnsi="BRH Devanagari Extra" w:cs="BRH Devanagari Extra"/>
+                <w:color w:val="000000"/>
+                <w:sz w:val="32"/>
+                <w:szCs w:val="40"/>
+              </w:rPr>
+              <w:t>zÉÑ</w:t>
+            </w:r>
+            <w:r>
+              <w:rPr>
+                <w:rFonts w:ascii="BRH Malayalam Extra" w:hAnsi="BRH Malayalam Extra" w:cs="BRH Devanagari Extra"/>
+                <w:color w:val="000000"/>
+                <w:szCs w:val="40"/>
+              </w:rPr>
+              <w:t>–</w:t>
+            </w:r>
+            <w:r>
+              <w:rPr>
+                <w:rFonts w:ascii="BRH Devanagari Extra" w:hAnsi="BRH Devanagari Extra" w:cs="BRH Devanagari Extra"/>
+                <w:color w:val="000000"/>
+                <w:sz w:val="32"/>
+                <w:szCs w:val="40"/>
+              </w:rPr>
+              <w:t>ÂkÉþ ¶É</w:t>
+            </w:r>
+            <w:r>
+              <w:rPr>
+                <w:rFonts w:ascii="BRH Malayalam Extra" w:hAnsi="BRH Malayalam Extra" w:cs="BRH Devanagari Extra"/>
+                <w:color w:val="000000"/>
+                <w:szCs w:val="40"/>
+              </w:rPr>
+              <w:t>–</w:t>
+            </w:r>
+            <w:r>
+              <w:rPr>
+                <w:rFonts w:ascii="BRH Devanagari Extra" w:hAnsi="BRH Devanagari Extra" w:cs="BRH Devanagari Extra"/>
+                <w:color w:val="000000"/>
+                <w:sz w:val="32"/>
+                <w:szCs w:val="40"/>
+                <w:highlight w:val="yellow"/>
+              </w:rPr>
+              <w:t>lSìÉÿaÉ</w:t>
+            </w:r>
+            <w:r>
+              <w:rPr>
+                <w:rFonts w:ascii="BRH Devanagari Extra" w:hAnsi="BRH Devanagari Extra" w:cs="BRH Devanagari Extra"/>
+                <w:color w:val="000000"/>
+                <w:sz w:val="32"/>
+                <w:szCs w:val="40"/>
+              </w:rPr>
+              <w:t>ëÉ ¶É</w:t>
+            </w:r>
+            <w:r>
+              <w:rPr>
+                <w:rFonts w:ascii="BRH Malayalam Extra" w:hAnsi="BRH Malayalam Extra" w:cs="BRH Devanagari Extra"/>
+                <w:color w:val="000000"/>
+                <w:szCs w:val="40"/>
+              </w:rPr>
+              <w:t>–</w:t>
+            </w:r>
+            <w:r>
+              <w:rPr>
+                <w:rFonts w:ascii="BRH Devanagari Extra" w:hAnsi="BRH Devanagari Extra" w:cs="BRH Devanagari Extra"/>
+                <w:color w:val="000000"/>
+                <w:sz w:val="32"/>
+                <w:szCs w:val="40"/>
+                <w:highlight w:val="yellow"/>
+              </w:rPr>
+              <w:t>lSìÉÿaÉëÉÈ</w:t>
+            </w:r>
+            <w:r>
+              <w:rPr>
+                <w:rFonts w:ascii="BRH Devanagari Extra" w:hAnsi="BRH Devanagari Extra" w:cs="BRH Devanagari Extra"/>
+                <w:color w:val="000000"/>
+                <w:sz w:val="32"/>
+                <w:szCs w:val="40"/>
+              </w:rPr>
+              <w:t xml:space="preserve"> zÉÑ</w:t>
+            </w:r>
+            <w:r>
+              <w:rPr>
+                <w:rFonts w:ascii="BRH Malayalam Extra" w:hAnsi="BRH Malayalam Extra" w:cs="BRH Devanagari Extra"/>
+                <w:color w:val="000000"/>
+                <w:szCs w:val="40"/>
+              </w:rPr>
+              <w:t>–</w:t>
+            </w:r>
+            <w:r>
+              <w:rPr>
+                <w:rFonts w:ascii="BRH Devanagari Extra" w:hAnsi="BRH Devanagari Extra" w:cs="BRH Devanagari Extra"/>
+                <w:color w:val="000000"/>
+                <w:sz w:val="32"/>
+                <w:szCs w:val="40"/>
+              </w:rPr>
+              <w:t>ÂkÉþÈ zÉÑ</w:t>
+            </w:r>
+            <w:r>
+              <w:rPr>
+                <w:rFonts w:ascii="BRH Malayalam Extra" w:hAnsi="BRH Malayalam Extra" w:cs="BRH Devanagari Extra"/>
+                <w:color w:val="000000"/>
+                <w:szCs w:val="40"/>
+              </w:rPr>
+              <w:t>–</w:t>
+            </w:r>
+            <w:r>
+              <w:rPr>
+                <w:rFonts w:ascii="BRH Devanagari Extra" w:hAnsi="BRH Devanagari Extra" w:cs="BRH Devanagari Extra"/>
+                <w:color w:val="000000"/>
+                <w:sz w:val="32"/>
+                <w:szCs w:val="40"/>
+              </w:rPr>
+              <w:t>ÂkÉþ ¶É</w:t>
+            </w:r>
+            <w:r>
+              <w:rPr>
+                <w:rFonts w:ascii="BRH Malayalam Extra" w:hAnsi="BRH Malayalam Extra" w:cs="BRH Devanagari Extra"/>
+                <w:color w:val="000000"/>
+                <w:szCs w:val="40"/>
+              </w:rPr>
+              <w:t>–</w:t>
+            </w:r>
+            <w:r>
+              <w:rPr>
+                <w:rFonts w:ascii="BRH Devanagari Extra" w:hAnsi="BRH Devanagari Extra" w:cs="BRH Devanagari Extra"/>
+                <w:color w:val="000000"/>
+                <w:sz w:val="32"/>
+                <w:szCs w:val="40"/>
+                <w:highlight w:val="yellow"/>
+              </w:rPr>
+              <w:t>lSìÉ</w:t>
+            </w:r>
+            <w:r>
+              <w:rPr>
+                <w:rFonts w:ascii="BRH Devanagari Extra" w:hAnsi="BRH Devanagari Extra" w:cs="BRH Devanagari Extra"/>
+                <w:color w:val="000000"/>
+                <w:sz w:val="32"/>
+                <w:szCs w:val="40"/>
+              </w:rPr>
+              <w:t>ÿaÉëÉ</w:t>
+            </w:r>
+            <w:r>
+              <w:rPr>
+                <w:rFonts w:ascii="BRH Malayalam Extra" w:hAnsi="BRH Malayalam Extra" w:cs="BRH Devanagari Extra"/>
+                <w:color w:val="000000"/>
+                <w:szCs w:val="40"/>
+              </w:rPr>
+              <w:t>–</w:t>
+            </w:r>
+            <w:r>
+              <w:rPr>
+                <w:rFonts w:ascii="BRH Devanagari Extra" w:hAnsi="BRH Devanagari Extra" w:cs="BRH Devanagari Extra"/>
+                <w:color w:val="000000"/>
+                <w:sz w:val="32"/>
+                <w:szCs w:val="40"/>
+              </w:rPr>
+              <w:t xml:space="preserve"> ÍkÉrÉþÎlkÉrÉ</w:t>
+            </w:r>
+            <w:r>
+              <w:rPr>
+                <w:rFonts w:ascii="BRH Malayalam Extra" w:hAnsi="BRH Malayalam Extra" w:cs="BRH Devanagari Extra"/>
+                <w:color w:val="000000"/>
+                <w:szCs w:val="40"/>
+              </w:rPr>
+              <w:t>–</w:t>
+            </w:r>
+            <w:r>
+              <w:rPr>
+                <w:rFonts w:ascii="BRH Devanagari Extra" w:hAnsi="BRH Devanagari Extra" w:cs="BRH Devanagari Extra"/>
+                <w:color w:val="000000"/>
+                <w:sz w:val="32"/>
+                <w:szCs w:val="40"/>
+              </w:rPr>
+              <w:t>qÉç ÍkÉrÉþÎlkÉrÉqÉç cÉ</w:t>
+            </w:r>
+            <w:r>
+              <w:rPr>
+                <w:rFonts w:ascii="BRH Malayalam Extra" w:hAnsi="BRH Malayalam Extra" w:cs="BRH Devanagari Extra"/>
+                <w:color w:val="000000"/>
+                <w:szCs w:val="40"/>
+              </w:rPr>
+              <w:t>–</w:t>
+            </w:r>
+            <w:r>
+              <w:rPr>
+                <w:rFonts w:ascii="BRH Devanagari Extra" w:hAnsi="BRH Devanagari Extra" w:cs="BRH Devanagari Extra"/>
+                <w:color w:val="000000"/>
+                <w:sz w:val="32"/>
+                <w:szCs w:val="40"/>
+                <w:highlight w:val="yellow"/>
+              </w:rPr>
+              <w:t>lSìÉÿaÉëÉÈ</w:t>
+            </w:r>
+            <w:r>
+              <w:rPr>
+                <w:rFonts w:ascii="BRH Devanagari Extra" w:hAnsi="BRH Devanagari Extra" w:cs="BRH Devanagari Extra"/>
+                <w:color w:val="000000"/>
+                <w:sz w:val="32"/>
+                <w:szCs w:val="40"/>
+              </w:rPr>
+              <w:t xml:space="preserve"> zÉÑ</w:t>
+            </w:r>
+            <w:r>
+              <w:rPr>
+                <w:rFonts w:ascii="BRH Malayalam Extra" w:hAnsi="BRH Malayalam Extra" w:cs="BRH Devanagari Extra"/>
+                <w:color w:val="000000"/>
+                <w:szCs w:val="40"/>
+              </w:rPr>
+              <w:t>–</w:t>
+            </w:r>
+            <w:r>
+              <w:rPr>
+                <w:rFonts w:ascii="BRH Devanagari Extra" w:hAnsi="BRH Devanagari Extra" w:cs="BRH Devanagari Extra"/>
+                <w:color w:val="000000"/>
+                <w:sz w:val="32"/>
+                <w:szCs w:val="40"/>
+              </w:rPr>
+              <w:t>ÂkÉþÈ zÉÑ</w:t>
+            </w:r>
+            <w:r>
+              <w:rPr>
+                <w:rFonts w:ascii="BRH Malayalam Extra" w:hAnsi="BRH Malayalam Extra" w:cs="BRH Devanagari Extra"/>
+                <w:color w:val="000000"/>
+                <w:szCs w:val="40"/>
+              </w:rPr>
+              <w:t>–</w:t>
+            </w:r>
+            <w:r>
+              <w:rPr>
+                <w:rFonts w:ascii="BRH Devanagari Extra" w:hAnsi="BRH Devanagari Extra" w:cs="BRH Devanagari Extra"/>
+                <w:color w:val="000000"/>
+                <w:sz w:val="32"/>
+                <w:szCs w:val="40"/>
+              </w:rPr>
+              <w:t xml:space="preserve">ÂkÉþ </w:t>
+            </w:r>
+          </w:p>
+          <w:p>
+            <w:pPr>
+              <w:widowControl w:val="0"/>
+              <w:autoSpaceDE w:val="0"/>
+              <w:autoSpaceDN w:val="0"/>
+              <w:adjustRightInd w:val="0"/>
+              <w:spacing w:before="0" w:line="240" w:lineRule="auto"/>
+              <w:rPr>
+                <w:rFonts w:ascii="BRH Devanagari Extra" w:hAnsi="BRH Devanagari Extra" w:cs="BRH Devanagari Extra"/>
+                <w:color w:val="000000"/>
+                <w:sz w:val="32"/>
+                <w:szCs w:val="40"/>
+              </w:rPr>
+            </w:pPr>
+            <w:r>
+              <w:rPr>
+                <w:rFonts w:ascii="BRH Devanagari Extra" w:hAnsi="BRH Devanagari Extra" w:cs="BRH Devanagari Extra"/>
+                <w:color w:val="000000"/>
+                <w:sz w:val="32"/>
+                <w:szCs w:val="40"/>
+              </w:rPr>
+              <w:t>¶É</w:t>
+            </w:r>
+            <w:r>
+              <w:rPr>
+                <w:rFonts w:ascii="BRH Malayalam Extra" w:hAnsi="BRH Malayalam Extra" w:cs="BRH Devanagari Extra"/>
+                <w:color w:val="000000"/>
+                <w:szCs w:val="40"/>
+              </w:rPr>
+              <w:t>–</w:t>
+            </w:r>
+            <w:r>
+              <w:rPr>
+                <w:rFonts w:ascii="BRH Devanagari Extra" w:hAnsi="BRH Devanagari Extra" w:cs="BRH Devanagari Extra"/>
+                <w:color w:val="000000"/>
+                <w:sz w:val="32"/>
+                <w:szCs w:val="40"/>
+                <w:highlight w:val="yellow"/>
+              </w:rPr>
+              <w:t>lSìÉÿ</w:t>
+            </w:r>
+            <w:r>
+              <w:rPr>
+                <w:rFonts w:ascii="BRH Devanagari Extra" w:hAnsi="BRH Devanagari Extra" w:cs="BRH Devanagari Extra"/>
+                <w:color w:val="000000"/>
+                <w:sz w:val="32"/>
+                <w:szCs w:val="40"/>
+              </w:rPr>
+              <w:t>aÉëÉ</w:t>
+            </w:r>
+            <w:r>
+              <w:rPr>
+                <w:rFonts w:ascii="BRH Malayalam Extra" w:hAnsi="BRH Malayalam Extra" w:cs="BRH Devanagari Extra"/>
+                <w:color w:val="000000"/>
+                <w:szCs w:val="40"/>
+              </w:rPr>
+              <w:t>–</w:t>
+            </w:r>
+            <w:r>
+              <w:rPr>
+                <w:rFonts w:ascii="BRH Devanagari Extra" w:hAnsi="BRH Devanagari Extra" w:cs="BRH Devanagari Extra"/>
+                <w:color w:val="000000"/>
+                <w:sz w:val="32"/>
+                <w:szCs w:val="40"/>
+              </w:rPr>
+              <w:t xml:space="preserve"> ÍkÉrÉþÎlkÉrÉqÉç | </w:t>
+            </w:r>
+          </w:p>
+          <w:p>
+            <w:pPr>
+              <w:widowControl w:val="0"/>
+              <w:autoSpaceDE w:val="0"/>
+              <w:autoSpaceDN w:val="0"/>
+              <w:adjustRightInd w:val="0"/>
+              <w:spacing w:before="0" w:line="240" w:lineRule="auto"/>
+              <w:rPr>
+                <w:rFonts w:ascii="BRH Devanagari Extra" w:hAnsi="BRH Devanagari Extra" w:cs="BRH Devanagari Extra"/>
+                <w:color w:val="000000"/>
+                <w:sz w:val="32"/>
+                <w:szCs w:val="40"/>
+              </w:rPr>
+            </w:pPr>
+            <w:r>
+              <w:rPr>
+                <w:rFonts w:cs="BRH Devanagari Extra"/>
+                <w:color w:val="000000"/>
+                <w:szCs w:val="40"/>
+              </w:rPr>
+              <w:t>37</w:t>
+            </w:r>
+            <w:r>
+              <w:rPr>
+                <w:rFonts w:ascii="BRH Devanagari Extra" w:hAnsi="BRH Devanagari Extra" w:cs="BRH Devanagari Extra"/>
+                <w:color w:val="000000"/>
+                <w:sz w:val="32"/>
+                <w:szCs w:val="40"/>
+              </w:rPr>
+              <w:t>)</w:t>
+            </w:r>
+            <w:r>
+              <w:rPr>
+                <w:rFonts w:ascii="BRH Devanagari Extra" w:hAnsi="BRH Devanagari Extra" w:cs="BRH Devanagari Extra"/>
+                <w:color w:val="000000"/>
+                <w:sz w:val="32"/>
+                <w:szCs w:val="40"/>
+              </w:rPr>
+              <w:tab/>
+            </w:r>
+            <w:r>
+              <w:rPr>
+                <w:rFonts w:cs="BRH Devanagari Extra"/>
+                <w:color w:val="000000"/>
+                <w:szCs w:val="40"/>
+              </w:rPr>
+              <w:t>1</w:t>
+            </w:r>
+            <w:r>
+              <w:rPr>
+                <w:rFonts w:ascii="BRH Devanagari Extra" w:hAnsi="BRH Devanagari Extra" w:cs="BRH Devanagari Extra"/>
+                <w:color w:val="000000"/>
+                <w:sz w:val="32"/>
+                <w:szCs w:val="40"/>
+              </w:rPr>
+              <w:t>.</w:t>
+            </w:r>
+            <w:r>
+              <w:rPr>
+                <w:rFonts w:cs="BRH Devanagari Extra"/>
+                <w:color w:val="000000"/>
+                <w:szCs w:val="40"/>
+              </w:rPr>
+              <w:t>1</w:t>
+            </w:r>
+            <w:r>
+              <w:rPr>
+                <w:rFonts w:ascii="BRH Devanagari Extra" w:hAnsi="BRH Devanagari Extra" w:cs="BRH Devanagari Extra"/>
+                <w:color w:val="000000"/>
+                <w:sz w:val="32"/>
+                <w:szCs w:val="40"/>
+              </w:rPr>
+              <w:t>.</w:t>
+            </w:r>
+            <w:r>
+              <w:rPr>
+                <w:rFonts w:cs="BRH Devanagari Extra"/>
+                <w:color w:val="000000"/>
+                <w:szCs w:val="40"/>
+              </w:rPr>
+              <w:t>14</w:t>
+            </w:r>
+            <w:r>
+              <w:rPr>
+                <w:rFonts w:ascii="BRH Devanagari Extra" w:hAnsi="BRH Devanagari Extra" w:cs="BRH Devanagari Extra"/>
+                <w:color w:val="000000"/>
+                <w:sz w:val="32"/>
+                <w:szCs w:val="40"/>
+              </w:rPr>
+              <w:t>.</w:t>
+            </w:r>
+            <w:r>
+              <w:rPr>
+                <w:rFonts w:cs="BRH Devanagari Extra"/>
+                <w:color w:val="000000"/>
+                <w:szCs w:val="40"/>
+              </w:rPr>
+              <w:t>2</w:t>
+            </w:r>
+            <w:r>
+              <w:rPr>
+                <w:rFonts w:ascii="BRH Devanagari Extra" w:hAnsi="BRH Devanagari Extra" w:cs="BRH Devanagari Extra"/>
+                <w:color w:val="000000"/>
+                <w:sz w:val="32"/>
+                <w:szCs w:val="40"/>
+              </w:rPr>
+              <w:t>(</w:t>
+            </w:r>
+            <w:r>
+              <w:rPr>
+                <w:rFonts w:cs="BRH Devanagari Extra"/>
+                <w:color w:val="000000"/>
+                <w:szCs w:val="40"/>
+              </w:rPr>
+              <w:t>34</w:t>
+            </w:r>
+            <w:r>
+              <w:rPr>
+                <w:rFonts w:ascii="BRH Devanagari Extra" w:hAnsi="BRH Devanagari Extra" w:cs="BRH Devanagari Extra"/>
+                <w:color w:val="000000"/>
+                <w:sz w:val="32"/>
+                <w:szCs w:val="40"/>
+              </w:rPr>
+              <w:t>)- cÉ</w:t>
+            </w:r>
+            <w:r>
+              <w:rPr>
+                <w:rFonts w:ascii="BRH Malayalam Extra" w:hAnsi="BRH Malayalam Extra" w:cs="BRH Devanagari Extra"/>
+                <w:color w:val="000000"/>
+                <w:szCs w:val="40"/>
+              </w:rPr>
+              <w:t>–</w:t>
+            </w:r>
+            <w:r>
+              <w:rPr>
+                <w:rFonts w:ascii="BRH Devanagari Extra" w:hAnsi="BRH Devanagari Extra" w:cs="BRH Devanagari Extra"/>
+                <w:color w:val="000000"/>
+                <w:sz w:val="32"/>
+                <w:szCs w:val="40"/>
+                <w:highlight w:val="yellow"/>
+              </w:rPr>
+              <w:t>lSìÉÿaÉëÉÈ</w:t>
+            </w:r>
+            <w:r>
+              <w:rPr>
+                <w:rFonts w:ascii="BRH Devanagari Extra" w:hAnsi="BRH Devanagari Extra" w:cs="BRH Devanagari Extra"/>
+                <w:color w:val="000000"/>
+                <w:sz w:val="32"/>
+                <w:szCs w:val="40"/>
+              </w:rPr>
+              <w:t xml:space="preserve"> | ÍkÉrÉþÎlkÉrÉqÉç | </w:t>
+            </w:r>
+          </w:p>
+          <w:p>
+            <w:pPr>
+              <w:widowControl w:val="0"/>
+              <w:autoSpaceDE w:val="0"/>
+              <w:autoSpaceDN w:val="0"/>
+              <w:adjustRightInd w:val="0"/>
+              <w:spacing w:before="0" w:line="240" w:lineRule="auto"/>
+              <w:rPr>
+                <w:rFonts w:ascii="BRH Devanagari Extra" w:hAnsi="BRH Devanagari Extra" w:cs="BRH Devanagari Extra"/>
+                <w:color w:val="000000"/>
+                <w:sz w:val="32"/>
+                <w:szCs w:val="40"/>
+              </w:rPr>
+            </w:pPr>
+            <w:r>
+              <w:rPr>
+                <w:rFonts w:ascii="BRH Devanagari Extra" w:hAnsi="BRH Devanagari Extra" w:cs="BRH Devanagari Extra"/>
+                <w:color w:val="000000"/>
+                <w:sz w:val="32"/>
+                <w:szCs w:val="40"/>
+              </w:rPr>
+              <w:t>xÉÏ</w:t>
+            </w:r>
+            <w:r>
+              <w:rPr>
+                <w:rFonts w:ascii="BRH Malayalam Extra" w:hAnsi="BRH Malayalam Extra" w:cs="BRH Devanagari Extra"/>
+                <w:color w:val="000000"/>
+                <w:szCs w:val="40"/>
+              </w:rPr>
+              <w:t>–</w:t>
+            </w:r>
+            <w:r>
+              <w:rPr>
+                <w:rFonts w:ascii="BRH Devanagari Extra" w:hAnsi="BRH Devanagari Extra" w:cs="BRH Devanagari Extra"/>
+                <w:color w:val="000000"/>
+                <w:sz w:val="32"/>
+                <w:szCs w:val="40"/>
+              </w:rPr>
+              <w:t>wÉ</w:t>
+            </w:r>
+            <w:r>
+              <w:rPr>
+                <w:rFonts w:ascii="BRH Malayalam Extra" w:hAnsi="BRH Malayalam Extra" w:cs="BRH Devanagari Extra"/>
+                <w:color w:val="000000"/>
+                <w:szCs w:val="40"/>
+              </w:rPr>
+              <w:t>–</w:t>
+            </w:r>
+            <w:r>
+              <w:rPr>
+                <w:rFonts w:ascii="BRH Devanagari Extra" w:hAnsi="BRH Devanagari Extra" w:cs="BRH Devanagari Extra"/>
+                <w:color w:val="000000"/>
+                <w:sz w:val="32"/>
+                <w:szCs w:val="40"/>
+              </w:rPr>
+              <w:t>kÉÉ</w:t>
+            </w:r>
+            <w:r>
+              <w:rPr>
+                <w:rFonts w:ascii="BRH Malayalam Extra" w:hAnsi="BRH Malayalam Extra" w:cs="BRH Devanagari Extra"/>
+                <w:color w:val="000000"/>
+                <w:szCs w:val="40"/>
+              </w:rPr>
+              <w:t>–</w:t>
+            </w:r>
+            <w:r>
+              <w:rPr>
+                <w:rFonts w:ascii="BRH Devanagari Extra" w:hAnsi="BRH Devanagari Extra" w:cs="BRH Devanagari Extra"/>
+                <w:color w:val="000000"/>
+                <w:sz w:val="32"/>
+                <w:szCs w:val="40"/>
+              </w:rPr>
+              <w:t>ÌiÉ</w:t>
+            </w:r>
+            <w:r>
+              <w:rPr>
+                <w:rFonts w:ascii="BRH Malayalam Extra" w:hAnsi="BRH Malayalam Extra" w:cs="BRH Devanagari Extra"/>
+                <w:color w:val="000000"/>
+                <w:szCs w:val="40"/>
+              </w:rPr>
+              <w:t>–</w:t>
+            </w:r>
+            <w:r>
+              <w:rPr>
+                <w:rFonts w:ascii="BRH Devanagari Extra" w:hAnsi="BRH Devanagari Extra" w:cs="BRH Devanagari Extra"/>
+                <w:color w:val="000000"/>
+                <w:sz w:val="32"/>
+                <w:szCs w:val="40"/>
+              </w:rPr>
+              <w:t xml:space="preserve"> |</w:t>
+            </w:r>
+          </w:p>
+          <w:p>
+            <w:pPr>
+              <w:widowControl w:val="0"/>
+              <w:autoSpaceDE w:val="0"/>
+              <w:autoSpaceDN w:val="0"/>
+              <w:adjustRightInd w:val="0"/>
+              <w:spacing w:before="0" w:line="240" w:lineRule="auto"/>
+              <w:rPr>
+                <w:rFonts w:ascii="BRH Devanagari Extra" w:hAnsi="BRH Devanagari Extra" w:cs="BRH Devanagari Extra"/>
+                <w:color w:val="000000"/>
+                <w:sz w:val="32"/>
+                <w:szCs w:val="40"/>
+              </w:rPr>
+            </w:pPr>
+            <w:r>
+              <w:rPr>
+                <w:rFonts w:ascii="BRH Devanagari Extra" w:hAnsi="BRH Devanagari Extra" w:cs="BRH Devanagari Extra"/>
+                <w:color w:val="000000"/>
+                <w:sz w:val="32"/>
+                <w:szCs w:val="40"/>
+              </w:rPr>
+              <w:t>cÉ</w:t>
+            </w:r>
+            <w:r>
+              <w:rPr>
+                <w:rFonts w:ascii="BRH Malayalam Extra" w:hAnsi="BRH Malayalam Extra" w:cs="BRH Devanagari Extra"/>
+                <w:color w:val="000000"/>
+                <w:szCs w:val="40"/>
+              </w:rPr>
+              <w:t>–</w:t>
+            </w:r>
+            <w:r>
+              <w:rPr>
+                <w:rFonts w:ascii="BRH Devanagari Extra" w:hAnsi="BRH Devanagari Extra" w:cs="BRH Devanagari Extra"/>
+                <w:color w:val="000000"/>
+                <w:sz w:val="32"/>
+                <w:szCs w:val="40"/>
+                <w:highlight w:val="yellow"/>
+              </w:rPr>
+              <w:t>lSìÉ</w:t>
+            </w:r>
+            <w:r>
+              <w:rPr>
+                <w:rFonts w:ascii="BRH Devanagari Extra" w:hAnsi="BRH Devanagari Extra" w:cs="BRH Devanagari Extra"/>
+                <w:color w:val="000000"/>
+                <w:sz w:val="32"/>
+                <w:szCs w:val="40"/>
+              </w:rPr>
+              <w:t>ÿaÉëÉ</w:t>
+            </w:r>
+            <w:r>
+              <w:rPr>
+                <w:rFonts w:ascii="BRH Malayalam Extra" w:hAnsi="BRH Malayalam Extra" w:cs="BRH Devanagari Extra"/>
+                <w:color w:val="000000"/>
+                <w:szCs w:val="40"/>
+              </w:rPr>
+              <w:t>–</w:t>
+            </w:r>
+            <w:r>
+              <w:rPr>
+                <w:rFonts w:ascii="BRH Devanagari Extra" w:hAnsi="BRH Devanagari Extra" w:cs="BRH Devanagari Extra"/>
+                <w:color w:val="000000"/>
+                <w:sz w:val="32"/>
+                <w:szCs w:val="40"/>
+              </w:rPr>
+              <w:t xml:space="preserve"> ÍkÉrÉþÎlkÉrÉ</w:t>
+            </w:r>
+            <w:r>
+              <w:rPr>
+                <w:rFonts w:ascii="BRH Malayalam Extra" w:hAnsi="BRH Malayalam Extra" w:cs="BRH Devanagari Extra"/>
+                <w:color w:val="000000"/>
+                <w:szCs w:val="40"/>
+              </w:rPr>
+              <w:t>–</w:t>
+            </w:r>
+            <w:r>
+              <w:rPr>
+                <w:rFonts w:ascii="BRH Devanagari Extra" w:hAnsi="BRH Devanagari Extra" w:cs="BRH Devanagari Extra"/>
+                <w:color w:val="000000"/>
+                <w:sz w:val="32"/>
+                <w:szCs w:val="40"/>
+              </w:rPr>
+              <w:t>qÉç ÍkÉrÉþÎlkÉrÉqÉç cÉ</w:t>
+            </w:r>
+            <w:r>
+              <w:rPr>
+                <w:rFonts w:ascii="BRH Malayalam Extra" w:hAnsi="BRH Malayalam Extra" w:cs="BRH Devanagari Extra"/>
+                <w:color w:val="000000"/>
+                <w:szCs w:val="40"/>
+              </w:rPr>
+              <w:t>–</w:t>
+            </w:r>
+            <w:r>
+              <w:rPr>
+                <w:rFonts w:ascii="BRH Devanagari Extra" w:hAnsi="BRH Devanagari Extra" w:cs="BRH Devanagari Extra"/>
+                <w:color w:val="000000"/>
+                <w:sz w:val="32"/>
+                <w:szCs w:val="40"/>
+                <w:highlight w:val="yellow"/>
+              </w:rPr>
+              <w:t>lSìÉÿaÉë</w:t>
+            </w:r>
+            <w:r>
+              <w:rPr>
+                <w:rFonts w:ascii="BRH Devanagari Extra" w:hAnsi="BRH Devanagari Extra" w:cs="BRH Devanagari Extra"/>
+                <w:color w:val="000000"/>
+                <w:sz w:val="32"/>
+                <w:szCs w:val="40"/>
+              </w:rPr>
+              <w:t>É ¶É</w:t>
+            </w:r>
+            <w:r>
+              <w:rPr>
+                <w:rFonts w:ascii="BRH Malayalam Extra" w:hAnsi="BRH Malayalam Extra" w:cs="BRH Devanagari Extra"/>
+                <w:color w:val="000000"/>
+                <w:szCs w:val="40"/>
+              </w:rPr>
+              <w:t>–</w:t>
+            </w:r>
+            <w:r>
+              <w:rPr>
+                <w:rFonts w:ascii="BRH Devanagari Extra" w:hAnsi="BRH Devanagari Extra" w:cs="BRH Devanagari Extra"/>
+                <w:color w:val="000000"/>
+                <w:sz w:val="32"/>
+                <w:szCs w:val="40"/>
+                <w:highlight w:val="yellow"/>
+              </w:rPr>
+              <w:t>lSìÉ</w:t>
+            </w:r>
+            <w:r>
+              <w:rPr>
+                <w:rFonts w:ascii="BRH Devanagari Extra" w:hAnsi="BRH Devanagari Extra" w:cs="BRH Devanagari Extra"/>
+                <w:color w:val="000000"/>
+                <w:sz w:val="32"/>
+                <w:szCs w:val="40"/>
+              </w:rPr>
+              <w:t>ÿaÉë</w:t>
+            </w:r>
+            <w:r>
+              <w:rPr>
+                <w:rFonts w:ascii="BRH Devanagari Extra" w:hAnsi="BRH Devanagari Extra" w:cs="BRH Devanagari Extra"/>
+                <w:color w:val="000000"/>
+                <w:sz w:val="32"/>
+                <w:szCs w:val="40"/>
+                <w:highlight w:val="yellow"/>
+              </w:rPr>
+              <w:t>É</w:t>
+            </w:r>
+            <w:r>
+              <w:rPr>
+                <w:rFonts w:ascii="BRH Malayalam Extra" w:hAnsi="BRH Malayalam Extra" w:cs="BRH Devanagari Extra"/>
+                <w:color w:val="000000"/>
+                <w:szCs w:val="40"/>
+                <w:highlight w:val="yellow"/>
+              </w:rPr>
+              <w:t>–</w:t>
+            </w:r>
+            <w:r>
+              <w:rPr>
+                <w:rFonts w:ascii="BRH Devanagari Extra" w:hAnsi="BRH Devanagari Extra" w:cs="BRH Devanagari Extra"/>
+                <w:color w:val="000000"/>
+                <w:sz w:val="32"/>
+                <w:szCs w:val="40"/>
+              </w:rPr>
+              <w:t xml:space="preserve"> ÍkÉrÉþÎlkÉrÉ</w:t>
+            </w:r>
+            <w:r>
+              <w:rPr>
+                <w:rFonts w:ascii="BRH Devanagari Extra" w:hAnsi="BRH Devanagari Extra" w:cs="BRH Devanagari Extra"/>
+                <w:color w:val="000000"/>
+                <w:sz w:val="28"/>
+                <w:szCs w:val="40"/>
+              </w:rPr>
+              <w:t>óè</w:t>
+            </w:r>
+            <w:r>
+              <w:rPr>
+                <w:rFonts w:ascii="BRH Devanagari Extra" w:hAnsi="BRH Devanagari Extra" w:cs="BRH Devanagari Extra"/>
+                <w:color w:val="000000"/>
+                <w:sz w:val="32"/>
+                <w:szCs w:val="40"/>
+              </w:rPr>
+              <w:t xml:space="preserve"> xÉÏwÉkÉÉÌiÉ xÉÏwÉkÉÉÌiÉ</w:t>
+            </w:r>
+            <w:r>
+              <w:rPr>
+                <w:rFonts w:ascii="BRH Malayalam Extra" w:hAnsi="BRH Malayalam Extra" w:cs="BRH Devanagari Extra"/>
+                <w:color w:val="000000"/>
+                <w:szCs w:val="40"/>
+              </w:rPr>
+              <w:t>–</w:t>
+            </w:r>
+            <w:r>
+              <w:rPr>
+                <w:rFonts w:ascii="BRH Devanagari Extra" w:hAnsi="BRH Devanagari Extra" w:cs="BRH Devanagari Extra"/>
+                <w:color w:val="000000"/>
+                <w:sz w:val="32"/>
+                <w:szCs w:val="40"/>
+              </w:rPr>
+              <w:t xml:space="preserve"> ÍkÉrÉþÎlkÉrÉqÉç cÉ</w:t>
+            </w:r>
+            <w:r>
+              <w:rPr>
+                <w:rFonts w:ascii="BRH Malayalam Extra" w:hAnsi="BRH Malayalam Extra" w:cs="BRH Devanagari Extra"/>
+                <w:color w:val="000000"/>
+                <w:szCs w:val="40"/>
+              </w:rPr>
+              <w:t>–</w:t>
+            </w:r>
+            <w:r>
+              <w:rPr>
+                <w:rFonts w:ascii="BRH Devanagari Extra" w:hAnsi="BRH Devanagari Extra" w:cs="BRH Devanagari Extra"/>
+                <w:color w:val="000000"/>
+                <w:sz w:val="32"/>
+                <w:szCs w:val="40"/>
+                <w:highlight w:val="yellow"/>
+              </w:rPr>
+              <w:t>lSìÉÿaÉëÉ</w:t>
+            </w:r>
+            <w:r>
+              <w:rPr>
+                <w:rFonts w:ascii="BRH Devanagari Extra" w:hAnsi="BRH Devanagari Extra" w:cs="BRH Devanagari Extra"/>
+                <w:color w:val="000000"/>
+                <w:sz w:val="32"/>
+                <w:szCs w:val="40"/>
+              </w:rPr>
+              <w:t xml:space="preserve"> </w:t>
+            </w:r>
+          </w:p>
+          <w:p>
+            <w:pPr>
+              <w:widowControl w:val="0"/>
+              <w:autoSpaceDE w:val="0"/>
+              <w:autoSpaceDN w:val="0"/>
+              <w:adjustRightInd w:val="0"/>
+              <w:spacing w:before="0" w:line="240" w:lineRule="auto"/>
+              <w:rPr>
+                <w:rFonts w:ascii="BRH Devanagari Extra" w:hAnsi="BRH Devanagari Extra" w:cs="BRH Devanagari Extra"/>
+                <w:color w:val="000000"/>
+                <w:sz w:val="32"/>
+                <w:szCs w:val="40"/>
+              </w:rPr>
+            </w:pPr>
+            <w:r>
+              <w:rPr>
+                <w:rFonts w:ascii="BRH Devanagari Extra" w:hAnsi="BRH Devanagari Extra" w:cs="BRH Devanagari Extra"/>
+                <w:color w:val="000000"/>
+                <w:sz w:val="32"/>
+                <w:szCs w:val="40"/>
+              </w:rPr>
+              <w:t>¶É</w:t>
+            </w:r>
+            <w:r>
+              <w:rPr>
+                <w:rFonts w:ascii="BRH Malayalam Extra" w:hAnsi="BRH Malayalam Extra" w:cs="BRH Devanagari Extra"/>
+                <w:color w:val="000000"/>
+                <w:szCs w:val="40"/>
+              </w:rPr>
+              <w:t>–</w:t>
+            </w:r>
+            <w:r>
+              <w:rPr>
+                <w:rFonts w:ascii="BRH Devanagari Extra" w:hAnsi="BRH Devanagari Extra" w:cs="BRH Devanagari Extra"/>
+                <w:color w:val="000000"/>
+                <w:sz w:val="32"/>
+                <w:szCs w:val="40"/>
+                <w:highlight w:val="yellow"/>
+              </w:rPr>
+              <w:t>lSìÉ</w:t>
+            </w:r>
+            <w:r>
+              <w:rPr>
+                <w:rFonts w:ascii="BRH Devanagari Extra" w:hAnsi="BRH Devanagari Extra" w:cs="BRH Devanagari Extra"/>
+                <w:color w:val="000000"/>
+                <w:sz w:val="32"/>
+                <w:szCs w:val="40"/>
+              </w:rPr>
+              <w:t>ÿaÉëÉ</w:t>
+            </w:r>
+            <w:r>
+              <w:rPr>
+                <w:rFonts w:ascii="BRH Malayalam Extra" w:hAnsi="BRH Malayalam Extra" w:cs="BRH Devanagari Extra"/>
+                <w:color w:val="000000"/>
+                <w:szCs w:val="40"/>
+              </w:rPr>
+              <w:t>–</w:t>
+            </w:r>
+            <w:r>
+              <w:rPr>
+                <w:rFonts w:ascii="BRH Devanagari Extra" w:hAnsi="BRH Devanagari Extra" w:cs="BRH Devanagari Extra"/>
+                <w:color w:val="000000"/>
+                <w:sz w:val="32"/>
+                <w:szCs w:val="40"/>
+              </w:rPr>
+              <w:t xml:space="preserve"> ÍkÉrÉþÎlkÉrÉ</w:t>
+            </w:r>
+            <w:r>
+              <w:rPr>
+                <w:rFonts w:ascii="BRH Devanagari Extra" w:hAnsi="BRH Devanagari Extra" w:cs="BRH Devanagari Extra"/>
+                <w:color w:val="000000"/>
+                <w:sz w:val="28"/>
+                <w:szCs w:val="40"/>
+              </w:rPr>
+              <w:t>óè</w:t>
+            </w:r>
+            <w:r>
+              <w:rPr>
+                <w:rFonts w:ascii="BRH Devanagari Extra" w:hAnsi="BRH Devanagari Extra" w:cs="BRH Devanagari Extra"/>
+                <w:color w:val="000000"/>
+                <w:sz w:val="32"/>
+                <w:szCs w:val="40"/>
+              </w:rPr>
+              <w:t xml:space="preserve"> xÉÏwÉkÉÉÌiÉ | </w:t>
+            </w:r>
+          </w:p>
+          <w:p>
+            <w:pPr>
+              <w:widowControl w:val="0"/>
+              <w:autoSpaceDE w:val="0"/>
+              <w:autoSpaceDN w:val="0"/>
+              <w:adjustRightInd w:val="0"/>
+              <w:spacing w:before="0" w:line="240" w:lineRule="auto"/>
+              <w:rPr>
+                <w:rFonts w:ascii="BRH Devanagari Extra" w:hAnsi="BRH Devanagari Extra" w:cs="BRH Devanagari Extra"/>
+                <w:color w:val="000000"/>
+                <w:sz w:val="32"/>
+                <w:szCs w:val="40"/>
+              </w:rPr>
+            </w:pPr>
+            <w:r>
+              <w:rPr>
+                <w:rFonts w:cs="BRH Devanagari Extra"/>
+                <w:color w:val="000000"/>
+                <w:szCs w:val="40"/>
+              </w:rPr>
+              <w:t>38</w:t>
+            </w:r>
+            <w:r>
+              <w:rPr>
+                <w:rFonts w:ascii="BRH Devanagari Extra" w:hAnsi="BRH Devanagari Extra" w:cs="BRH Devanagari Extra"/>
+                <w:color w:val="000000"/>
+                <w:sz w:val="32"/>
+                <w:szCs w:val="40"/>
+              </w:rPr>
+              <w:t>)</w:t>
+            </w:r>
+            <w:r>
+              <w:rPr>
+                <w:rFonts w:ascii="BRH Devanagari Extra" w:hAnsi="BRH Devanagari Extra" w:cs="BRH Devanagari Extra"/>
+                <w:color w:val="000000"/>
+                <w:sz w:val="32"/>
+                <w:szCs w:val="40"/>
+              </w:rPr>
+              <w:tab/>
+            </w:r>
+            <w:r>
+              <w:rPr>
+                <w:rFonts w:cs="BRH Devanagari Extra"/>
+                <w:color w:val="000000"/>
+                <w:szCs w:val="40"/>
+              </w:rPr>
+              <w:t>1</w:t>
+            </w:r>
+            <w:r>
+              <w:rPr>
+                <w:rFonts w:ascii="BRH Devanagari Extra" w:hAnsi="BRH Devanagari Extra" w:cs="BRH Devanagari Extra"/>
+                <w:color w:val="000000"/>
+                <w:sz w:val="32"/>
+                <w:szCs w:val="40"/>
+              </w:rPr>
+              <w:t>.</w:t>
+            </w:r>
+            <w:r>
+              <w:rPr>
+                <w:rFonts w:cs="BRH Devanagari Extra"/>
+                <w:color w:val="000000"/>
+                <w:szCs w:val="40"/>
+              </w:rPr>
+              <w:t>1</w:t>
+            </w:r>
+            <w:r>
+              <w:rPr>
+                <w:rFonts w:ascii="BRH Devanagari Extra" w:hAnsi="BRH Devanagari Extra" w:cs="BRH Devanagari Extra"/>
+                <w:color w:val="000000"/>
+                <w:sz w:val="32"/>
+                <w:szCs w:val="40"/>
+              </w:rPr>
+              <w:t>.</w:t>
+            </w:r>
+            <w:r>
+              <w:rPr>
+                <w:rFonts w:cs="BRH Devanagari Extra"/>
+                <w:color w:val="000000"/>
+                <w:szCs w:val="40"/>
+              </w:rPr>
+              <w:t>14</w:t>
+            </w:r>
+            <w:r>
+              <w:rPr>
+                <w:rFonts w:ascii="BRH Devanagari Extra" w:hAnsi="BRH Devanagari Extra" w:cs="BRH Devanagari Extra"/>
+                <w:color w:val="000000"/>
+                <w:sz w:val="32"/>
+                <w:szCs w:val="40"/>
+              </w:rPr>
+              <w:t>.</w:t>
+            </w:r>
+            <w:r>
+              <w:rPr>
+                <w:rFonts w:cs="BRH Devanagari Extra"/>
+                <w:color w:val="000000"/>
+                <w:szCs w:val="40"/>
+              </w:rPr>
+              <w:t>2</w:t>
+            </w:r>
+            <w:r>
+              <w:rPr>
+                <w:rFonts w:ascii="BRH Devanagari Extra" w:hAnsi="BRH Devanagari Extra" w:cs="BRH Devanagari Extra"/>
+                <w:color w:val="000000"/>
+                <w:sz w:val="32"/>
+                <w:szCs w:val="40"/>
+              </w:rPr>
+              <w:t>(</w:t>
+            </w:r>
+            <w:r>
+              <w:rPr>
+                <w:rFonts w:cs="BRH Devanagari Extra"/>
+                <w:color w:val="000000"/>
+                <w:szCs w:val="40"/>
+              </w:rPr>
+              <w:t>34</w:t>
+            </w:r>
+            <w:r>
+              <w:rPr>
+                <w:rFonts w:ascii="BRH Devanagari Extra" w:hAnsi="BRH Devanagari Extra" w:cs="BRH Devanagari Extra"/>
+                <w:color w:val="000000"/>
+                <w:sz w:val="32"/>
+                <w:szCs w:val="40"/>
+              </w:rPr>
+              <w:t>)- cÉ</w:t>
+            </w:r>
+            <w:r>
+              <w:rPr>
+                <w:rFonts w:ascii="BRH Malayalam Extra" w:hAnsi="BRH Malayalam Extra" w:cs="BRH Devanagari Extra"/>
+                <w:color w:val="000000"/>
+                <w:szCs w:val="40"/>
+              </w:rPr>
+              <w:t>–</w:t>
+            </w:r>
+            <w:r>
+              <w:rPr>
+                <w:rFonts w:ascii="BRH Devanagari Extra" w:hAnsi="BRH Devanagari Extra" w:cs="BRH Devanagari Extra"/>
+                <w:color w:val="000000"/>
+                <w:sz w:val="32"/>
+                <w:szCs w:val="40"/>
+              </w:rPr>
+              <w:t>l</w:t>
+            </w:r>
+            <w:r>
+              <w:rPr>
+                <w:rFonts w:ascii="BRH Devanagari Extra" w:hAnsi="BRH Devanagari Extra" w:cs="BRH Devanagari Extra"/>
+                <w:color w:val="000000"/>
+                <w:sz w:val="32"/>
+                <w:szCs w:val="40"/>
+                <w:highlight w:val="yellow"/>
+              </w:rPr>
+              <w:t>SìÉÿaÉëÉÈ</w:t>
+            </w:r>
+            <w:r>
+              <w:rPr>
+                <w:rFonts w:ascii="BRH Devanagari Extra" w:hAnsi="BRH Devanagari Extra" w:cs="BRH Devanagari Extra"/>
+                <w:color w:val="000000"/>
+                <w:sz w:val="32"/>
+                <w:szCs w:val="40"/>
+              </w:rPr>
+              <w:t xml:space="preserve"> |</w:t>
+            </w:r>
+          </w:p>
+          <w:p>
+            <w:pPr>
+              <w:widowControl w:val="0"/>
+              <w:autoSpaceDE w:val="0"/>
+              <w:autoSpaceDN w:val="0"/>
+              <w:adjustRightInd w:val="0"/>
+              <w:spacing w:before="0" w:line="240" w:lineRule="auto"/>
+              <w:rPr>
+                <w:rFonts w:cs="BRH Devanagari Extra"/>
+                <w:color w:val="000000"/>
+                <w:szCs w:val="40"/>
+              </w:rPr>
+            </w:pPr>
+            <w:r>
+              <w:rPr>
+                <w:rFonts w:ascii="BRH Devanagari Extra" w:hAnsi="BRH Devanagari Extra" w:cs="BRH Devanagari Extra"/>
+                <w:color w:val="000000"/>
+                <w:sz w:val="32"/>
+                <w:szCs w:val="40"/>
+              </w:rPr>
+              <w:t>cÉ</w:t>
+            </w:r>
+            <w:r>
+              <w:rPr>
+                <w:rFonts w:ascii="BRH Malayalam Extra" w:hAnsi="BRH Malayalam Extra" w:cs="BRH Devanagari Extra"/>
+                <w:color w:val="000000"/>
+                <w:szCs w:val="40"/>
+              </w:rPr>
+              <w:t>–</w:t>
+            </w:r>
+            <w:r>
+              <w:rPr>
+                <w:rFonts w:ascii="BRH Devanagari Extra" w:hAnsi="BRH Devanagari Extra" w:cs="BRH Devanagari Extra"/>
+                <w:color w:val="000000"/>
+                <w:sz w:val="32"/>
+                <w:szCs w:val="40"/>
+              </w:rPr>
+              <w:t>lSìÉaÉëÉ</w:t>
+            </w:r>
+            <w:r>
+              <w:rPr>
+                <w:rFonts w:ascii="BRH Malayalam Extra" w:hAnsi="BRH Malayalam Extra" w:cs="BRH Devanagari Extra"/>
+                <w:color w:val="000000"/>
+                <w:szCs w:val="40"/>
+              </w:rPr>
+              <w:t>–</w:t>
+            </w:r>
+            <w:r>
+              <w:rPr>
+                <w:rFonts w:ascii="BRH Devanagari Extra" w:hAnsi="BRH Devanagari Extra" w:cs="BRH Devanagari Extra"/>
+                <w:color w:val="000000"/>
+                <w:sz w:val="32"/>
+                <w:szCs w:val="40"/>
+              </w:rPr>
+              <w:t xml:space="preserve"> CÌiÉþ cÉ</w:t>
+            </w:r>
+            <w:r>
+              <w:rPr>
+                <w:rFonts w:ascii="BRH Malayalam Extra" w:hAnsi="BRH Malayalam Extra" w:cs="BRH Devanagari Extra"/>
+                <w:color w:val="000000"/>
+                <w:szCs w:val="40"/>
+              </w:rPr>
+              <w:t>–</w:t>
+            </w:r>
+            <w:r>
+              <w:rPr>
+                <w:rFonts w:ascii="BRH Devanagari Extra" w:hAnsi="BRH Devanagari Extra" w:cs="BRH Devanagari Extra"/>
+                <w:color w:val="000000"/>
+                <w:sz w:val="32"/>
+                <w:szCs w:val="40"/>
+              </w:rPr>
+              <w:t>lSì - A</w:t>
+            </w:r>
+            <w:r>
+              <w:rPr>
+                <w:rFonts w:ascii="BRH Malayalam Extra" w:hAnsi="BRH Malayalam Extra" w:cs="BRH Devanagari Extra"/>
+                <w:color w:val="000000"/>
+                <w:szCs w:val="40"/>
+              </w:rPr>
+              <w:t>–</w:t>
+            </w:r>
+            <w:r>
+              <w:rPr>
+                <w:rFonts w:ascii="BRH Devanagari Extra" w:hAnsi="BRH Devanagari Extra" w:cs="BRH Devanagari Extra"/>
+                <w:color w:val="000000"/>
+                <w:sz w:val="32"/>
+                <w:szCs w:val="40"/>
+              </w:rPr>
+              <w:t>aÉëÉ</w:t>
+            </w:r>
+            <w:r>
+              <w:rPr>
+                <w:rFonts w:ascii="BRH Malayalam Extra" w:hAnsi="BRH Malayalam Extra" w:cs="BRH Devanagari Extra"/>
+                <w:color w:val="000000"/>
+                <w:szCs w:val="40"/>
+              </w:rPr>
+              <w:t>–</w:t>
+            </w:r>
+            <w:r>
+              <w:rPr>
+                <w:rFonts w:ascii="BRH Devanagari Extra" w:hAnsi="BRH Devanagari Extra" w:cs="BRH Devanagari Extra"/>
+                <w:color w:val="000000"/>
+                <w:sz w:val="32"/>
+                <w:szCs w:val="40"/>
+              </w:rPr>
+              <w:t xml:space="preserve">È | </w:t>
+            </w:r>
+          </w:p>
+        </w:tc>
+        <w:tc>
+          <w:tcPr>
+            <w:tcW w:w="7513" w:type="dxa"/>
+          </w:tcPr>
+          <w:p>
+            <w:pPr>
+              <w:widowControl w:val="0"/>
+              <w:autoSpaceDE w:val="0"/>
+              <w:autoSpaceDN w:val="0"/>
+              <w:adjustRightInd w:val="0"/>
+              <w:spacing w:before="0" w:line="240" w:lineRule="auto"/>
+              <w:rPr>
+                <w:rFonts w:ascii="BRH Devanagari Extra" w:hAnsi="BRH Devanagari Extra" w:cs="BRH Devanagari Extra"/>
+                <w:color w:val="000000"/>
+                <w:sz w:val="32"/>
+                <w:szCs w:val="40"/>
+              </w:rPr>
+            </w:pPr>
+            <w:r>
+              <w:rPr>
+                <w:rFonts w:cs="BRH Devanagari Extra"/>
+                <w:color w:val="000000"/>
+                <w:szCs w:val="40"/>
+              </w:rPr>
+              <w:t>35</w:t>
+            </w:r>
+            <w:r>
+              <w:rPr>
+                <w:rFonts w:ascii="BRH Devanagari Extra" w:hAnsi="BRH Devanagari Extra" w:cs="BRH Devanagari Extra"/>
+                <w:color w:val="000000"/>
+                <w:sz w:val="32"/>
+                <w:szCs w:val="40"/>
+              </w:rPr>
+              <w:t>)</w:t>
+            </w:r>
+            <w:r>
+              <w:rPr>
+                <w:rFonts w:ascii="BRH Devanagari Extra" w:hAnsi="BRH Devanagari Extra" w:cs="BRH Devanagari Extra"/>
+                <w:color w:val="000000"/>
+                <w:sz w:val="32"/>
+                <w:szCs w:val="40"/>
+              </w:rPr>
+              <w:tab/>
+            </w:r>
+            <w:r>
+              <w:rPr>
+                <w:rFonts w:cs="BRH Devanagari Extra"/>
+                <w:color w:val="000000"/>
+                <w:szCs w:val="40"/>
+              </w:rPr>
+              <w:t>1</w:t>
+            </w:r>
+            <w:r>
+              <w:rPr>
+                <w:rFonts w:ascii="BRH Devanagari Extra" w:hAnsi="BRH Devanagari Extra" w:cs="BRH Devanagari Extra"/>
+                <w:color w:val="000000"/>
+                <w:sz w:val="32"/>
+                <w:szCs w:val="40"/>
+              </w:rPr>
+              <w:t>.</w:t>
+            </w:r>
+            <w:r>
+              <w:rPr>
+                <w:rFonts w:cs="BRH Devanagari Extra"/>
+                <w:color w:val="000000"/>
+                <w:szCs w:val="40"/>
+              </w:rPr>
+              <w:t>1</w:t>
+            </w:r>
+            <w:r>
+              <w:rPr>
+                <w:rFonts w:ascii="BRH Devanagari Extra" w:hAnsi="BRH Devanagari Extra" w:cs="BRH Devanagari Extra"/>
+                <w:color w:val="000000"/>
+                <w:sz w:val="32"/>
+                <w:szCs w:val="40"/>
+              </w:rPr>
+              <w:t>.</w:t>
+            </w:r>
+            <w:r>
+              <w:rPr>
+                <w:rFonts w:cs="BRH Devanagari Extra"/>
+                <w:color w:val="000000"/>
+                <w:szCs w:val="40"/>
+              </w:rPr>
+              <w:t>14</w:t>
+            </w:r>
+            <w:r>
+              <w:rPr>
+                <w:rFonts w:ascii="BRH Devanagari Extra" w:hAnsi="BRH Devanagari Extra" w:cs="BRH Devanagari Extra"/>
+                <w:color w:val="000000"/>
+                <w:sz w:val="32"/>
+                <w:szCs w:val="40"/>
+              </w:rPr>
+              <w:t>.</w:t>
+            </w:r>
+            <w:r>
+              <w:rPr>
+                <w:rFonts w:cs="BRH Devanagari Extra"/>
+                <w:color w:val="000000"/>
+                <w:szCs w:val="40"/>
+              </w:rPr>
+              <w:t>2</w:t>
+            </w:r>
+            <w:r>
+              <w:rPr>
+                <w:rFonts w:ascii="BRH Devanagari Extra" w:hAnsi="BRH Devanagari Extra" w:cs="BRH Devanagari Extra"/>
+                <w:color w:val="000000"/>
+                <w:sz w:val="32"/>
+                <w:szCs w:val="40"/>
+              </w:rPr>
+              <w:t>(</w:t>
+            </w:r>
+            <w:r>
+              <w:rPr>
+                <w:rFonts w:cs="BRH Devanagari Extra"/>
+                <w:color w:val="000000"/>
+                <w:szCs w:val="40"/>
+              </w:rPr>
+              <w:t>32</w:t>
+            </w:r>
+            <w:r>
+              <w:rPr>
+                <w:rFonts w:ascii="BRH Devanagari Extra" w:hAnsi="BRH Devanagari Extra" w:cs="BRH Devanagari Extra"/>
+                <w:color w:val="000000"/>
+                <w:sz w:val="32"/>
+                <w:szCs w:val="40"/>
+              </w:rPr>
+              <w:t>)- UÉ</w:t>
+            </w:r>
+            <w:r>
+              <w:rPr>
+                <w:rFonts w:ascii="BRH Malayalam Extra" w:hAnsi="BRH Malayalam Extra" w:cs="BRH Devanagari Extra"/>
+                <w:color w:val="000000"/>
+                <w:szCs w:val="40"/>
+              </w:rPr>
+              <w:t>–</w:t>
+            </w:r>
+            <w:r>
+              <w:rPr>
+                <w:rFonts w:ascii="BRH Devanagari Extra" w:hAnsi="BRH Devanagari Extra" w:cs="BRH Devanagari Extra"/>
+                <w:color w:val="000000"/>
+                <w:sz w:val="32"/>
+                <w:szCs w:val="40"/>
+              </w:rPr>
+              <w:t>xÉ</w:t>
+            </w:r>
+            <w:r>
+              <w:rPr>
+                <w:rFonts w:ascii="BRH Malayalam Extra" w:hAnsi="BRH Malayalam Extra" w:cs="BRH Devanagari Extra"/>
+                <w:color w:val="000000"/>
+                <w:szCs w:val="40"/>
+              </w:rPr>
+              <w:t>–</w:t>
+            </w:r>
+            <w:r>
+              <w:rPr>
+                <w:rFonts w:ascii="BRH Devanagari Extra" w:hAnsi="BRH Devanagari Extra" w:cs="BRH Devanagari Extra"/>
+                <w:color w:val="000000"/>
+                <w:sz w:val="32"/>
+                <w:szCs w:val="40"/>
+              </w:rPr>
+              <w:t>iÉç | zÉÑ</w:t>
+            </w:r>
+            <w:r>
+              <w:rPr>
+                <w:rFonts w:ascii="BRH Malayalam Extra" w:hAnsi="BRH Malayalam Extra" w:cs="BRH Devanagari Extra"/>
+                <w:color w:val="000000"/>
+                <w:szCs w:val="40"/>
+              </w:rPr>
+              <w:t>–</w:t>
+            </w:r>
+            <w:r>
+              <w:rPr>
+                <w:rFonts w:ascii="BRH Devanagari Extra" w:hAnsi="BRH Devanagari Extra" w:cs="BRH Devanagari Extra"/>
+                <w:color w:val="000000"/>
+                <w:sz w:val="32"/>
+                <w:szCs w:val="40"/>
+              </w:rPr>
+              <w:t>ÂkÉþÈ | cÉ</w:t>
+            </w:r>
+            <w:r>
+              <w:rPr>
+                <w:rFonts w:ascii="BRH Malayalam Extra" w:hAnsi="BRH Malayalam Extra" w:cs="BRH Devanagari Extra"/>
+                <w:color w:val="000000"/>
+                <w:szCs w:val="40"/>
+              </w:rPr>
+              <w:t>–</w:t>
+            </w:r>
+            <w:r>
+              <w:rPr>
+                <w:rFonts w:ascii="BRH Devanagari Extra" w:hAnsi="BRH Devanagari Extra" w:cs="BRH Devanagari Extra"/>
+                <w:color w:val="000000"/>
+                <w:sz w:val="32"/>
+                <w:szCs w:val="40"/>
+                <w:highlight w:val="green"/>
+              </w:rPr>
+              <w:t>lSìÉaÉëÉ</w:t>
+            </w:r>
+            <w:r>
+              <w:rPr>
+                <w:rFonts w:ascii="BRH Devanagari Extra" w:hAnsi="BRH Devanagari Extra" w:cs="BRH Devanagari Extra"/>
+                <w:color w:val="000000"/>
+                <w:sz w:val="32"/>
+                <w:szCs w:val="40"/>
+                <w:highlight w:val="yellow"/>
+              </w:rPr>
+              <w:t>ÿ</w:t>
+            </w:r>
+            <w:r>
+              <w:rPr>
+                <w:rFonts w:ascii="BRH Devanagari Extra" w:hAnsi="BRH Devanagari Extra" w:cs="BRH Devanagari Extra"/>
+                <w:color w:val="000000"/>
+                <w:sz w:val="32"/>
+                <w:szCs w:val="40"/>
+              </w:rPr>
+              <w:t>È |</w:t>
+            </w:r>
+          </w:p>
+          <w:p>
+            <w:pPr>
+              <w:widowControl w:val="0"/>
+              <w:autoSpaceDE w:val="0"/>
+              <w:autoSpaceDN w:val="0"/>
+              <w:adjustRightInd w:val="0"/>
+              <w:spacing w:before="0" w:line="240" w:lineRule="auto"/>
+              <w:rPr>
+                <w:rFonts w:ascii="BRH Devanagari Extra" w:hAnsi="BRH Devanagari Extra" w:cs="BRH Devanagari Extra"/>
+                <w:color w:val="000000"/>
+                <w:sz w:val="32"/>
+                <w:szCs w:val="40"/>
+              </w:rPr>
+            </w:pPr>
+            <w:r>
+              <w:rPr>
+                <w:rFonts w:ascii="BRH Devanagari Extra" w:hAnsi="BRH Devanagari Extra" w:cs="BRH Devanagari Extra"/>
+                <w:color w:val="000000"/>
+                <w:sz w:val="32"/>
+                <w:szCs w:val="40"/>
+              </w:rPr>
+              <w:t>UÉ</w:t>
+            </w:r>
+            <w:r>
+              <w:rPr>
+                <w:rFonts w:ascii="BRH Malayalam Extra" w:hAnsi="BRH Malayalam Extra" w:cs="BRH Devanagari Extra"/>
+                <w:color w:val="000000"/>
+                <w:szCs w:val="40"/>
+              </w:rPr>
+              <w:t>–</w:t>
+            </w:r>
+            <w:r>
+              <w:rPr>
+                <w:rFonts w:ascii="BRH Devanagari Extra" w:hAnsi="BRH Devanagari Extra" w:cs="BRH Devanagari Extra"/>
+                <w:color w:val="000000"/>
+                <w:sz w:val="32"/>
+                <w:szCs w:val="40"/>
+              </w:rPr>
+              <w:t>xÉ</w:t>
+            </w:r>
+            <w:r>
+              <w:rPr>
+                <w:rFonts w:ascii="BRH Malayalam Extra" w:hAnsi="BRH Malayalam Extra" w:cs="BRH Devanagari Extra"/>
+                <w:color w:val="000000"/>
+                <w:szCs w:val="40"/>
+              </w:rPr>
+              <w:t>–</w:t>
+            </w:r>
+            <w:r>
+              <w:rPr>
+                <w:rFonts w:ascii="BRH Malayalam Extra" w:hAnsi="BRH Malayalam Extra" w:cs="BRH Devanagari Extra"/>
+                <w:color w:val="000000"/>
+                <w:szCs w:val="40"/>
+              </w:rPr>
+              <w:t xml:space="preserve"> </w:t>
+            </w:r>
+            <w:r>
+              <w:rPr>
+                <w:rFonts w:ascii="BRH Devanagari Extra" w:hAnsi="BRH Devanagari Extra" w:cs="BRH Devanagari Extra"/>
+                <w:color w:val="000000"/>
+                <w:sz w:val="32"/>
+                <w:szCs w:val="40"/>
+              </w:rPr>
+              <w:t>cNÒû</w:t>
+            </w:r>
+            <w:r>
+              <w:rPr>
+                <w:rFonts w:ascii="BRH Malayalam Extra" w:hAnsi="BRH Malayalam Extra" w:cs="BRH Devanagari Extra"/>
+                <w:color w:val="000000"/>
+                <w:szCs w:val="40"/>
+              </w:rPr>
+              <w:t>–</w:t>
+            </w:r>
+            <w:r>
+              <w:rPr>
+                <w:rFonts w:ascii="BRH Devanagari Extra" w:hAnsi="BRH Devanagari Extra" w:cs="BRH Devanagari Extra"/>
+                <w:color w:val="000000"/>
+                <w:sz w:val="32"/>
+                <w:szCs w:val="40"/>
+              </w:rPr>
+              <w:t>ÂkÉþÈ zÉÑ</w:t>
+            </w:r>
+            <w:r>
+              <w:rPr>
+                <w:rFonts w:ascii="BRH Malayalam Extra" w:hAnsi="BRH Malayalam Extra" w:cs="BRH Devanagari Extra"/>
+                <w:color w:val="000000"/>
+                <w:szCs w:val="40"/>
+              </w:rPr>
+              <w:t>–</w:t>
+            </w:r>
+            <w:r>
+              <w:rPr>
+                <w:rFonts w:ascii="BRH Devanagari Extra" w:hAnsi="BRH Devanagari Extra" w:cs="BRH Devanagari Extra"/>
+                <w:color w:val="000000"/>
+                <w:sz w:val="32"/>
+                <w:szCs w:val="40"/>
+              </w:rPr>
+              <w:t xml:space="preserve">ÂkÉÉåþ UÉxÉSè </w:t>
+            </w:r>
+            <w:r>
+              <w:rPr>
+                <w:rFonts w:ascii="BRH Devanagari Extra" w:hAnsi="BRH Devanagari Extra" w:cs="BRH Devanagari Extra"/>
+                <w:color w:val="000000"/>
+                <w:sz w:val="32"/>
+                <w:szCs w:val="40"/>
+              </w:rPr>
+              <w:t>UÉxÉ</w:t>
+            </w:r>
+            <w:r>
+              <w:rPr>
+                <w:rFonts w:ascii="BRH Devanagari Extra" w:hAnsi="BRH Devanagari Extra" w:cs="BRH Devanagari Extra"/>
+                <w:color w:val="000000"/>
+                <w:sz w:val="32"/>
+                <w:szCs w:val="40"/>
+              </w:rPr>
+              <w:t xml:space="preserve"> cNÒû</w:t>
+            </w:r>
+            <w:r>
+              <w:rPr>
+                <w:rFonts w:ascii="BRH Malayalam Extra" w:hAnsi="BRH Malayalam Extra" w:cs="BRH Devanagari Extra"/>
+                <w:color w:val="000000"/>
+                <w:szCs w:val="40"/>
+              </w:rPr>
+              <w:t>–</w:t>
+            </w:r>
+            <w:r>
+              <w:rPr>
+                <w:rFonts w:ascii="BRH Devanagari Extra" w:hAnsi="BRH Devanagari Extra" w:cs="BRH Devanagari Extra"/>
+                <w:color w:val="000000"/>
+                <w:sz w:val="32"/>
+                <w:szCs w:val="40"/>
+              </w:rPr>
+              <w:t xml:space="preserve">ÂkÉþ </w:t>
+            </w:r>
+            <w:r>
+              <w:rPr>
+                <w:rFonts w:ascii="BRH Devanagari Extra" w:hAnsi="BRH Devanagari Extra" w:cs="BRH Devanagari Extra"/>
+                <w:color w:val="000000"/>
+                <w:sz w:val="32"/>
+                <w:szCs w:val="40"/>
+                <w:highlight w:val="green"/>
+              </w:rPr>
+              <w:t>¶É</w:t>
+            </w:r>
+            <w:r>
+              <w:rPr>
+                <w:rFonts w:ascii="BRH Malayalam Extra" w:hAnsi="BRH Malayalam Extra" w:cs="BRH Devanagari Extra"/>
+                <w:color w:val="000000"/>
+                <w:szCs w:val="40"/>
+                <w:highlight w:val="green"/>
+              </w:rPr>
+              <w:t>–</w:t>
+            </w:r>
+            <w:r>
+              <w:rPr>
+                <w:rFonts w:ascii="BRH Devanagari Extra" w:hAnsi="BRH Devanagari Extra" w:cs="BRH Devanagari Extra"/>
+                <w:color w:val="000000"/>
+                <w:sz w:val="32"/>
+                <w:szCs w:val="40"/>
+                <w:highlight w:val="green"/>
+              </w:rPr>
+              <w:t>lSìÉaÉëÉÿ</w:t>
+            </w:r>
+            <w:r>
+              <w:rPr>
+                <w:rFonts w:ascii="BRH Devanagari Extra" w:hAnsi="BRH Devanagari Extra" w:cs="BRH Devanagari Extra"/>
+                <w:color w:val="000000"/>
+                <w:sz w:val="32"/>
+                <w:szCs w:val="40"/>
+              </w:rPr>
+              <w:t xml:space="preserve"> </w:t>
+            </w:r>
+          </w:p>
+          <w:p>
+            <w:pPr>
+              <w:widowControl w:val="0"/>
+              <w:autoSpaceDE w:val="0"/>
+              <w:autoSpaceDN w:val="0"/>
+              <w:adjustRightInd w:val="0"/>
+              <w:spacing w:before="0" w:line="240" w:lineRule="auto"/>
+              <w:rPr>
+                <w:rFonts w:ascii="BRH Devanagari Extra" w:hAnsi="BRH Devanagari Extra" w:cs="BRH Devanagari Extra"/>
+                <w:color w:val="000000"/>
+                <w:sz w:val="32"/>
+                <w:szCs w:val="40"/>
+              </w:rPr>
+            </w:pPr>
+            <w:r>
+              <w:rPr>
+                <w:rFonts w:ascii="BRH Devanagari Extra" w:hAnsi="BRH Devanagari Extra" w:cs="BRH Devanagari Extra"/>
+                <w:color w:val="000000"/>
+                <w:sz w:val="32"/>
+                <w:szCs w:val="40"/>
+                <w:highlight w:val="green"/>
+              </w:rPr>
+              <w:t>¶É</w:t>
+            </w:r>
+            <w:r>
+              <w:rPr>
+                <w:rFonts w:ascii="BRH Malayalam Extra" w:hAnsi="BRH Malayalam Extra" w:cs="BRH Devanagari Extra"/>
+                <w:color w:val="000000"/>
+                <w:szCs w:val="40"/>
+                <w:highlight w:val="green"/>
+              </w:rPr>
+              <w:t>–</w:t>
+            </w:r>
+            <w:r>
+              <w:rPr>
+                <w:rFonts w:ascii="BRH Devanagari Extra" w:hAnsi="BRH Devanagari Extra" w:cs="BRH Devanagari Extra"/>
+                <w:color w:val="000000"/>
+                <w:sz w:val="32"/>
+                <w:szCs w:val="40"/>
+                <w:highlight w:val="green"/>
+              </w:rPr>
+              <w:t>lSìÉaÉëÉÿÈ</w:t>
+            </w:r>
+            <w:r>
+              <w:rPr>
+                <w:rFonts w:ascii="BRH Devanagari Extra" w:hAnsi="BRH Devanagari Extra" w:cs="BRH Devanagari Extra"/>
+                <w:color w:val="000000"/>
+                <w:sz w:val="32"/>
+                <w:szCs w:val="40"/>
+              </w:rPr>
+              <w:t xml:space="preserve"> zÉÑ</w:t>
+            </w:r>
+            <w:r>
+              <w:rPr>
+                <w:rFonts w:ascii="BRH Malayalam Extra" w:hAnsi="BRH Malayalam Extra" w:cs="BRH Devanagari Extra"/>
+                <w:color w:val="000000"/>
+                <w:szCs w:val="40"/>
+              </w:rPr>
+              <w:t>–</w:t>
+            </w:r>
+            <w:r>
+              <w:rPr>
+                <w:rFonts w:ascii="BRH Devanagari Extra" w:hAnsi="BRH Devanagari Extra" w:cs="BRH Devanagari Extra"/>
+                <w:color w:val="000000"/>
+                <w:sz w:val="32"/>
+                <w:szCs w:val="40"/>
+              </w:rPr>
+              <w:t>ÂkÉÉåþ UÉxÉSè UÉxÉcNÒû</w:t>
+            </w:r>
+            <w:r>
+              <w:rPr>
+                <w:rFonts w:ascii="BRH Malayalam Extra" w:hAnsi="BRH Malayalam Extra" w:cs="BRH Devanagari Extra"/>
+                <w:color w:val="000000"/>
+                <w:szCs w:val="40"/>
+              </w:rPr>
+              <w:t>–</w:t>
+            </w:r>
+            <w:r>
+              <w:rPr>
+                <w:rFonts w:ascii="BRH Devanagari Extra" w:hAnsi="BRH Devanagari Extra" w:cs="BRH Devanagari Extra"/>
+                <w:color w:val="000000"/>
+                <w:sz w:val="32"/>
+                <w:szCs w:val="40"/>
+              </w:rPr>
+              <w:t>ÂkÉþ ¶É</w:t>
+            </w:r>
+            <w:r>
+              <w:rPr>
+                <w:rFonts w:ascii="BRH Malayalam Extra" w:hAnsi="BRH Malayalam Extra" w:cs="BRH Devanagari Extra"/>
+                <w:color w:val="000000"/>
+                <w:szCs w:val="40"/>
+              </w:rPr>
+              <w:t>–</w:t>
+            </w:r>
+            <w:r>
+              <w:rPr>
+                <w:rFonts w:ascii="BRH Devanagari Extra" w:hAnsi="BRH Devanagari Extra" w:cs="BRH Devanagari Extra"/>
+                <w:color w:val="000000"/>
+                <w:sz w:val="32"/>
+                <w:szCs w:val="40"/>
+                <w:highlight w:val="green"/>
+              </w:rPr>
+              <w:t>lSìÉaÉëÉÿÈ</w:t>
+            </w:r>
+            <w:r>
+              <w:rPr>
+                <w:rFonts w:ascii="BRH Devanagari Extra" w:hAnsi="BRH Devanagari Extra" w:cs="BRH Devanagari Extra"/>
+                <w:color w:val="000000"/>
+                <w:sz w:val="32"/>
+                <w:szCs w:val="40"/>
+              </w:rPr>
+              <w:t xml:space="preserve"> | </w:t>
+            </w:r>
+          </w:p>
+          <w:p>
+            <w:pPr>
+              <w:widowControl w:val="0"/>
+              <w:autoSpaceDE w:val="0"/>
+              <w:autoSpaceDN w:val="0"/>
+              <w:adjustRightInd w:val="0"/>
+              <w:spacing w:before="0" w:line="240" w:lineRule="auto"/>
+              <w:rPr>
+                <w:rFonts w:ascii="BRH Devanagari Extra" w:hAnsi="BRH Devanagari Extra" w:cs="BRH Devanagari Extra"/>
+                <w:color w:val="000000"/>
+                <w:sz w:val="32"/>
+                <w:szCs w:val="40"/>
+              </w:rPr>
+            </w:pPr>
+            <w:r>
+              <w:rPr>
+                <w:rFonts w:cs="BRH Devanagari Extra"/>
+                <w:color w:val="000000"/>
+                <w:szCs w:val="40"/>
+              </w:rPr>
+              <w:t>36</w:t>
+            </w:r>
+            <w:r>
+              <w:rPr>
+                <w:rFonts w:ascii="BRH Devanagari Extra" w:hAnsi="BRH Devanagari Extra" w:cs="BRH Devanagari Extra"/>
+                <w:color w:val="000000"/>
+                <w:sz w:val="32"/>
+                <w:szCs w:val="40"/>
+              </w:rPr>
+              <w:t>)</w:t>
+            </w:r>
+            <w:r>
+              <w:rPr>
+                <w:rFonts w:ascii="BRH Devanagari Extra" w:hAnsi="BRH Devanagari Extra" w:cs="BRH Devanagari Extra"/>
+                <w:color w:val="000000"/>
+                <w:sz w:val="32"/>
+                <w:szCs w:val="40"/>
+              </w:rPr>
+              <w:tab/>
+            </w:r>
+            <w:r>
+              <w:rPr>
+                <w:rFonts w:cs="BRH Devanagari Extra"/>
+                <w:color w:val="000000"/>
+                <w:szCs w:val="40"/>
+              </w:rPr>
+              <w:t>1</w:t>
+            </w:r>
+            <w:r>
+              <w:rPr>
+                <w:rFonts w:ascii="BRH Devanagari Extra" w:hAnsi="BRH Devanagari Extra" w:cs="BRH Devanagari Extra"/>
+                <w:color w:val="000000"/>
+                <w:sz w:val="32"/>
+                <w:szCs w:val="40"/>
+              </w:rPr>
+              <w:t>.</w:t>
+            </w:r>
+            <w:r>
+              <w:rPr>
+                <w:rFonts w:cs="BRH Devanagari Extra"/>
+                <w:color w:val="000000"/>
+                <w:szCs w:val="40"/>
+              </w:rPr>
+              <w:t>1</w:t>
+            </w:r>
+            <w:r>
+              <w:rPr>
+                <w:rFonts w:ascii="BRH Devanagari Extra" w:hAnsi="BRH Devanagari Extra" w:cs="BRH Devanagari Extra"/>
+                <w:color w:val="000000"/>
+                <w:sz w:val="32"/>
+                <w:szCs w:val="40"/>
+              </w:rPr>
+              <w:t>.</w:t>
+            </w:r>
+            <w:r>
+              <w:rPr>
+                <w:rFonts w:cs="BRH Devanagari Extra"/>
+                <w:color w:val="000000"/>
+                <w:szCs w:val="40"/>
+              </w:rPr>
+              <w:t>14</w:t>
+            </w:r>
+            <w:r>
+              <w:rPr>
+                <w:rFonts w:ascii="BRH Devanagari Extra" w:hAnsi="BRH Devanagari Extra" w:cs="BRH Devanagari Extra"/>
+                <w:color w:val="000000"/>
+                <w:sz w:val="32"/>
+                <w:szCs w:val="40"/>
+              </w:rPr>
+              <w:t>.</w:t>
+            </w:r>
+            <w:r>
+              <w:rPr>
+                <w:rFonts w:cs="BRH Devanagari Extra"/>
+                <w:color w:val="000000"/>
+                <w:szCs w:val="40"/>
+              </w:rPr>
+              <w:t>2</w:t>
+            </w:r>
+            <w:r>
+              <w:rPr>
+                <w:rFonts w:ascii="BRH Devanagari Extra" w:hAnsi="BRH Devanagari Extra" w:cs="BRH Devanagari Extra"/>
+                <w:color w:val="000000"/>
+                <w:sz w:val="32"/>
+                <w:szCs w:val="40"/>
+              </w:rPr>
+              <w:t>(</w:t>
+            </w:r>
+            <w:r>
+              <w:rPr>
+                <w:rFonts w:cs="BRH Devanagari Extra"/>
+                <w:color w:val="000000"/>
+                <w:szCs w:val="40"/>
+              </w:rPr>
+              <w:t>33</w:t>
+            </w:r>
+            <w:r>
+              <w:rPr>
+                <w:rFonts w:ascii="BRH Devanagari Extra" w:hAnsi="BRH Devanagari Extra" w:cs="BRH Devanagari Extra"/>
+                <w:color w:val="000000"/>
+                <w:sz w:val="32"/>
+                <w:szCs w:val="40"/>
+              </w:rPr>
+              <w:t>)- zÉÑ</w:t>
+            </w:r>
+            <w:r>
+              <w:rPr>
+                <w:rFonts w:ascii="BRH Malayalam Extra" w:hAnsi="BRH Malayalam Extra" w:cs="BRH Devanagari Extra"/>
+                <w:color w:val="000000"/>
+                <w:szCs w:val="40"/>
+              </w:rPr>
+              <w:t>–</w:t>
+            </w:r>
+            <w:r>
+              <w:rPr>
+                <w:rFonts w:ascii="BRH Devanagari Extra" w:hAnsi="BRH Devanagari Extra" w:cs="BRH Devanagari Extra"/>
+                <w:color w:val="000000"/>
+                <w:sz w:val="32"/>
+                <w:szCs w:val="40"/>
+              </w:rPr>
+              <w:t>ÂkÉþÈ | cÉ</w:t>
+            </w:r>
+            <w:r>
+              <w:rPr>
+                <w:rFonts w:ascii="BRH Malayalam Extra" w:hAnsi="BRH Malayalam Extra" w:cs="BRH Devanagari Extra"/>
+                <w:color w:val="000000"/>
+                <w:szCs w:val="40"/>
+              </w:rPr>
+              <w:t>–</w:t>
+            </w:r>
+            <w:r>
+              <w:rPr>
+                <w:rFonts w:ascii="BRH Devanagari Extra" w:hAnsi="BRH Devanagari Extra" w:cs="BRH Devanagari Extra"/>
+                <w:color w:val="000000"/>
+                <w:sz w:val="32"/>
+                <w:szCs w:val="40"/>
+                <w:highlight w:val="green"/>
+              </w:rPr>
+              <w:t>lSìÉaÉëÉ</w:t>
+            </w:r>
+            <w:r>
+              <w:rPr>
+                <w:rFonts w:ascii="BRH Devanagari Extra" w:hAnsi="BRH Devanagari Extra" w:cs="BRH Devanagari Extra"/>
+                <w:color w:val="000000"/>
+                <w:sz w:val="32"/>
+                <w:szCs w:val="40"/>
+                <w:highlight w:val="yellow"/>
+              </w:rPr>
+              <w:t>ÿ</w:t>
+            </w:r>
+            <w:r>
+              <w:rPr>
+                <w:rFonts w:ascii="BRH Devanagari Extra" w:hAnsi="BRH Devanagari Extra" w:cs="BRH Devanagari Extra"/>
+                <w:color w:val="000000"/>
+                <w:sz w:val="32"/>
+                <w:szCs w:val="40"/>
+              </w:rPr>
+              <w:t>È | ÍkÉrÉþÎlkÉrÉqÉç |</w:t>
+            </w:r>
+          </w:p>
+          <w:p>
+            <w:pPr>
+              <w:widowControl w:val="0"/>
+              <w:autoSpaceDE w:val="0"/>
+              <w:autoSpaceDN w:val="0"/>
+              <w:adjustRightInd w:val="0"/>
+              <w:spacing w:before="0" w:line="240" w:lineRule="auto"/>
+              <w:rPr>
+                <w:rFonts w:ascii="BRH Devanagari Extra" w:hAnsi="BRH Devanagari Extra" w:cs="BRH Devanagari Extra"/>
+                <w:color w:val="000000"/>
+                <w:sz w:val="32"/>
+                <w:szCs w:val="40"/>
+              </w:rPr>
+            </w:pPr>
+            <w:r>
+              <w:rPr>
+                <w:rFonts w:ascii="BRH Devanagari Extra" w:hAnsi="BRH Devanagari Extra" w:cs="BRH Devanagari Extra"/>
+                <w:color w:val="000000"/>
+                <w:sz w:val="32"/>
+                <w:szCs w:val="40"/>
+              </w:rPr>
+              <w:t>zÉÑ</w:t>
+            </w:r>
+            <w:r>
+              <w:rPr>
+                <w:rFonts w:ascii="BRH Malayalam Extra" w:hAnsi="BRH Malayalam Extra" w:cs="BRH Devanagari Extra"/>
+                <w:color w:val="000000"/>
+                <w:szCs w:val="40"/>
+              </w:rPr>
+              <w:t>–</w:t>
+            </w:r>
+            <w:r>
+              <w:rPr>
+                <w:rFonts w:ascii="BRH Devanagari Extra" w:hAnsi="BRH Devanagari Extra" w:cs="BRH Devanagari Extra"/>
+                <w:color w:val="000000"/>
+                <w:sz w:val="32"/>
+                <w:szCs w:val="40"/>
+              </w:rPr>
+              <w:t>ÂkÉþ ¶É</w:t>
+            </w:r>
+            <w:r>
+              <w:rPr>
+                <w:rFonts w:ascii="BRH Malayalam Extra" w:hAnsi="BRH Malayalam Extra" w:cs="BRH Devanagari Extra"/>
+                <w:color w:val="000000"/>
+                <w:szCs w:val="40"/>
+              </w:rPr>
+              <w:t>–</w:t>
+            </w:r>
+            <w:r>
+              <w:rPr>
+                <w:rFonts w:ascii="BRH Devanagari Extra" w:hAnsi="BRH Devanagari Extra" w:cs="BRH Devanagari Extra"/>
+                <w:color w:val="000000"/>
+                <w:sz w:val="32"/>
+                <w:szCs w:val="40"/>
+                <w:highlight w:val="green"/>
+              </w:rPr>
+              <w:t>lSìÉaÉëÉÿ</w:t>
+            </w:r>
+            <w:r>
+              <w:rPr>
+                <w:rFonts w:ascii="BRH Devanagari Extra" w:hAnsi="BRH Devanagari Extra" w:cs="BRH Devanagari Extra"/>
+                <w:color w:val="000000"/>
+                <w:sz w:val="32"/>
+                <w:szCs w:val="40"/>
+              </w:rPr>
+              <w:t xml:space="preserve"> ¶É</w:t>
+            </w:r>
+            <w:r>
+              <w:rPr>
+                <w:rFonts w:ascii="BRH Malayalam Extra" w:hAnsi="BRH Malayalam Extra" w:cs="BRH Devanagari Extra"/>
+                <w:color w:val="000000"/>
+                <w:szCs w:val="40"/>
+              </w:rPr>
+              <w:t>–</w:t>
+            </w:r>
+            <w:r>
+              <w:rPr>
+                <w:rFonts w:ascii="BRH Devanagari Extra" w:hAnsi="BRH Devanagari Extra" w:cs="BRH Devanagari Extra"/>
+                <w:color w:val="000000"/>
+                <w:sz w:val="32"/>
+                <w:szCs w:val="40"/>
+                <w:highlight w:val="green"/>
+              </w:rPr>
+              <w:t>lSìÉaÉëÉÿÈ</w:t>
+            </w:r>
+            <w:r>
+              <w:rPr>
+                <w:rFonts w:ascii="BRH Devanagari Extra" w:hAnsi="BRH Devanagari Extra" w:cs="BRH Devanagari Extra"/>
+                <w:color w:val="000000"/>
+                <w:sz w:val="32"/>
+                <w:szCs w:val="40"/>
+              </w:rPr>
+              <w:t xml:space="preserve"> zÉÑ</w:t>
+            </w:r>
+            <w:r>
+              <w:rPr>
+                <w:rFonts w:ascii="BRH Malayalam Extra" w:hAnsi="BRH Malayalam Extra" w:cs="BRH Devanagari Extra"/>
+                <w:color w:val="000000"/>
+                <w:szCs w:val="40"/>
+              </w:rPr>
+              <w:t>–</w:t>
+            </w:r>
+            <w:r>
+              <w:rPr>
+                <w:rFonts w:ascii="BRH Devanagari Extra" w:hAnsi="BRH Devanagari Extra" w:cs="BRH Devanagari Extra"/>
+                <w:color w:val="000000"/>
+                <w:sz w:val="32"/>
+                <w:szCs w:val="40"/>
+              </w:rPr>
+              <w:t>ÂkÉþÈ zÉÑ</w:t>
+            </w:r>
+            <w:r>
+              <w:rPr>
+                <w:rFonts w:ascii="BRH Malayalam Extra" w:hAnsi="BRH Malayalam Extra" w:cs="BRH Devanagari Extra"/>
+                <w:color w:val="000000"/>
+                <w:szCs w:val="40"/>
+              </w:rPr>
+              <w:t>–</w:t>
+            </w:r>
+            <w:r>
+              <w:rPr>
+                <w:rFonts w:ascii="BRH Devanagari Extra" w:hAnsi="BRH Devanagari Extra" w:cs="BRH Devanagari Extra"/>
+                <w:color w:val="000000"/>
+                <w:sz w:val="32"/>
+                <w:szCs w:val="40"/>
+              </w:rPr>
+              <w:t>ÂkÉþ ¶É</w:t>
+            </w:r>
+            <w:r>
+              <w:rPr>
+                <w:rFonts w:ascii="BRH Malayalam Extra" w:hAnsi="BRH Malayalam Extra" w:cs="BRH Devanagari Extra"/>
+                <w:color w:val="000000"/>
+                <w:szCs w:val="40"/>
+              </w:rPr>
+              <w:t>–</w:t>
+            </w:r>
+            <w:r>
+              <w:rPr>
+                <w:rFonts w:ascii="BRH Devanagari Extra" w:hAnsi="BRH Devanagari Extra" w:cs="BRH Devanagari Extra"/>
+                <w:color w:val="000000"/>
+                <w:sz w:val="32"/>
+                <w:szCs w:val="40"/>
+                <w:highlight w:val="green"/>
+              </w:rPr>
+              <w:t>lSìÉ</w:t>
+            </w:r>
+            <w:r>
+              <w:rPr>
+                <w:rFonts w:ascii="BRH Devanagari Extra" w:hAnsi="BRH Devanagari Extra" w:cs="BRH Devanagari Extra"/>
+                <w:color w:val="000000"/>
+                <w:sz w:val="32"/>
+                <w:szCs w:val="40"/>
+              </w:rPr>
+              <w:t>aÉëÉ</w:t>
+            </w:r>
+            <w:r>
+              <w:rPr>
+                <w:rFonts w:ascii="BRH Malayalam Extra" w:hAnsi="BRH Malayalam Extra" w:cs="BRH Devanagari Extra"/>
+                <w:color w:val="000000"/>
+                <w:szCs w:val="40"/>
+              </w:rPr>
+              <w:t>–</w:t>
+            </w:r>
+            <w:r>
+              <w:rPr>
+                <w:rFonts w:ascii="BRH Devanagari Extra" w:hAnsi="BRH Devanagari Extra" w:cs="BRH Devanagari Extra"/>
+                <w:color w:val="000000"/>
+                <w:sz w:val="32"/>
+                <w:szCs w:val="40"/>
+              </w:rPr>
+              <w:t xml:space="preserve"> </w:t>
+            </w:r>
+          </w:p>
+          <w:p>
+            <w:pPr>
+              <w:widowControl w:val="0"/>
+              <w:autoSpaceDE w:val="0"/>
+              <w:autoSpaceDN w:val="0"/>
+              <w:adjustRightInd w:val="0"/>
+              <w:spacing w:before="0" w:line="240" w:lineRule="auto"/>
+              <w:rPr>
+                <w:rFonts w:ascii="BRH Devanagari Extra" w:hAnsi="BRH Devanagari Extra" w:cs="BRH Devanagari Extra"/>
+                <w:color w:val="000000"/>
+                <w:sz w:val="32"/>
+                <w:szCs w:val="40"/>
+              </w:rPr>
+            </w:pPr>
+            <w:r>
+              <w:rPr>
+                <w:rFonts w:ascii="BRH Devanagari Extra" w:hAnsi="BRH Devanagari Extra" w:cs="BRH Devanagari Extra"/>
+                <w:color w:val="000000"/>
+                <w:sz w:val="32"/>
+                <w:szCs w:val="40"/>
+              </w:rPr>
+              <w:t>ÍkÉrÉþÎlkÉrÉ</w:t>
+            </w:r>
+            <w:r>
+              <w:rPr>
+                <w:rFonts w:ascii="BRH Malayalam Extra" w:hAnsi="BRH Malayalam Extra" w:cs="BRH Devanagari Extra"/>
+                <w:color w:val="000000"/>
+                <w:szCs w:val="40"/>
+              </w:rPr>
+              <w:t>–</w:t>
+            </w:r>
+            <w:r>
+              <w:rPr>
+                <w:rFonts w:ascii="BRH Devanagari Extra" w:hAnsi="BRH Devanagari Extra" w:cs="BRH Devanagari Extra"/>
+                <w:color w:val="000000"/>
+                <w:sz w:val="32"/>
+                <w:szCs w:val="40"/>
+              </w:rPr>
+              <w:t>qÉç ÍkÉrÉþÎlkÉrÉqÉç cÉ</w:t>
+            </w:r>
+            <w:r>
+              <w:rPr>
+                <w:rFonts w:ascii="BRH Malayalam Extra" w:hAnsi="BRH Malayalam Extra" w:cs="BRH Devanagari Extra"/>
+                <w:color w:val="000000"/>
+                <w:szCs w:val="40"/>
+              </w:rPr>
+              <w:t>–</w:t>
+            </w:r>
+            <w:r>
+              <w:rPr>
+                <w:rFonts w:ascii="BRH Devanagari Extra" w:hAnsi="BRH Devanagari Extra" w:cs="BRH Devanagari Extra"/>
+                <w:color w:val="000000"/>
+                <w:sz w:val="32"/>
+                <w:szCs w:val="40"/>
+                <w:highlight w:val="green"/>
+              </w:rPr>
+              <w:t>lSìÉaÉëÉÿÈ</w:t>
+            </w:r>
+            <w:r>
+              <w:rPr>
+                <w:rFonts w:ascii="BRH Devanagari Extra" w:hAnsi="BRH Devanagari Extra" w:cs="BRH Devanagari Extra"/>
+                <w:color w:val="000000"/>
+                <w:sz w:val="32"/>
+                <w:szCs w:val="40"/>
+              </w:rPr>
+              <w:t xml:space="preserve"> zÉÑ</w:t>
+            </w:r>
+            <w:r>
+              <w:rPr>
+                <w:rFonts w:ascii="BRH Malayalam Extra" w:hAnsi="BRH Malayalam Extra" w:cs="BRH Devanagari Extra"/>
+                <w:color w:val="000000"/>
+                <w:szCs w:val="40"/>
+              </w:rPr>
+              <w:t>–</w:t>
+            </w:r>
+            <w:r>
+              <w:rPr>
+                <w:rFonts w:ascii="BRH Devanagari Extra" w:hAnsi="BRH Devanagari Extra" w:cs="BRH Devanagari Extra"/>
+                <w:color w:val="000000"/>
+                <w:sz w:val="32"/>
+                <w:szCs w:val="40"/>
+              </w:rPr>
+              <w:t>ÂkÉþÈ zÉÑ</w:t>
+            </w:r>
+            <w:r>
+              <w:rPr>
+                <w:rFonts w:ascii="BRH Malayalam Extra" w:hAnsi="BRH Malayalam Extra" w:cs="BRH Devanagari Extra"/>
+                <w:color w:val="000000"/>
+                <w:szCs w:val="40"/>
+              </w:rPr>
+              <w:t>–</w:t>
+            </w:r>
+            <w:r>
+              <w:rPr>
+                <w:rFonts w:ascii="BRH Devanagari Extra" w:hAnsi="BRH Devanagari Extra" w:cs="BRH Devanagari Extra"/>
+                <w:color w:val="000000"/>
+                <w:sz w:val="32"/>
+                <w:szCs w:val="40"/>
+              </w:rPr>
+              <w:t xml:space="preserve">ÂkÉþ </w:t>
+            </w:r>
+          </w:p>
+          <w:p>
+            <w:pPr>
+              <w:widowControl w:val="0"/>
+              <w:autoSpaceDE w:val="0"/>
+              <w:autoSpaceDN w:val="0"/>
+              <w:adjustRightInd w:val="0"/>
+              <w:spacing w:before="0" w:line="240" w:lineRule="auto"/>
+              <w:rPr>
+                <w:rFonts w:ascii="BRH Devanagari Extra" w:hAnsi="BRH Devanagari Extra" w:cs="BRH Devanagari Extra"/>
+                <w:color w:val="000000"/>
+                <w:sz w:val="32"/>
+                <w:szCs w:val="40"/>
+              </w:rPr>
+            </w:pPr>
+            <w:r>
+              <w:rPr>
+                <w:rFonts w:ascii="BRH Devanagari Extra" w:hAnsi="BRH Devanagari Extra" w:cs="BRH Devanagari Extra"/>
+                <w:color w:val="000000"/>
+                <w:sz w:val="32"/>
+                <w:szCs w:val="40"/>
+              </w:rPr>
+              <w:t>¶É</w:t>
+            </w:r>
+            <w:r>
+              <w:rPr>
+                <w:rFonts w:ascii="BRH Malayalam Extra" w:hAnsi="BRH Malayalam Extra" w:cs="BRH Devanagari Extra"/>
+                <w:color w:val="000000"/>
+                <w:szCs w:val="40"/>
+                <w:highlight w:val="green"/>
+              </w:rPr>
+              <w:t>–</w:t>
+            </w:r>
+            <w:r>
+              <w:rPr>
+                <w:rFonts w:ascii="BRH Devanagari Extra" w:hAnsi="BRH Devanagari Extra" w:cs="BRH Devanagari Extra"/>
+                <w:color w:val="000000"/>
+                <w:sz w:val="32"/>
+                <w:szCs w:val="40"/>
+                <w:highlight w:val="green"/>
+              </w:rPr>
+              <w:t>lSìÉ</w:t>
+            </w:r>
+            <w:r>
+              <w:rPr>
+                <w:rFonts w:ascii="BRH Devanagari Extra" w:hAnsi="BRH Devanagari Extra" w:cs="BRH Devanagari Extra"/>
+                <w:color w:val="000000"/>
+                <w:sz w:val="32"/>
+                <w:szCs w:val="40"/>
+              </w:rPr>
+              <w:t>aÉëÉ</w:t>
+            </w:r>
+            <w:r>
+              <w:rPr>
+                <w:rFonts w:ascii="BRH Malayalam Extra" w:hAnsi="BRH Malayalam Extra" w:cs="BRH Devanagari Extra"/>
+                <w:color w:val="000000"/>
+                <w:szCs w:val="40"/>
+              </w:rPr>
+              <w:t>–</w:t>
+            </w:r>
+            <w:r>
+              <w:rPr>
+                <w:rFonts w:ascii="BRH Devanagari Extra" w:hAnsi="BRH Devanagari Extra" w:cs="BRH Devanagari Extra"/>
+                <w:color w:val="000000"/>
+                <w:sz w:val="32"/>
+                <w:szCs w:val="40"/>
+              </w:rPr>
+              <w:t xml:space="preserve"> ÍkÉrÉþÎlkÉrÉqÉç | </w:t>
+            </w:r>
+          </w:p>
+          <w:p>
+            <w:pPr>
+              <w:widowControl w:val="0"/>
+              <w:autoSpaceDE w:val="0"/>
+              <w:autoSpaceDN w:val="0"/>
+              <w:adjustRightInd w:val="0"/>
+              <w:spacing w:before="0" w:line="240" w:lineRule="auto"/>
+              <w:rPr>
+                <w:rFonts w:ascii="BRH Devanagari Extra" w:hAnsi="BRH Devanagari Extra" w:cs="BRH Devanagari Extra"/>
+                <w:color w:val="000000"/>
+                <w:sz w:val="32"/>
+                <w:szCs w:val="40"/>
+              </w:rPr>
+            </w:pPr>
+            <w:r>
+              <w:rPr>
+                <w:rFonts w:cs="BRH Devanagari Extra"/>
+                <w:color w:val="000000"/>
+                <w:szCs w:val="40"/>
+              </w:rPr>
+              <w:t>37</w:t>
+            </w:r>
+            <w:r>
+              <w:rPr>
+                <w:rFonts w:ascii="BRH Devanagari Extra" w:hAnsi="BRH Devanagari Extra" w:cs="BRH Devanagari Extra"/>
+                <w:color w:val="000000"/>
+                <w:sz w:val="32"/>
+                <w:szCs w:val="40"/>
+              </w:rPr>
+              <w:t>)</w:t>
+            </w:r>
+            <w:r>
+              <w:rPr>
+                <w:rFonts w:ascii="BRH Devanagari Extra" w:hAnsi="BRH Devanagari Extra" w:cs="BRH Devanagari Extra"/>
+                <w:color w:val="000000"/>
+                <w:sz w:val="32"/>
+                <w:szCs w:val="40"/>
+              </w:rPr>
+              <w:tab/>
+            </w:r>
+            <w:r>
+              <w:rPr>
+                <w:rFonts w:cs="BRH Devanagari Extra"/>
+                <w:color w:val="000000"/>
+                <w:szCs w:val="40"/>
+              </w:rPr>
+              <w:t>1</w:t>
+            </w:r>
+            <w:r>
+              <w:rPr>
+                <w:rFonts w:ascii="BRH Devanagari Extra" w:hAnsi="BRH Devanagari Extra" w:cs="BRH Devanagari Extra"/>
+                <w:color w:val="000000"/>
+                <w:sz w:val="32"/>
+                <w:szCs w:val="40"/>
+              </w:rPr>
+              <w:t>.</w:t>
+            </w:r>
+            <w:r>
+              <w:rPr>
+                <w:rFonts w:cs="BRH Devanagari Extra"/>
+                <w:color w:val="000000"/>
+                <w:szCs w:val="40"/>
+              </w:rPr>
+              <w:t>1</w:t>
+            </w:r>
+            <w:r>
+              <w:rPr>
+                <w:rFonts w:ascii="BRH Devanagari Extra" w:hAnsi="BRH Devanagari Extra" w:cs="BRH Devanagari Extra"/>
+                <w:color w:val="000000"/>
+                <w:sz w:val="32"/>
+                <w:szCs w:val="40"/>
+              </w:rPr>
+              <w:t>.</w:t>
+            </w:r>
+            <w:r>
+              <w:rPr>
+                <w:rFonts w:cs="BRH Devanagari Extra"/>
+                <w:color w:val="000000"/>
+                <w:szCs w:val="40"/>
+              </w:rPr>
+              <w:t>14</w:t>
+            </w:r>
+            <w:r>
+              <w:rPr>
+                <w:rFonts w:ascii="BRH Devanagari Extra" w:hAnsi="BRH Devanagari Extra" w:cs="BRH Devanagari Extra"/>
+                <w:color w:val="000000"/>
+                <w:sz w:val="32"/>
+                <w:szCs w:val="40"/>
+              </w:rPr>
+              <w:t>.</w:t>
+            </w:r>
+            <w:r>
+              <w:rPr>
+                <w:rFonts w:cs="BRH Devanagari Extra"/>
+                <w:color w:val="000000"/>
+                <w:szCs w:val="40"/>
+              </w:rPr>
+              <w:t>2</w:t>
+            </w:r>
+            <w:r>
+              <w:rPr>
+                <w:rFonts w:ascii="BRH Devanagari Extra" w:hAnsi="BRH Devanagari Extra" w:cs="BRH Devanagari Extra"/>
+                <w:color w:val="000000"/>
+                <w:sz w:val="32"/>
+                <w:szCs w:val="40"/>
+              </w:rPr>
+              <w:t>(</w:t>
+            </w:r>
+            <w:r>
+              <w:rPr>
+                <w:rFonts w:cs="BRH Devanagari Extra"/>
+                <w:color w:val="000000"/>
+                <w:szCs w:val="40"/>
+              </w:rPr>
+              <w:t>34</w:t>
+            </w:r>
+            <w:r>
+              <w:rPr>
+                <w:rFonts w:ascii="BRH Devanagari Extra" w:hAnsi="BRH Devanagari Extra" w:cs="BRH Devanagari Extra"/>
+                <w:color w:val="000000"/>
+                <w:sz w:val="32"/>
+                <w:szCs w:val="40"/>
+              </w:rPr>
+              <w:t>)- cÉ</w:t>
+            </w:r>
+            <w:r>
+              <w:rPr>
+                <w:rFonts w:ascii="BRH Malayalam Extra" w:hAnsi="BRH Malayalam Extra" w:cs="BRH Devanagari Extra"/>
+                <w:color w:val="000000"/>
+                <w:szCs w:val="40"/>
+              </w:rPr>
+              <w:t>–</w:t>
+            </w:r>
+            <w:r>
+              <w:rPr>
+                <w:rFonts w:ascii="BRH Devanagari Extra" w:hAnsi="BRH Devanagari Extra" w:cs="BRH Devanagari Extra"/>
+                <w:color w:val="000000"/>
+                <w:sz w:val="32"/>
+                <w:szCs w:val="40"/>
+                <w:highlight w:val="green"/>
+              </w:rPr>
+              <w:t>lSìÉaÉëÉ</w:t>
+            </w:r>
+            <w:r>
+              <w:rPr>
+                <w:rFonts w:ascii="BRH Devanagari Extra" w:hAnsi="BRH Devanagari Extra" w:cs="BRH Devanagari Extra"/>
+                <w:color w:val="000000"/>
+                <w:sz w:val="32"/>
+                <w:szCs w:val="40"/>
+                <w:highlight w:val="yellow"/>
+              </w:rPr>
+              <w:t>ÿ</w:t>
+            </w:r>
+            <w:r>
+              <w:rPr>
+                <w:rFonts w:ascii="BRH Devanagari Extra" w:hAnsi="BRH Devanagari Extra" w:cs="BRH Devanagari Extra"/>
+                <w:color w:val="000000"/>
+                <w:sz w:val="32"/>
+                <w:szCs w:val="40"/>
+              </w:rPr>
+              <w:t>È | ÍkÉrÉþÎlkÉrÉqÉç | xÉÏ</w:t>
+            </w:r>
+            <w:r>
+              <w:rPr>
+                <w:rFonts w:ascii="BRH Malayalam Extra" w:hAnsi="BRH Malayalam Extra" w:cs="BRH Devanagari Extra"/>
+                <w:color w:val="000000"/>
+                <w:szCs w:val="40"/>
+              </w:rPr>
+              <w:t>–</w:t>
+            </w:r>
+            <w:r>
+              <w:rPr>
+                <w:rFonts w:ascii="BRH Devanagari Extra" w:hAnsi="BRH Devanagari Extra" w:cs="BRH Devanagari Extra"/>
+                <w:color w:val="000000"/>
+                <w:sz w:val="32"/>
+                <w:szCs w:val="40"/>
+              </w:rPr>
+              <w:t>wÉ</w:t>
+            </w:r>
+            <w:r>
+              <w:rPr>
+                <w:rFonts w:ascii="BRH Malayalam Extra" w:hAnsi="BRH Malayalam Extra" w:cs="BRH Devanagari Extra"/>
+                <w:color w:val="000000"/>
+                <w:szCs w:val="40"/>
+              </w:rPr>
+              <w:t>–</w:t>
+            </w:r>
+            <w:r>
+              <w:rPr>
+                <w:rFonts w:ascii="BRH Devanagari Extra" w:hAnsi="BRH Devanagari Extra" w:cs="BRH Devanagari Extra"/>
+                <w:color w:val="000000"/>
+                <w:sz w:val="32"/>
+                <w:szCs w:val="40"/>
+              </w:rPr>
+              <w:t>kÉÉ</w:t>
+            </w:r>
+            <w:r>
+              <w:rPr>
+                <w:rFonts w:ascii="BRH Malayalam Extra" w:hAnsi="BRH Malayalam Extra" w:cs="BRH Devanagari Extra"/>
+                <w:color w:val="000000"/>
+                <w:szCs w:val="40"/>
+              </w:rPr>
+              <w:t>–</w:t>
+            </w:r>
+            <w:r>
+              <w:rPr>
+                <w:rFonts w:ascii="BRH Devanagari Extra" w:hAnsi="BRH Devanagari Extra" w:cs="BRH Devanagari Extra"/>
+                <w:color w:val="000000"/>
+                <w:sz w:val="32"/>
+                <w:szCs w:val="40"/>
+              </w:rPr>
+              <w:t>ÌiÉ</w:t>
+            </w:r>
+            <w:r>
+              <w:rPr>
+                <w:rFonts w:ascii="BRH Malayalam Extra" w:hAnsi="BRH Malayalam Extra" w:cs="BRH Devanagari Extra"/>
+                <w:color w:val="000000"/>
+                <w:szCs w:val="40"/>
+              </w:rPr>
+              <w:t>–</w:t>
+            </w:r>
+            <w:r>
+              <w:rPr>
+                <w:rFonts w:ascii="BRH Devanagari Extra" w:hAnsi="BRH Devanagari Extra" w:cs="BRH Devanagari Extra"/>
+                <w:color w:val="000000"/>
+                <w:sz w:val="32"/>
+                <w:szCs w:val="40"/>
+              </w:rPr>
+              <w:t xml:space="preserve"> |</w:t>
+            </w:r>
+          </w:p>
+          <w:p>
+            <w:pPr>
+              <w:widowControl w:val="0"/>
+              <w:autoSpaceDE w:val="0"/>
+              <w:autoSpaceDN w:val="0"/>
+              <w:adjustRightInd w:val="0"/>
+              <w:spacing w:before="0" w:line="240" w:lineRule="auto"/>
+              <w:rPr>
+                <w:rFonts w:ascii="BRH Devanagari Extra" w:hAnsi="BRH Devanagari Extra" w:cs="BRH Devanagari Extra"/>
+                <w:color w:val="000000"/>
+                <w:sz w:val="32"/>
+                <w:szCs w:val="40"/>
+              </w:rPr>
+            </w:pPr>
+            <w:r>
+              <w:rPr>
+                <w:rFonts w:ascii="BRH Devanagari Extra" w:hAnsi="BRH Devanagari Extra" w:cs="BRH Devanagari Extra"/>
+                <w:color w:val="000000"/>
+                <w:sz w:val="32"/>
+                <w:szCs w:val="40"/>
+              </w:rPr>
+              <w:t>cÉ</w:t>
+            </w:r>
+            <w:r>
+              <w:rPr>
+                <w:rFonts w:ascii="BRH Malayalam Extra" w:hAnsi="BRH Malayalam Extra" w:cs="BRH Devanagari Extra"/>
+                <w:color w:val="000000"/>
+                <w:szCs w:val="40"/>
+              </w:rPr>
+              <w:t>–</w:t>
+            </w:r>
+            <w:r>
+              <w:rPr>
+                <w:rFonts w:ascii="BRH Devanagari Extra" w:hAnsi="BRH Devanagari Extra" w:cs="BRH Devanagari Extra"/>
+                <w:color w:val="000000"/>
+                <w:sz w:val="32"/>
+                <w:szCs w:val="40"/>
+                <w:highlight w:val="green"/>
+              </w:rPr>
+              <w:t>lSìÉ</w:t>
+            </w:r>
+            <w:r>
+              <w:rPr>
+                <w:rFonts w:ascii="BRH Devanagari Extra" w:hAnsi="BRH Devanagari Extra" w:cs="BRH Devanagari Extra"/>
+                <w:color w:val="000000"/>
+                <w:sz w:val="32"/>
+                <w:szCs w:val="40"/>
+              </w:rPr>
+              <w:t>aÉëÉ</w:t>
+            </w:r>
+            <w:r>
+              <w:rPr>
+                <w:rFonts w:ascii="BRH Malayalam Extra" w:hAnsi="BRH Malayalam Extra" w:cs="BRH Devanagari Extra"/>
+                <w:color w:val="000000"/>
+                <w:szCs w:val="40"/>
+              </w:rPr>
+              <w:t>–</w:t>
+            </w:r>
+            <w:r>
+              <w:rPr>
+                <w:rFonts w:ascii="BRH Devanagari Extra" w:hAnsi="BRH Devanagari Extra" w:cs="BRH Devanagari Extra"/>
+                <w:color w:val="000000"/>
+                <w:sz w:val="32"/>
+                <w:szCs w:val="40"/>
+              </w:rPr>
+              <w:t xml:space="preserve"> ÍkÉrÉþÎlkÉrÉ</w:t>
+            </w:r>
+            <w:r>
+              <w:rPr>
+                <w:rFonts w:ascii="BRH Malayalam Extra" w:hAnsi="BRH Malayalam Extra" w:cs="BRH Devanagari Extra"/>
+                <w:color w:val="000000"/>
+                <w:szCs w:val="40"/>
+              </w:rPr>
+              <w:t>–</w:t>
+            </w:r>
+            <w:r>
+              <w:rPr>
+                <w:rFonts w:ascii="BRH Devanagari Extra" w:hAnsi="BRH Devanagari Extra" w:cs="BRH Devanagari Extra"/>
+                <w:color w:val="000000"/>
+                <w:sz w:val="32"/>
+                <w:szCs w:val="40"/>
+              </w:rPr>
+              <w:t>qÉç ÍkÉrÉþÎlkÉrÉqÉç cÉ</w:t>
+            </w:r>
+            <w:r>
+              <w:rPr>
+                <w:rFonts w:ascii="BRH Malayalam Extra" w:hAnsi="BRH Malayalam Extra" w:cs="BRH Devanagari Extra"/>
+                <w:color w:val="000000"/>
+                <w:szCs w:val="40"/>
+              </w:rPr>
+              <w:t>–</w:t>
+            </w:r>
+            <w:r>
+              <w:rPr>
+                <w:rFonts w:ascii="BRH Devanagari Extra" w:hAnsi="BRH Devanagari Extra" w:cs="BRH Devanagari Extra"/>
+                <w:color w:val="000000"/>
+                <w:sz w:val="32"/>
+                <w:szCs w:val="40"/>
+                <w:highlight w:val="green"/>
+              </w:rPr>
+              <w:t>lSìÉaÉëÉ</w:t>
+            </w:r>
+            <w:r>
+              <w:rPr>
+                <w:rFonts w:ascii="BRH Devanagari Extra" w:hAnsi="BRH Devanagari Extra" w:cs="BRH Devanagari Extra"/>
+                <w:color w:val="000000"/>
+                <w:sz w:val="32"/>
+                <w:szCs w:val="40"/>
+                <w:highlight w:val="yellow"/>
+              </w:rPr>
+              <w:t>ÿ</w:t>
+            </w:r>
+            <w:r>
+              <w:rPr>
+                <w:rFonts w:ascii="BRH Devanagari Extra" w:hAnsi="BRH Devanagari Extra" w:cs="BRH Devanagari Extra"/>
+                <w:color w:val="000000"/>
+                <w:sz w:val="32"/>
+                <w:szCs w:val="40"/>
+              </w:rPr>
+              <w:t xml:space="preserve"> ¶É</w:t>
+            </w:r>
+            <w:r>
+              <w:rPr>
+                <w:rFonts w:ascii="BRH Malayalam Extra" w:hAnsi="BRH Malayalam Extra" w:cs="BRH Devanagari Extra"/>
+                <w:color w:val="000000"/>
+                <w:szCs w:val="40"/>
+              </w:rPr>
+              <w:t>–</w:t>
+            </w:r>
+            <w:r>
+              <w:rPr>
+                <w:rFonts w:ascii="BRH Devanagari Extra" w:hAnsi="BRH Devanagari Extra" w:cs="BRH Devanagari Extra"/>
+                <w:color w:val="000000"/>
+                <w:sz w:val="32"/>
+                <w:szCs w:val="40"/>
+                <w:highlight w:val="green"/>
+              </w:rPr>
+              <w:t>lSìÉ</w:t>
+            </w:r>
+            <w:r>
+              <w:rPr>
+                <w:rFonts w:ascii="BRH Devanagari Extra" w:hAnsi="BRH Devanagari Extra" w:cs="BRH Devanagari Extra"/>
+                <w:color w:val="000000"/>
+                <w:sz w:val="32"/>
+                <w:szCs w:val="40"/>
+              </w:rPr>
+              <w:t>aÉëÉ</w:t>
+            </w:r>
+            <w:r>
+              <w:rPr>
+                <w:rFonts w:ascii="BRH Malayalam Extra" w:hAnsi="BRH Malayalam Extra" w:cs="BRH Devanagari Extra"/>
+                <w:color w:val="000000"/>
+                <w:szCs w:val="40"/>
+                <w:highlight w:val="yellow"/>
+              </w:rPr>
+              <w:t>–</w:t>
+            </w:r>
+            <w:r>
+              <w:rPr>
+                <w:rFonts w:ascii="BRH Devanagari Extra" w:hAnsi="BRH Devanagari Extra" w:cs="BRH Devanagari Extra"/>
+                <w:color w:val="000000"/>
+                <w:sz w:val="32"/>
+                <w:szCs w:val="40"/>
+              </w:rPr>
+              <w:t xml:space="preserve"> </w:t>
+            </w:r>
+          </w:p>
+          <w:p>
+            <w:pPr>
+              <w:widowControl w:val="0"/>
+              <w:autoSpaceDE w:val="0"/>
+              <w:autoSpaceDN w:val="0"/>
+              <w:adjustRightInd w:val="0"/>
+              <w:spacing w:before="0" w:line="240" w:lineRule="auto"/>
+              <w:rPr>
+                <w:rFonts w:ascii="BRH Devanagari Extra" w:hAnsi="BRH Devanagari Extra" w:cs="BRH Devanagari Extra"/>
+                <w:color w:val="000000"/>
+                <w:sz w:val="32"/>
+                <w:szCs w:val="40"/>
+              </w:rPr>
+            </w:pPr>
+            <w:r>
+              <w:rPr>
+                <w:rFonts w:ascii="BRH Devanagari Extra" w:hAnsi="BRH Devanagari Extra" w:cs="BRH Devanagari Extra"/>
+                <w:color w:val="000000"/>
+                <w:sz w:val="32"/>
+                <w:szCs w:val="40"/>
+              </w:rPr>
+              <w:t>ÍkÉrÉþÎlkÉrÉ</w:t>
+            </w:r>
+            <w:r>
+              <w:rPr>
+                <w:rFonts w:ascii="BRH Devanagari Extra" w:hAnsi="BRH Devanagari Extra" w:cs="BRH Devanagari Extra"/>
+                <w:color w:val="000000"/>
+                <w:sz w:val="28"/>
+                <w:szCs w:val="40"/>
+              </w:rPr>
+              <w:t>óè</w:t>
+            </w:r>
+            <w:r>
+              <w:rPr>
+                <w:rFonts w:ascii="BRH Devanagari Extra" w:hAnsi="BRH Devanagari Extra" w:cs="BRH Devanagari Extra"/>
+                <w:color w:val="000000"/>
+                <w:sz w:val="32"/>
+                <w:szCs w:val="40"/>
+              </w:rPr>
+              <w:t xml:space="preserve"> xÉÏwÉkÉÉÌiÉ xÉÏwÉkÉÉÌiÉ</w:t>
+            </w:r>
+            <w:r>
+              <w:rPr>
+                <w:rFonts w:ascii="BRH Malayalam Extra" w:hAnsi="BRH Malayalam Extra" w:cs="BRH Devanagari Extra"/>
+                <w:color w:val="000000"/>
+                <w:szCs w:val="40"/>
+              </w:rPr>
+              <w:t>–</w:t>
+            </w:r>
+            <w:r>
+              <w:rPr>
+                <w:rFonts w:ascii="BRH Devanagari Extra" w:hAnsi="BRH Devanagari Extra" w:cs="BRH Devanagari Extra"/>
+                <w:color w:val="000000"/>
+                <w:sz w:val="32"/>
+                <w:szCs w:val="40"/>
+              </w:rPr>
+              <w:t xml:space="preserve"> ÍkÉrÉþÎlkÉrÉqÉç cÉ</w:t>
+            </w:r>
+            <w:r>
+              <w:rPr>
+                <w:rFonts w:ascii="BRH Malayalam Extra" w:hAnsi="BRH Malayalam Extra" w:cs="BRH Devanagari Extra"/>
+                <w:color w:val="000000"/>
+                <w:szCs w:val="40"/>
+              </w:rPr>
+              <w:t>–</w:t>
+            </w:r>
+            <w:r>
+              <w:rPr>
+                <w:rFonts w:ascii="BRH Devanagari Extra" w:hAnsi="BRH Devanagari Extra" w:cs="BRH Devanagari Extra"/>
+                <w:color w:val="000000"/>
+                <w:sz w:val="32"/>
+                <w:szCs w:val="40"/>
+                <w:highlight w:val="green"/>
+              </w:rPr>
+              <w:t>lSìÉaÉëÉÿ</w:t>
+            </w:r>
+            <w:r>
+              <w:rPr>
+                <w:rFonts w:ascii="BRH Devanagari Extra" w:hAnsi="BRH Devanagari Extra" w:cs="BRH Devanagari Extra"/>
+                <w:color w:val="000000"/>
+                <w:sz w:val="32"/>
+                <w:szCs w:val="40"/>
+              </w:rPr>
+              <w:t xml:space="preserve"> </w:t>
+            </w:r>
+          </w:p>
+          <w:p>
+            <w:pPr>
+              <w:widowControl w:val="0"/>
+              <w:autoSpaceDE w:val="0"/>
+              <w:autoSpaceDN w:val="0"/>
+              <w:adjustRightInd w:val="0"/>
+              <w:spacing w:before="0" w:line="240" w:lineRule="auto"/>
+              <w:rPr>
+                <w:rFonts w:ascii="BRH Devanagari Extra" w:hAnsi="BRH Devanagari Extra" w:cs="BRH Devanagari Extra"/>
+                <w:color w:val="000000"/>
+                <w:sz w:val="32"/>
+                <w:szCs w:val="40"/>
+              </w:rPr>
+            </w:pPr>
+            <w:r>
+              <w:rPr>
+                <w:rFonts w:ascii="BRH Devanagari Extra" w:hAnsi="BRH Devanagari Extra" w:cs="BRH Devanagari Extra"/>
+                <w:color w:val="000000"/>
+                <w:sz w:val="32"/>
+                <w:szCs w:val="40"/>
+              </w:rPr>
+              <w:t>¶É</w:t>
+            </w:r>
+            <w:r>
+              <w:rPr>
+                <w:rFonts w:ascii="BRH Malayalam Extra" w:hAnsi="BRH Malayalam Extra" w:cs="BRH Devanagari Extra"/>
+                <w:color w:val="000000"/>
+                <w:szCs w:val="40"/>
+              </w:rPr>
+              <w:t>–</w:t>
+            </w:r>
+            <w:r>
+              <w:rPr>
+                <w:rFonts w:ascii="BRH Devanagari Extra" w:hAnsi="BRH Devanagari Extra" w:cs="BRH Devanagari Extra"/>
+                <w:color w:val="000000"/>
+                <w:sz w:val="32"/>
+                <w:szCs w:val="40"/>
+                <w:highlight w:val="green"/>
+              </w:rPr>
+              <w:t>lSìÉ</w:t>
+            </w:r>
+            <w:r>
+              <w:rPr>
+                <w:rFonts w:ascii="BRH Devanagari Extra" w:hAnsi="BRH Devanagari Extra" w:cs="BRH Devanagari Extra"/>
+                <w:color w:val="000000"/>
+                <w:sz w:val="32"/>
+                <w:szCs w:val="40"/>
+              </w:rPr>
+              <w:t>aÉëÉ</w:t>
+            </w:r>
+            <w:r>
+              <w:rPr>
+                <w:rFonts w:ascii="BRH Malayalam Extra" w:hAnsi="BRH Malayalam Extra" w:cs="BRH Devanagari Extra"/>
+                <w:color w:val="000000"/>
+                <w:szCs w:val="40"/>
+              </w:rPr>
+              <w:t>–</w:t>
+            </w:r>
+            <w:r>
+              <w:rPr>
+                <w:rFonts w:ascii="BRH Devanagari Extra" w:hAnsi="BRH Devanagari Extra" w:cs="BRH Devanagari Extra"/>
+                <w:color w:val="000000"/>
+                <w:sz w:val="32"/>
+                <w:szCs w:val="40"/>
+              </w:rPr>
+              <w:t xml:space="preserve"> ÍkÉrÉþÎlkÉrÉ</w:t>
+            </w:r>
+            <w:r>
+              <w:rPr>
+                <w:rFonts w:ascii="BRH Devanagari Extra" w:hAnsi="BRH Devanagari Extra" w:cs="BRH Devanagari Extra"/>
+                <w:color w:val="000000"/>
+                <w:sz w:val="28"/>
+                <w:szCs w:val="40"/>
+              </w:rPr>
+              <w:t>óè</w:t>
+            </w:r>
+            <w:r>
+              <w:rPr>
+                <w:rFonts w:ascii="BRH Devanagari Extra" w:hAnsi="BRH Devanagari Extra" w:cs="BRH Devanagari Extra"/>
+                <w:color w:val="000000"/>
+                <w:sz w:val="32"/>
+                <w:szCs w:val="40"/>
+              </w:rPr>
+              <w:t xml:space="preserve"> xÉÏwÉkÉÉÌiÉ | </w:t>
+            </w:r>
+          </w:p>
+          <w:p>
+            <w:pPr>
+              <w:widowControl w:val="0"/>
+              <w:autoSpaceDE w:val="0"/>
+              <w:autoSpaceDN w:val="0"/>
+              <w:adjustRightInd w:val="0"/>
+              <w:spacing w:before="0" w:line="240" w:lineRule="auto"/>
+              <w:rPr>
+                <w:rFonts w:ascii="BRH Devanagari Extra" w:hAnsi="BRH Devanagari Extra" w:cs="BRH Devanagari Extra"/>
+                <w:color w:val="000000"/>
+                <w:sz w:val="32"/>
+                <w:szCs w:val="40"/>
+              </w:rPr>
+            </w:pPr>
+            <w:r>
+              <w:rPr>
+                <w:rFonts w:cs="BRH Devanagari Extra"/>
+                <w:color w:val="000000"/>
+                <w:szCs w:val="40"/>
+              </w:rPr>
+              <w:t>38</w:t>
+            </w:r>
+            <w:r>
+              <w:rPr>
+                <w:rFonts w:ascii="BRH Devanagari Extra" w:hAnsi="BRH Devanagari Extra" w:cs="BRH Devanagari Extra"/>
+                <w:color w:val="000000"/>
+                <w:sz w:val="32"/>
+                <w:szCs w:val="40"/>
+              </w:rPr>
+              <w:t>)</w:t>
+            </w:r>
+            <w:r>
+              <w:rPr>
+                <w:rFonts w:ascii="BRH Devanagari Extra" w:hAnsi="BRH Devanagari Extra" w:cs="BRH Devanagari Extra"/>
+                <w:color w:val="000000"/>
+                <w:sz w:val="32"/>
+                <w:szCs w:val="40"/>
+              </w:rPr>
+              <w:tab/>
+            </w:r>
+            <w:r>
+              <w:rPr>
+                <w:rFonts w:cs="BRH Devanagari Extra"/>
+                <w:color w:val="000000"/>
+                <w:szCs w:val="40"/>
+              </w:rPr>
+              <w:t>1</w:t>
+            </w:r>
+            <w:r>
+              <w:rPr>
+                <w:rFonts w:ascii="BRH Devanagari Extra" w:hAnsi="BRH Devanagari Extra" w:cs="BRH Devanagari Extra"/>
+                <w:color w:val="000000"/>
+                <w:sz w:val="32"/>
+                <w:szCs w:val="40"/>
+              </w:rPr>
+              <w:t>.</w:t>
+            </w:r>
+            <w:r>
+              <w:rPr>
+                <w:rFonts w:cs="BRH Devanagari Extra"/>
+                <w:color w:val="000000"/>
+                <w:szCs w:val="40"/>
+              </w:rPr>
+              <w:t>1</w:t>
+            </w:r>
+            <w:r>
+              <w:rPr>
+                <w:rFonts w:ascii="BRH Devanagari Extra" w:hAnsi="BRH Devanagari Extra" w:cs="BRH Devanagari Extra"/>
+                <w:color w:val="000000"/>
+                <w:sz w:val="32"/>
+                <w:szCs w:val="40"/>
+              </w:rPr>
+              <w:t>.</w:t>
+            </w:r>
+            <w:r>
+              <w:rPr>
+                <w:rFonts w:cs="BRH Devanagari Extra"/>
+                <w:color w:val="000000"/>
+                <w:szCs w:val="40"/>
+              </w:rPr>
+              <w:t>14</w:t>
+            </w:r>
+            <w:r>
+              <w:rPr>
+                <w:rFonts w:ascii="BRH Devanagari Extra" w:hAnsi="BRH Devanagari Extra" w:cs="BRH Devanagari Extra"/>
+                <w:color w:val="000000"/>
+                <w:sz w:val="32"/>
+                <w:szCs w:val="40"/>
+              </w:rPr>
+              <w:t>.</w:t>
+            </w:r>
+            <w:r>
+              <w:rPr>
+                <w:rFonts w:cs="BRH Devanagari Extra"/>
+                <w:color w:val="000000"/>
+                <w:szCs w:val="40"/>
+              </w:rPr>
+              <w:t>2</w:t>
+            </w:r>
+            <w:r>
+              <w:rPr>
+                <w:rFonts w:ascii="BRH Devanagari Extra" w:hAnsi="BRH Devanagari Extra" w:cs="BRH Devanagari Extra"/>
+                <w:color w:val="000000"/>
+                <w:sz w:val="32"/>
+                <w:szCs w:val="40"/>
+              </w:rPr>
+              <w:t>(</w:t>
+            </w:r>
+            <w:r>
+              <w:rPr>
+                <w:rFonts w:cs="BRH Devanagari Extra"/>
+                <w:color w:val="000000"/>
+                <w:szCs w:val="40"/>
+              </w:rPr>
+              <w:t>34</w:t>
+            </w:r>
+            <w:r>
+              <w:rPr>
+                <w:rFonts w:ascii="BRH Devanagari Extra" w:hAnsi="BRH Devanagari Extra" w:cs="BRH Devanagari Extra"/>
+                <w:color w:val="000000"/>
+                <w:sz w:val="32"/>
+                <w:szCs w:val="40"/>
+              </w:rPr>
+              <w:t>)- cÉ</w:t>
+            </w:r>
+            <w:r>
+              <w:rPr>
+                <w:rFonts w:ascii="BRH Malayalam Extra" w:hAnsi="BRH Malayalam Extra" w:cs="BRH Devanagari Extra"/>
+                <w:color w:val="000000"/>
+                <w:szCs w:val="40"/>
+              </w:rPr>
+              <w:t>–</w:t>
+            </w:r>
+            <w:r>
+              <w:rPr>
+                <w:rFonts w:ascii="BRH Devanagari Extra" w:hAnsi="BRH Devanagari Extra" w:cs="BRH Devanagari Extra"/>
+                <w:color w:val="000000"/>
+                <w:sz w:val="32"/>
+                <w:szCs w:val="40"/>
+                <w:highlight w:val="green"/>
+              </w:rPr>
+              <w:t>lSìÉaÉëÉ</w:t>
+            </w:r>
+            <w:r>
+              <w:rPr>
+                <w:rFonts w:ascii="BRH Devanagari Extra" w:hAnsi="BRH Devanagari Extra" w:cs="BRH Devanagari Extra"/>
+                <w:color w:val="000000"/>
+                <w:sz w:val="32"/>
+                <w:szCs w:val="40"/>
+                <w:highlight w:val="yellow"/>
+              </w:rPr>
+              <w:t>ÿ</w:t>
+            </w:r>
+            <w:r>
+              <w:rPr>
+                <w:rFonts w:ascii="BRH Devanagari Extra" w:hAnsi="BRH Devanagari Extra" w:cs="BRH Devanagari Extra"/>
+                <w:color w:val="000000"/>
+                <w:sz w:val="32"/>
+                <w:szCs w:val="40"/>
+              </w:rPr>
+              <w:t>È |</w:t>
+            </w:r>
+          </w:p>
+          <w:p>
+            <w:pPr>
+              <w:widowControl w:val="0"/>
+              <w:autoSpaceDE w:val="0"/>
+              <w:autoSpaceDN w:val="0"/>
+              <w:adjustRightInd w:val="0"/>
+              <w:spacing w:before="0" w:line="240" w:lineRule="auto"/>
+              <w:rPr>
+                <w:rFonts w:ascii="BRH Devanagari Extra" w:hAnsi="BRH Devanagari Extra" w:cs="BRH Devanagari Extra"/>
+                <w:color w:val="000000"/>
+                <w:sz w:val="32"/>
+                <w:szCs w:val="40"/>
+              </w:rPr>
+            </w:pPr>
+            <w:r>
+              <w:rPr>
+                <w:rFonts w:ascii="BRH Devanagari Extra" w:hAnsi="BRH Devanagari Extra" w:cs="BRH Devanagari Extra"/>
+                <w:color w:val="000000"/>
+                <w:sz w:val="32"/>
+                <w:szCs w:val="40"/>
+              </w:rPr>
+              <w:t>cÉ</w:t>
+            </w:r>
+            <w:r>
+              <w:rPr>
+                <w:rFonts w:ascii="BRH Malayalam Extra" w:hAnsi="BRH Malayalam Extra" w:cs="BRH Devanagari Extra"/>
+                <w:color w:val="000000"/>
+                <w:szCs w:val="40"/>
+              </w:rPr>
+              <w:t>–</w:t>
+            </w:r>
+            <w:r>
+              <w:rPr>
+                <w:rFonts w:ascii="BRH Devanagari Extra" w:hAnsi="BRH Devanagari Extra" w:cs="BRH Devanagari Extra"/>
+                <w:color w:val="000000"/>
+                <w:sz w:val="32"/>
+                <w:szCs w:val="40"/>
+              </w:rPr>
+              <w:t>lSìÉaÉëÉ</w:t>
+            </w:r>
+            <w:r>
+              <w:rPr>
+                <w:rFonts w:ascii="BRH Malayalam Extra" w:hAnsi="BRH Malayalam Extra" w:cs="BRH Devanagari Extra"/>
+                <w:color w:val="000000"/>
+                <w:szCs w:val="40"/>
+              </w:rPr>
+              <w:t>–</w:t>
+            </w:r>
+            <w:r>
+              <w:rPr>
+                <w:rFonts w:ascii="BRH Devanagari Extra" w:hAnsi="BRH Devanagari Extra" w:cs="BRH Devanagari Extra"/>
+                <w:color w:val="000000"/>
+                <w:sz w:val="32"/>
+                <w:szCs w:val="40"/>
+              </w:rPr>
+              <w:t xml:space="preserve"> CÌiÉþ cÉ</w:t>
+            </w:r>
+            <w:r>
+              <w:rPr>
+                <w:rFonts w:ascii="BRH Malayalam Extra" w:hAnsi="BRH Malayalam Extra" w:cs="BRH Devanagari Extra"/>
+                <w:color w:val="000000"/>
+                <w:szCs w:val="40"/>
+              </w:rPr>
+              <w:t>–</w:t>
+            </w:r>
+            <w:r>
+              <w:rPr>
+                <w:rFonts w:ascii="BRH Devanagari Extra" w:hAnsi="BRH Devanagari Extra" w:cs="BRH Devanagari Extra"/>
+                <w:color w:val="000000"/>
+                <w:sz w:val="32"/>
+                <w:szCs w:val="40"/>
+              </w:rPr>
+              <w:t>lSì - A</w:t>
+            </w:r>
+            <w:r>
+              <w:rPr>
+                <w:rFonts w:ascii="BRH Malayalam Extra" w:hAnsi="BRH Malayalam Extra" w:cs="BRH Devanagari Extra"/>
+                <w:color w:val="000000"/>
+                <w:szCs w:val="40"/>
+              </w:rPr>
+              <w:t>–</w:t>
+            </w:r>
+            <w:r>
+              <w:rPr>
+                <w:rFonts w:ascii="BRH Devanagari Extra" w:hAnsi="BRH Devanagari Extra" w:cs="BRH Devanagari Extra"/>
+                <w:color w:val="000000"/>
+                <w:sz w:val="32"/>
+                <w:szCs w:val="40"/>
+              </w:rPr>
+              <w:t>aÉëÉ</w:t>
+            </w:r>
+            <w:r>
+              <w:rPr>
+                <w:rFonts w:ascii="BRH Malayalam Extra" w:hAnsi="BRH Malayalam Extra" w:cs="BRH Devanagari Extra"/>
+                <w:color w:val="000000"/>
+                <w:szCs w:val="40"/>
+              </w:rPr>
+              <w:t>–</w:t>
+            </w:r>
+            <w:r>
+              <w:rPr>
+                <w:rFonts w:ascii="BRH Devanagari Extra" w:hAnsi="BRH Devanagari Extra" w:cs="BRH Devanagari Extra"/>
+                <w:color w:val="000000"/>
+                <w:sz w:val="32"/>
+                <w:szCs w:val="40"/>
+              </w:rPr>
+              <w:t xml:space="preserve">È | </w:t>
+            </w:r>
+          </w:p>
+          <w:p>
+            <w:pPr>
+              <w:widowControl w:val="0"/>
+              <w:autoSpaceDE w:val="0"/>
+              <w:autoSpaceDN w:val="0"/>
+              <w:adjustRightInd w:val="0"/>
+              <w:spacing w:before="0" w:line="240" w:lineRule="auto"/>
+              <w:rPr>
+                <w:rFonts w:cs="BRH Devanagari Extra"/>
+                <w:color w:val="000000"/>
+                <w:szCs w:val="40"/>
+              </w:rPr>
+            </w:pPr>
+            <w:r>
+              <w:rPr>
+                <w:rFonts w:ascii="BRH Devanagari Extra" w:hAnsi="BRH Devanagari Extra" w:cs="BRH Devanagari Extra"/>
+                <w:color w:val="000000"/>
+                <w:sz w:val="32"/>
+                <w:szCs w:val="40"/>
+              </w:rPr>
+              <w:t>cÉ</w:t>
+            </w:r>
+            <w:r>
+              <w:rPr>
+                <w:rFonts w:ascii="BRH Malayalam Extra" w:hAnsi="BRH Malayalam Extra" w:cs="BRH Devanagari Extra"/>
+                <w:color w:val="000000"/>
+                <w:szCs w:val="40"/>
+              </w:rPr>
+              <w:t>–</w:t>
+            </w:r>
+            <w:r>
+              <w:rPr>
+                <w:rFonts w:ascii="BRH Devanagari Extra" w:hAnsi="BRH Devanagari Extra" w:cs="BRH Devanagari Extra"/>
+                <w:color w:val="000000"/>
+                <w:sz w:val="32"/>
+                <w:szCs w:val="40"/>
+              </w:rPr>
+              <w:t>lSìÉaÉëÉ</w:t>
+            </w:r>
+            <w:r>
+              <w:rPr>
+                <w:rFonts w:ascii="BRH Malayalam Extra" w:hAnsi="BRH Malayalam Extra" w:cs="BRH Devanagari Extra"/>
+                <w:color w:val="000000"/>
+                <w:szCs w:val="40"/>
+              </w:rPr>
+              <w:t>–</w:t>
+            </w:r>
+            <w:r>
+              <w:rPr>
+                <w:rFonts w:ascii="BRH Devanagari Extra" w:hAnsi="BRH Devanagari Extra" w:cs="BRH Devanagari Extra"/>
+                <w:color w:val="000000"/>
+                <w:sz w:val="32"/>
+                <w:szCs w:val="40"/>
+              </w:rPr>
+              <w:t xml:space="preserve"> CÌiÉþ cÉ</w:t>
+            </w:r>
+            <w:r>
+              <w:rPr>
+                <w:rFonts w:ascii="BRH Malayalam Extra" w:hAnsi="BRH Malayalam Extra" w:cs="BRH Devanagari Extra"/>
+                <w:color w:val="000000"/>
+                <w:szCs w:val="40"/>
+              </w:rPr>
+              <w:t>–</w:t>
+            </w:r>
+            <w:r>
+              <w:rPr>
+                <w:rFonts w:ascii="BRH Devanagari Extra" w:hAnsi="BRH Devanagari Extra" w:cs="BRH Devanagari Extra"/>
+                <w:color w:val="000000"/>
+                <w:sz w:val="32"/>
+                <w:szCs w:val="40"/>
+              </w:rPr>
+              <w:t>lSì - A</w:t>
+            </w:r>
+            <w:r>
+              <w:rPr>
+                <w:rFonts w:ascii="BRH Malayalam Extra" w:hAnsi="BRH Malayalam Extra" w:cs="BRH Devanagari Extra"/>
+                <w:color w:val="000000"/>
+                <w:szCs w:val="40"/>
+              </w:rPr>
+              <w:t>–</w:t>
+            </w:r>
+            <w:r>
+              <w:rPr>
+                <w:rFonts w:ascii="BRH Devanagari Extra" w:hAnsi="BRH Devanagari Extra" w:cs="BRH Devanagari Extra"/>
+                <w:color w:val="000000"/>
+                <w:sz w:val="32"/>
+                <w:szCs w:val="40"/>
+              </w:rPr>
+              <w:t>aÉëÉ</w:t>
+            </w:r>
+            <w:r>
+              <w:rPr>
+                <w:rFonts w:ascii="BRH Malayalam Extra" w:hAnsi="BRH Malayalam Extra" w:cs="BRH Devanagari Extra"/>
+                <w:color w:val="000000"/>
+                <w:szCs w:val="40"/>
+              </w:rPr>
+              <w:t>–</w:t>
+            </w:r>
+            <w:r>
+              <w:rPr>
+                <w:rFonts w:ascii="BRH Devanagari Extra" w:hAnsi="BRH Devanagari Extra" w:cs="BRH Devanagari Extra"/>
+                <w:color w:val="000000"/>
+                <w:sz w:val="32"/>
+                <w:szCs w:val="40"/>
+              </w:rPr>
+              <w:t xml:space="preserve">È | </w:t>
+            </w:r>
+          </w:p>
+        </w:tc>
+      </w:tr>
     </w:tbl>
-    <w:p>
-      <w:pPr>
-        <w:spacing w:before="0" w:line="240" w:lineRule="auto"/>
-        <w:jc w:val="center"/>
-        <w:rPr>
-          <w:b/>
-          <w:bCs/>
-          <w:sz w:val="32"/>
-          <w:szCs w:val="32"/>
-          <w:u w:val="single"/>
-        </w:rPr>
-      </w:pPr>
-    </w:p>
-    <w:p>
-      <w:pPr>
-        <w:spacing w:before="0" w:line="240" w:lineRule="auto"/>
-        <w:jc w:val="center"/>
-        <w:rPr>
-          <w:b/>
-          <w:bCs/>
-          <w:sz w:val="32"/>
-          <w:szCs w:val="32"/>
-          <w:u w:val="single"/>
-        </w:rPr>
-      </w:pPr>
-    </w:p>
-    <w:p>
-      <w:pPr>
-        <w:spacing w:before="0" w:line="240" w:lineRule="auto"/>
-        <w:jc w:val="center"/>
-        <w:rPr>
-          <w:b/>
-          <w:bCs/>
-          <w:sz w:val="32"/>
-          <w:szCs w:val="32"/>
-          <w:u w:val="single"/>
-        </w:rPr>
-      </w:pPr>
-    </w:p>
     <w:p>
       <w:pPr>
         <w:spacing w:before="0" w:line="240" w:lineRule="auto"/>
@@ -2894,6 +7177,7 @@
           <w:szCs w:val="32"/>
           <w:u w:val="single"/>
         </w:rPr>
+        <w:lastRenderedPageBreak/>
         <w:t xml:space="preserve">TS Ghanam – TS 1.1 </w:t>
       </w:r>
       <w:r>
@@ -3550,7 +7834,6 @@
                 <w:cs/>
                 <w:lang w:bidi="ta-IN"/>
               </w:rPr>
-              <w:lastRenderedPageBreak/>
               <w:t>அ</w:t>
             </w:r>
             <w:r>
@@ -4041,7 +8324,6 @@
                 <w:szCs w:val="28"/>
                 <w:u w:val="single"/>
               </w:rPr>
-              <w:lastRenderedPageBreak/>
               <w:t>TS 1.1.1.1 Ghanam</w:t>
             </w:r>
           </w:p>
@@ -4514,7 +8796,6 @@
                 <w:cs/>
                 <w:lang w:bidi="ta-IN"/>
               </w:rPr>
-              <w:lastRenderedPageBreak/>
               <w:t>அ</w:t>
             </w:r>
             <w:r>
@@ -5301,7 +9582,6 @@
                 <w:cs/>
                 <w:lang w:bidi="ta-IN"/>
               </w:rPr>
-              <w:lastRenderedPageBreak/>
               <w:t>54)</w:t>
             </w:r>
             <w:r>
@@ -5969,6 +10249,7 @@
                 <w:cs/>
                 <w:lang w:bidi="ta-IN"/>
               </w:rPr>
+              <w:lastRenderedPageBreak/>
               <w:t xml:space="preserve">ஸம் </w:t>
             </w:r>
             <w:r>
@@ -6602,7 +10883,6 @@
                 <w:cs/>
                 <w:lang w:bidi="ta-IN"/>
               </w:rPr>
-              <w:lastRenderedPageBreak/>
               <w:t>வி</w:t>
             </w:r>
             <w:r>
@@ -7578,6 +11858,7 @@
                 <w:cs/>
                 <w:lang w:bidi="ta-IN"/>
               </w:rPr>
+              <w:lastRenderedPageBreak/>
               <w:t xml:space="preserve">ஸம் </w:t>
             </w:r>
             <w:r>
@@ -8228,7 +12509,6 @@
                 <w:cs/>
                 <w:lang w:bidi="ta-IN"/>
               </w:rPr>
-              <w:lastRenderedPageBreak/>
               <w:t>வி</w:t>
             </w:r>
             <w:r>
@@ -11218,6 +15498,7 @@
                 <w:szCs w:val="28"/>
                 <w:u w:val="single"/>
               </w:rPr>
+              <w:lastRenderedPageBreak/>
               <w:t>TS 1.1.8.1 Ghanam</w:t>
             </w:r>
           </w:p>
@@ -11959,7 +16240,6 @@
                 <w:szCs w:val="28"/>
                 <w:lang w:bidi="ta-IN"/>
               </w:rPr>
-              <w:lastRenderedPageBreak/>
               <w:t xml:space="preserve">No change in following </w:t>
             </w:r>
             <w:r>
@@ -12068,7 +16348,6 @@
                 <w:cs/>
                 <w:lang w:bidi="ta-IN"/>
               </w:rPr>
-              <w:lastRenderedPageBreak/>
               <w:t>26)</w:t>
             </w:r>
             <w:r>
@@ -13431,6 +17710,7 @@
                 <w:cs/>
                 <w:lang w:bidi="ta-IN"/>
               </w:rPr>
+              <w:lastRenderedPageBreak/>
               <w:t>உத் பு</w:t>
             </w:r>
             <w:r>
@@ -13860,6 +18140,7 @@
                 <w:cs/>
                 <w:lang w:bidi="ta-IN"/>
               </w:rPr>
+              <w:lastRenderedPageBreak/>
               <w:t>46)</w:t>
             </w:r>
             <w:r>
@@ -14675,6 +18956,7 @@
                 <w:cs/>
                 <w:lang w:bidi="ta-IN"/>
               </w:rPr>
+              <w:lastRenderedPageBreak/>
               <w:t>உத் பு</w:t>
             </w:r>
             <w:r>
@@ -17291,6 +21573,7 @@
                 <w:szCs w:val="24"/>
                 <w:lang w:bidi="ta-IN"/>
               </w:rPr>
+              <w:lastRenderedPageBreak/>
               <w:t>Å</w:t>
             </w:r>
             <w:r>
@@ -17962,7 +22245,6 @@
                 <w:cs/>
                 <w:lang w:bidi="ta-IN"/>
               </w:rPr>
-              <w:lastRenderedPageBreak/>
               <w:t>க</w:t>
             </w:r>
             <w:r>
@@ -20917,6 +25199,7 @@
                 <w:cs/>
                 <w:lang w:bidi="ta-IN"/>
               </w:rPr>
+              <w:lastRenderedPageBreak/>
               <w:t>தே</w:t>
             </w:r>
             <w:r>
@@ -21500,7 +25783,6 @@
                 <w:cs/>
                 <w:lang w:bidi="ta-IN"/>
               </w:rPr>
-              <w:lastRenderedPageBreak/>
               <w:t>க</w:t>
             </w:r>
             <w:r>
@@ -22169,7 +26451,6 @@
                 <w:cs/>
                 <w:lang w:bidi="ta-IN"/>
               </w:rPr>
-              <w:lastRenderedPageBreak/>
               <w:t>39)</w:t>
             </w:r>
             <w:r>
@@ -23863,6 +28144,7 @@
                 <w:cs/>
                 <w:lang w:bidi="ta-IN"/>
               </w:rPr>
+              <w:lastRenderedPageBreak/>
               <w:t>27)</w:t>
             </w:r>
             <w:r>
@@ -24278,7 +28560,6 @@
                 <w:cs/>
                 <w:lang w:bidi="ta-IN"/>
               </w:rPr>
-              <w:lastRenderedPageBreak/>
               <w:t>அக்</w:t>
             </w:r>
             <w:r>
@@ -27371,6 +31652,7 @@
                 <w:cs/>
                 <w:lang w:bidi="ta-IN"/>
               </w:rPr>
+              <w:lastRenderedPageBreak/>
               <w:t>27)</w:t>
             </w:r>
             <w:r>
@@ -27786,7 +32068,6 @@
                 <w:cs/>
                 <w:lang w:bidi="ta-IN"/>
               </w:rPr>
-              <w:lastRenderedPageBreak/>
               <w:t>அக்</w:t>
             </w:r>
             <w:r>
@@ -29928,7 +34209,6 @@
                 <w:cs/>
                 <w:lang w:bidi="ta-IN"/>
               </w:rPr>
-              <w:lastRenderedPageBreak/>
               <w:t>31)</w:t>
             </w:r>
             <w:r>
@@ -30934,6 +35214,7 @@
                 <w:cs/>
                 <w:lang w:bidi="ta-IN"/>
               </w:rPr>
+              <w:lastRenderedPageBreak/>
               <w:t>29)</w:t>
             </w:r>
             <w:r>
@@ -31537,7 +35818,6 @@
                 <w:cs/>
                 <w:lang w:bidi="ta-IN"/>
               </w:rPr>
-              <w:lastRenderedPageBreak/>
               <w:t>1</w:t>
             </w:r>
             <w:r>
@@ -34437,6 +38717,7 @@
                 <w:cs/>
                 <w:lang w:bidi="ta-IN"/>
               </w:rPr>
+              <w:lastRenderedPageBreak/>
               <w:t>உ</w:t>
             </w:r>
             <w:r>
@@ -35384,6 +39665,7 @@
                 <w:cs/>
                 <w:lang w:bidi="ta-IN"/>
               </w:rPr>
+              <w:lastRenderedPageBreak/>
               <w:t>1</w:t>
             </w:r>
             <w:r>
@@ -38333,6 +42615,7 @@
                 <w:cs/>
                 <w:lang w:bidi="ta-IN"/>
               </w:rPr>
+              <w:lastRenderedPageBreak/>
               <w:t>உ</w:t>
             </w:r>
             <w:r>
@@ -39004,7 +43287,6 @@
                 <w:cs/>
                 <w:lang w:bidi="ta-IN"/>
               </w:rPr>
-              <w:lastRenderedPageBreak/>
               <w:t>இ</w:t>
             </w:r>
             <w:r>

--- a/TS Jatai Ghanam Project/TS 1.1/TS 1.1 Ghanam Tamil Corrections.docx
+++ b/TS Jatai Ghanam Project/TS 1.1/TS 1.1 Ghanam Tamil Corrections.docx
@@ -50,10 +50,9 @@
           <w:bCs/>
           <w:sz w:val="32"/>
           <w:szCs w:val="32"/>
-          <w:highlight w:val="red"/>
           <w:u w:val="single"/>
         </w:rPr>
-        <w:t>????</w:t>
+        <w:t>30th June 2026</w:t>
       </w:r>
     </w:p>
     <w:p>
@@ -26451,6 +26450,7 @@
                 <w:cs/>
                 <w:lang w:bidi="ta-IN"/>
               </w:rPr>
+              <w:lastRenderedPageBreak/>
               <w:t>39)</w:t>
             </w:r>
             <w:r>
@@ -34209,6 +34209,7 @@
                 <w:cs/>
                 <w:lang w:bidi="ta-IN"/>
               </w:rPr>
+              <w:lastRenderedPageBreak/>
               <w:t>31)</w:t>
             </w:r>
             <w:r>
@@ -43527,6 +43528,17 @@
           <w:u w:val="single"/>
         </w:rPr>
       </w:pPr>
+      <w:r>
+        <w:rPr>
+          <w:b/>
+          <w:bCs/>
+          <w:sz w:val="32"/>
+          <w:szCs w:val="32"/>
+          <w:u w:val="single"/>
+        </w:rPr>
+        <w:lastRenderedPageBreak/>
+        <w:t>===============</w:t>
+      </w:r>
     </w:p>
     <w:p>
       <w:pPr>
@@ -43539,34 +43551,10 @@
           <w:u w:val="single"/>
         </w:rPr>
       </w:pPr>
-      <w:r>
-        <w:rPr>
-          <w:b/>
-          <w:bCs/>
-          <w:sz w:val="32"/>
-          <w:szCs w:val="32"/>
-          <w:u w:val="single"/>
-        </w:rPr>
-        <w:br w:type="page"/>
-      </w:r>
     </w:p>
     <w:p>
       <w:pPr>
         <w:spacing w:before="0" w:line="240" w:lineRule="auto"/>
-        <w:jc w:val="center"/>
-        <w:rPr>
-          <w:b/>
-          <w:bCs/>
-          <w:sz w:val="32"/>
-          <w:szCs w:val="32"/>
-          <w:u w:val="single"/>
-        </w:rPr>
-      </w:pPr>
-    </w:p>
-    <w:p>
-      <w:pPr>
-        <w:spacing w:before="0" w:line="240" w:lineRule="auto"/>
-        <w:jc w:val="center"/>
         <w:rPr>
           <w:b/>
           <w:bCs/>
@@ -44312,6 +44300,19 @@
           <w:u w:val="single"/>
         </w:rPr>
       </w:pPr>
+    </w:p>
+    <w:p>
+      <w:pPr>
+        <w:spacing w:before="0" w:line="240" w:lineRule="auto"/>
+        <w:jc w:val="center"/>
+        <w:rPr>
+          <w:b/>
+          <w:bCs/>
+          <w:sz w:val="32"/>
+          <w:szCs w:val="32"/>
+          <w:u w:val="single"/>
+        </w:rPr>
+      </w:pPr>
       <w:r>
         <w:rPr>
           <w:b/>
@@ -44692,19 +44693,6 @@
         </w:rPr>
         <w:t>====================</w:t>
       </w:r>
-    </w:p>
-    <w:p>
-      <w:pPr>
-        <w:spacing w:before="0" w:line="240" w:lineRule="auto"/>
-        <w:jc w:val="center"/>
-        <w:rPr>
-          <w:b/>
-          <w:bCs/>
-          <w:sz w:val="32"/>
-          <w:szCs w:val="32"/>
-          <w:u w:val="single"/>
-        </w:rPr>
-      </w:pPr>
     </w:p>
     <w:sectPr>
       <w:headerReference w:type="even" r:id="rId7"/>

--- a/TS Jatai Ghanam Project/TS 1.1/TS 1.1 Ghanam Tamil Corrections.docx
+++ b/TS Jatai Ghanam Project/TS 1.1/TS 1.1 Ghanam Tamil Corrections.docx
@@ -62,16 +62,14 @@
         <w:rPr>
           <w:b/>
           <w:bCs/>
-          <w:sz w:val="28"/>
-          <w:szCs w:val="32"/>
+          <w:szCs w:val="24"/>
         </w:rPr>
       </w:pPr>
       <w:r>
         <w:rPr>
           <w:b/>
           <w:bCs/>
-          <w:sz w:val="28"/>
-          <w:szCs w:val="32"/>
+          <w:szCs w:val="24"/>
         </w:rPr>
         <w:t>(ignore those which are already incorporated in your book’s version and date)</w:t>
       </w:r>
@@ -8353,6 +8351,7 @@
                 <w:cs/>
                 <w:lang w:bidi="ta-IN"/>
               </w:rPr>
+              <w:lastRenderedPageBreak/>
               <w:t>ரா</w:t>
             </w:r>
             <w:r>
@@ -48881,6 +48880,7 @@
           <w:szCs w:val="32"/>
           <w:u w:val="single"/>
         </w:rPr>
+        <w:lastRenderedPageBreak/>
         <w:t>===============</w:t>
       </w:r>
     </w:p>
